--- a/docs/26-06-28-Catatan-Faik-BLE-SmartWatch.docx
+++ b/docs/26-06-28-Catatan-Faik-BLE-SmartWatch.docx
@@ -3,70 +3,2792 @@
 <w:document xmlns:wpc="http://schemas.microsoft.com/office/word/2010/wordprocessingCanvas" xmlns:cx="http://schemas.microsoft.com/office/drawing/2014/chartex" xmlns:cx1="http://schemas.microsoft.com/office/drawing/2015/9/8/chartex" xmlns:cx2="http://schemas.microsoft.com/office/drawing/2015/10/21/chartex" xmlns:cx3="http://schemas.microsoft.com/office/drawing/2016/5/9/chartex" xmlns:cx4="http://schemas.microsoft.com/office/drawing/2016/5/10/chartex" xmlns:cx5="http://schemas.microsoft.com/office/drawing/2016/5/11/chartex" xmlns:cx6="http://schemas.microsoft.com/office/drawing/2016/5/12/chartex" xmlns:cx7="http://schemas.microsoft.com/office/drawing/2016/5/13/chartex" xmlns:cx8="http://schemas.microsoft.com/office/drawing/2016/5/14/chartex" xmlns:mc="http://schemas.openxmlformats.org/markup-compatibility/2006" xmlns:m="http://schemas.openxmlformats.org/officeDocument/2006/math" xmlns:aink="http://schemas.microsoft.com/office/drawing/2016/ink" xmlns:am3d="http://schemas.microsoft.com/office/drawing/2017/model3d" xmlns:oel="http://schemas.microsoft.com/office/2019/extlst" xmlns:r="http://schemas.openxmlformats.org/officeDocument/2006/relationships" xmlns:wp14="http://schemas.microsoft.com/office/word/2010/wordprocessingDrawing" xmlns:wp="http://schemas.openxmlformats.org/drawingml/2006/wordprocessingDrawing" xmlns:wpg="http://schemas.microsoft.com/office/word/2010/wordprocessingGroup" xmlns:wpi="http://schemas.microsoft.com/office/word/2010/wordprocessingInk" xmlns:wps="http://schemas.microsoft.com/office/word/2010/wordprocessingShape" xmlns:o="urn:schemas-microsoft-com:office:office" xmlns:v="urn:schemas-microsoft-com:vml" xmlns:w10="urn:schemas-microsoft-com:office:word" xmlns:w="http://schemas.openxmlformats.org/wordprocessingml/2006/main" xmlns:w14="http://schemas.microsoft.com/office/word/2010/wordml" xmlns:w15="http://schemas.microsoft.com/office/word/2012/wordml" xmlns:w16cex="http://schemas.microsoft.com/office/word/2018/wordml/cex" xmlns:w16cid="http://schemas.microsoft.com/office/word/2016/wordml/cid" xmlns:w16="http://schemas.microsoft.com/office/word/2018/wordml" xmlns:w16sdtdh="http://schemas.microsoft.com/office/word/2020/wordml/sdtdatahash" xmlns:w16sdtfl="http://schemas.microsoft.com/office/word/2024/wordml/sdtformatlock" xmlns:w16se="http://schemas.microsoft.com/office/word/2015/wordml/symex" xmlns:w16du="http://schemas.microsoft.com/office/word/2023/wordml/word16du" xmlns:wne="http://schemas.microsoft.com/office/word/2006/wordml" mc:Ignorable="w14 w15 w16se w16cid w16 w16cex w16sdtdh w16sdtfl w16du wp14">
   <w:body>
     <w:p>
-      <w:r>
-        <w:rPr>
+      <w:pPr>
+        <w:jc w:val="both"/>
+        <w:rPr>
+          <w:rFonts w:ascii="Times New Roman" w:hAnsi="Times New Roman" w:cs="Times New Roman"/>
+          <w:sz w:val="24"/>
+          <w:szCs w:val="24"/>
+        </w:rPr>
+      </w:pPr>
+      <w:r>
+        <w:rPr>
+          <w:rFonts w:ascii="Times New Roman" w:hAnsi="Times New Roman" w:cs="Times New Roman"/>
           <w:b/>
-          <w:sz w:val="26"/>
-        </w:rPr>
-        <w:t>CATATAN EVALUASI EMPIRIS — PENGIRIMAN DATA HR &amp; TEMUAN BACKFILL</w:t>
+          <w:sz w:val="24"/>
+          <w:szCs w:val="24"/>
+        </w:rPr>
+        <w:t>CATATAN EVALUASI</w:t>
+      </w:r>
+      <w:r>
+        <w:rPr>
+          <w:rFonts w:ascii="Times New Roman" w:hAnsi="Times New Roman" w:cs="Times New Roman"/>
+          <w:b/>
+          <w:sz w:val="24"/>
+          <w:szCs w:val="24"/>
+        </w:rPr>
+        <w:t xml:space="preserve"> </w:t>
+      </w:r>
+      <w:r>
+        <w:rPr>
+          <w:rFonts w:ascii="Times New Roman" w:hAnsi="Times New Roman" w:cs="Times New Roman"/>
+          <w:b/>
+          <w:sz w:val="24"/>
+          <w:szCs w:val="24"/>
+        </w:rPr>
+        <w:t>PENGIRIMAN DATA HR &amp; TEMUAN BACKFILL</w:t>
       </w:r>
     </w:p>
     <w:p>
-      <w:r>
-        <w:rPr>
-          <w:i/>
-          <w:sz w:val="20"/>
-        </w:rPr>
-        <w:t>28 Juni 2026 · lanjutan dari catatan 26 Juni 2026 (jalur komunikasi BLE/GATT)</w:t>
+      <w:pPr>
+        <w:jc w:val="both"/>
+        <w:rPr>
+          <w:rFonts w:ascii="Times New Roman" w:hAnsi="Times New Roman" w:cs="Times New Roman"/>
+          <w:sz w:val="24"/>
+          <w:szCs w:val="24"/>
+        </w:rPr>
+      </w:pPr>
+      <w:proofErr w:type="spellStart"/>
+      <w:r>
+        <w:rPr>
+          <w:rFonts w:ascii="Times New Roman" w:hAnsi="Times New Roman" w:cs="Times New Roman"/>
+          <w:b/>
+          <w:sz w:val="24"/>
+          <w:szCs w:val="24"/>
+        </w:rPr>
+        <w:t>Pengambilan</w:t>
+      </w:r>
+      <w:proofErr w:type="spellEnd"/>
+      <w:r>
+        <w:rPr>
+          <w:rFonts w:ascii="Times New Roman" w:hAnsi="Times New Roman" w:cs="Times New Roman"/>
+          <w:b/>
+          <w:sz w:val="24"/>
+          <w:szCs w:val="24"/>
+        </w:rPr>
+        <w:t xml:space="preserve"> Data Uji</w:t>
       </w:r>
     </w:p>
     <w:p>
-      <w:r>
-        <w:rPr>
-          <w:b/>
-          <w:sz w:val="24"/>
-        </w:rPr>
-        <w:t>Pengambilan Data Uji</w:t>
+      <w:pPr>
+        <w:jc w:val="both"/>
+        <w:rPr>
+          <w:rFonts w:ascii="Times New Roman" w:hAnsi="Times New Roman" w:cs="Times New Roman"/>
+          <w:sz w:val="24"/>
+          <w:szCs w:val="24"/>
+        </w:rPr>
+      </w:pPr>
+      <w:r>
+        <w:rPr>
+          <w:rFonts w:ascii="Times New Roman" w:hAnsi="Times New Roman" w:cs="Times New Roman"/>
+          <w:sz w:val="24"/>
+          <w:szCs w:val="24"/>
+        </w:rPr>
+        <w:t xml:space="preserve">Data </w:t>
+      </w:r>
+      <w:proofErr w:type="spellStart"/>
+      <w:r>
+        <w:rPr>
+          <w:rFonts w:ascii="Times New Roman" w:hAnsi="Times New Roman" w:cs="Times New Roman"/>
+          <w:sz w:val="24"/>
+          <w:szCs w:val="24"/>
+        </w:rPr>
+        <w:t>diambil</w:t>
+      </w:r>
+      <w:proofErr w:type="spellEnd"/>
+      <w:r>
+        <w:rPr>
+          <w:rFonts w:ascii="Times New Roman" w:hAnsi="Times New Roman" w:cs="Times New Roman"/>
+          <w:sz w:val="24"/>
+          <w:szCs w:val="24"/>
+        </w:rPr>
+        <w:t xml:space="preserve"> </w:t>
+      </w:r>
+      <w:proofErr w:type="spellStart"/>
+      <w:r>
+        <w:rPr>
+          <w:rFonts w:ascii="Times New Roman" w:hAnsi="Times New Roman" w:cs="Times New Roman"/>
+          <w:sz w:val="24"/>
+          <w:szCs w:val="24"/>
+        </w:rPr>
+        <w:t>langsung</w:t>
+      </w:r>
+      <w:proofErr w:type="spellEnd"/>
+      <w:r>
+        <w:rPr>
+          <w:rFonts w:ascii="Times New Roman" w:hAnsi="Times New Roman" w:cs="Times New Roman"/>
+          <w:sz w:val="24"/>
+          <w:szCs w:val="24"/>
+        </w:rPr>
+        <w:t xml:space="preserve"> </w:t>
+      </w:r>
+      <w:proofErr w:type="spellStart"/>
+      <w:r>
+        <w:rPr>
+          <w:rFonts w:ascii="Times New Roman" w:hAnsi="Times New Roman" w:cs="Times New Roman"/>
+          <w:sz w:val="24"/>
+          <w:szCs w:val="24"/>
+        </w:rPr>
+        <w:t>dari</w:t>
+      </w:r>
+      <w:proofErr w:type="spellEnd"/>
+      <w:r>
+        <w:rPr>
+          <w:rFonts w:ascii="Times New Roman" w:hAnsi="Times New Roman" w:cs="Times New Roman"/>
+          <w:sz w:val="24"/>
+          <w:szCs w:val="24"/>
+        </w:rPr>
+        <w:t xml:space="preserve"> </w:t>
+      </w:r>
+      <w:proofErr w:type="spellStart"/>
+      <w:r>
+        <w:rPr>
+          <w:rFonts w:ascii="Times New Roman" w:hAnsi="Times New Roman" w:cs="Times New Roman"/>
+          <w:sz w:val="24"/>
+          <w:szCs w:val="24"/>
+        </w:rPr>
+        <w:t>kedua</w:t>
+      </w:r>
+      <w:proofErr w:type="spellEnd"/>
+      <w:r>
+        <w:rPr>
+          <w:rFonts w:ascii="Times New Roman" w:hAnsi="Times New Roman" w:cs="Times New Roman"/>
+          <w:sz w:val="24"/>
+          <w:szCs w:val="24"/>
+        </w:rPr>
+        <w:t xml:space="preserve"> </w:t>
+      </w:r>
+      <w:proofErr w:type="spellStart"/>
+      <w:r>
+        <w:rPr>
+          <w:rFonts w:ascii="Times New Roman" w:hAnsi="Times New Roman" w:cs="Times New Roman"/>
+          <w:sz w:val="24"/>
+          <w:szCs w:val="24"/>
+        </w:rPr>
+        <w:t>perangkat</w:t>
+      </w:r>
+      <w:proofErr w:type="spellEnd"/>
+      <w:r>
+        <w:rPr>
+          <w:rFonts w:ascii="Times New Roman" w:hAnsi="Times New Roman" w:cs="Times New Roman"/>
+          <w:sz w:val="24"/>
+          <w:szCs w:val="24"/>
+        </w:rPr>
+        <w:t xml:space="preserve"> </w:t>
+      </w:r>
+      <w:proofErr w:type="spellStart"/>
+      <w:r>
+        <w:rPr>
+          <w:rFonts w:ascii="Times New Roman" w:hAnsi="Times New Roman" w:cs="Times New Roman"/>
+          <w:sz w:val="24"/>
+          <w:szCs w:val="24"/>
+        </w:rPr>
+        <w:t>melalui</w:t>
+      </w:r>
+      <w:proofErr w:type="spellEnd"/>
+      <w:r>
+        <w:rPr>
+          <w:rFonts w:ascii="Times New Roman" w:hAnsi="Times New Roman" w:cs="Times New Roman"/>
+          <w:sz w:val="24"/>
+          <w:szCs w:val="24"/>
+        </w:rPr>
+        <w:t xml:space="preserve"> </w:t>
+      </w:r>
+      <w:proofErr w:type="spellStart"/>
+      <w:r>
+        <w:rPr>
+          <w:rFonts w:ascii="Times New Roman" w:hAnsi="Times New Roman" w:cs="Times New Roman"/>
+          <w:sz w:val="24"/>
+          <w:szCs w:val="24"/>
+        </w:rPr>
+        <w:t>adb</w:t>
+      </w:r>
+      <w:proofErr w:type="spellEnd"/>
+      <w:r>
+        <w:rPr>
+          <w:rFonts w:ascii="Times New Roman" w:hAnsi="Times New Roman" w:cs="Times New Roman"/>
+          <w:sz w:val="24"/>
+          <w:szCs w:val="24"/>
+        </w:rPr>
+        <w:t xml:space="preserve"> (mode </w:t>
+      </w:r>
+      <w:proofErr w:type="spellStart"/>
+      <w:r>
+        <w:rPr>
+          <w:rFonts w:ascii="Times New Roman" w:hAnsi="Times New Roman" w:cs="Times New Roman"/>
+          <w:sz w:val="24"/>
+          <w:szCs w:val="24"/>
+        </w:rPr>
+        <w:t>rilis</w:t>
+      </w:r>
+      <w:proofErr w:type="spellEnd"/>
+      <w:r>
+        <w:rPr>
+          <w:rFonts w:ascii="Times New Roman" w:hAnsi="Times New Roman" w:cs="Times New Roman"/>
+          <w:sz w:val="24"/>
+          <w:szCs w:val="24"/>
+        </w:rPr>
+        <w:t xml:space="preserve">): file CSV </w:t>
+      </w:r>
+      <w:proofErr w:type="spellStart"/>
+      <w:r>
+        <w:rPr>
+          <w:rFonts w:ascii="Times New Roman" w:hAnsi="Times New Roman" w:cs="Times New Roman"/>
+          <w:sz w:val="24"/>
+          <w:szCs w:val="24"/>
+        </w:rPr>
+        <w:t>hasil</w:t>
+      </w:r>
+      <w:proofErr w:type="spellEnd"/>
+      <w:r>
+        <w:rPr>
+          <w:rFonts w:ascii="Times New Roman" w:hAnsi="Times New Roman" w:cs="Times New Roman"/>
+          <w:sz w:val="24"/>
+          <w:szCs w:val="24"/>
+        </w:rPr>
+        <w:t xml:space="preserve"> </w:t>
+      </w:r>
+      <w:proofErr w:type="spellStart"/>
+      <w:r>
+        <w:rPr>
+          <w:rFonts w:ascii="Times New Roman" w:hAnsi="Times New Roman" w:cs="Times New Roman"/>
+          <w:sz w:val="24"/>
+          <w:szCs w:val="24"/>
+        </w:rPr>
+        <w:t>ekspor</w:t>
+      </w:r>
+      <w:proofErr w:type="spellEnd"/>
+      <w:r>
+        <w:rPr>
+          <w:rFonts w:ascii="Times New Roman" w:hAnsi="Times New Roman" w:cs="Times New Roman"/>
+          <w:sz w:val="24"/>
+          <w:szCs w:val="24"/>
+        </w:rPr>
+        <w:t xml:space="preserve"> </w:t>
+      </w:r>
+      <w:proofErr w:type="spellStart"/>
+      <w:r>
+        <w:rPr>
+          <w:rFonts w:ascii="Times New Roman" w:hAnsi="Times New Roman" w:cs="Times New Roman"/>
+          <w:sz w:val="24"/>
+          <w:szCs w:val="24"/>
+        </w:rPr>
+        <w:t>ditarik</w:t>
+      </w:r>
+      <w:proofErr w:type="spellEnd"/>
+      <w:r>
+        <w:rPr>
+          <w:rFonts w:ascii="Times New Roman" w:hAnsi="Times New Roman" w:cs="Times New Roman"/>
+          <w:sz w:val="24"/>
+          <w:szCs w:val="24"/>
+        </w:rPr>
+        <w:t xml:space="preserve"> </w:t>
+      </w:r>
+      <w:proofErr w:type="spellStart"/>
+      <w:r>
+        <w:rPr>
+          <w:rFonts w:ascii="Times New Roman" w:hAnsi="Times New Roman" w:cs="Times New Roman"/>
+          <w:sz w:val="24"/>
+          <w:szCs w:val="24"/>
+        </w:rPr>
+        <w:t>dari</w:t>
+      </w:r>
+      <w:proofErr w:type="spellEnd"/>
+      <w:r>
+        <w:rPr>
+          <w:rFonts w:ascii="Times New Roman" w:hAnsi="Times New Roman" w:cs="Times New Roman"/>
+          <w:sz w:val="24"/>
+          <w:szCs w:val="24"/>
+        </w:rPr>
+        <w:t xml:space="preserve"> folder Download. Smartwatch yang </w:t>
+      </w:r>
+      <w:proofErr w:type="spellStart"/>
+      <w:r>
+        <w:rPr>
+          <w:rFonts w:ascii="Times New Roman" w:hAnsi="Times New Roman" w:cs="Times New Roman"/>
+          <w:sz w:val="24"/>
+          <w:szCs w:val="24"/>
+        </w:rPr>
+        <w:t>digunakan</w:t>
+      </w:r>
+      <w:proofErr w:type="spellEnd"/>
+      <w:r>
+        <w:rPr>
+          <w:rFonts w:ascii="Times New Roman" w:hAnsi="Times New Roman" w:cs="Times New Roman"/>
+          <w:sz w:val="24"/>
+          <w:szCs w:val="24"/>
+        </w:rPr>
+        <w:t xml:space="preserve"> </w:t>
+      </w:r>
+      <w:proofErr w:type="spellStart"/>
+      <w:r>
+        <w:rPr>
+          <w:rFonts w:ascii="Times New Roman" w:hAnsi="Times New Roman" w:cs="Times New Roman"/>
+          <w:sz w:val="24"/>
+          <w:szCs w:val="24"/>
+        </w:rPr>
+        <w:t>adalah</w:t>
+      </w:r>
+      <w:proofErr w:type="spellEnd"/>
+      <w:r>
+        <w:rPr>
+          <w:rFonts w:ascii="Times New Roman" w:hAnsi="Times New Roman" w:cs="Times New Roman"/>
+          <w:sz w:val="24"/>
+          <w:szCs w:val="24"/>
+        </w:rPr>
+        <w:t xml:space="preserve"> Samsung Galaxy Watch (SM-R860) dan smartphone Xiaomi Redmi Note 10 Pro (M2101K6G). </w:t>
+      </w:r>
+      <w:proofErr w:type="spellStart"/>
+      <w:r>
+        <w:rPr>
+          <w:rFonts w:ascii="Times New Roman" w:hAnsi="Times New Roman" w:cs="Times New Roman"/>
+          <w:sz w:val="24"/>
+          <w:szCs w:val="24"/>
+        </w:rPr>
+        <w:t>Berkas</w:t>
+      </w:r>
+      <w:proofErr w:type="spellEnd"/>
+      <w:r>
+        <w:rPr>
+          <w:rFonts w:ascii="Times New Roman" w:hAnsi="Times New Roman" w:cs="Times New Roman"/>
+          <w:sz w:val="24"/>
+          <w:szCs w:val="24"/>
+        </w:rPr>
+        <w:t xml:space="preserve"> </w:t>
+      </w:r>
+      <w:proofErr w:type="spellStart"/>
+      <w:r>
+        <w:rPr>
+          <w:rFonts w:ascii="Times New Roman" w:hAnsi="Times New Roman" w:cs="Times New Roman"/>
+          <w:sz w:val="24"/>
+          <w:szCs w:val="24"/>
+        </w:rPr>
+        <w:t>mentah</w:t>
+      </w:r>
+      <w:proofErr w:type="spellEnd"/>
+      <w:r>
+        <w:rPr>
+          <w:rFonts w:ascii="Times New Roman" w:hAnsi="Times New Roman" w:cs="Times New Roman"/>
+          <w:sz w:val="24"/>
+          <w:szCs w:val="24"/>
+        </w:rPr>
+        <w:t xml:space="preserve">: watch-2026-06-28.csv (45.446 baris) dan phone-2026-06-28.csv (42.562 baris), </w:t>
+      </w:r>
+      <w:proofErr w:type="spellStart"/>
+      <w:r>
+        <w:rPr>
+          <w:rFonts w:ascii="Times New Roman" w:hAnsi="Times New Roman" w:cs="Times New Roman"/>
+          <w:sz w:val="24"/>
+          <w:szCs w:val="24"/>
+        </w:rPr>
+        <w:t>mencakup</w:t>
+      </w:r>
+      <w:proofErr w:type="spellEnd"/>
+      <w:r>
+        <w:rPr>
+          <w:rFonts w:ascii="Times New Roman" w:hAnsi="Times New Roman" w:cs="Times New Roman"/>
+          <w:sz w:val="24"/>
+          <w:szCs w:val="24"/>
+        </w:rPr>
+        <w:t xml:space="preserve"> </w:t>
+      </w:r>
+      <w:proofErr w:type="spellStart"/>
+      <w:r>
+        <w:rPr>
+          <w:rFonts w:ascii="Times New Roman" w:hAnsi="Times New Roman" w:cs="Times New Roman"/>
+          <w:sz w:val="24"/>
+          <w:szCs w:val="24"/>
+        </w:rPr>
+        <w:t>rentang</w:t>
+      </w:r>
+      <w:proofErr w:type="spellEnd"/>
+      <w:r>
+        <w:rPr>
+          <w:rFonts w:ascii="Times New Roman" w:hAnsi="Times New Roman" w:cs="Times New Roman"/>
+          <w:sz w:val="24"/>
+          <w:szCs w:val="24"/>
+        </w:rPr>
+        <w:t xml:space="preserve"> 23–28 Juni 2026. </w:t>
+      </w:r>
+      <w:proofErr w:type="spellStart"/>
+      <w:r>
+        <w:rPr>
+          <w:rFonts w:ascii="Times New Roman" w:hAnsi="Times New Roman" w:cs="Times New Roman"/>
+          <w:sz w:val="24"/>
+          <w:szCs w:val="24"/>
+        </w:rPr>
+        <w:t>Berdasarkan</w:t>
+      </w:r>
+      <w:proofErr w:type="spellEnd"/>
+      <w:r>
+        <w:rPr>
+          <w:rFonts w:ascii="Times New Roman" w:hAnsi="Times New Roman" w:cs="Times New Roman"/>
+          <w:sz w:val="24"/>
+          <w:szCs w:val="24"/>
+        </w:rPr>
+        <w:t xml:space="preserve"> </w:t>
+      </w:r>
+      <w:proofErr w:type="spellStart"/>
+      <w:r>
+        <w:rPr>
+          <w:rFonts w:ascii="Times New Roman" w:hAnsi="Times New Roman" w:cs="Times New Roman"/>
+          <w:sz w:val="24"/>
+          <w:szCs w:val="24"/>
+        </w:rPr>
+        <w:t>jeda</w:t>
+      </w:r>
+      <w:proofErr w:type="spellEnd"/>
+      <w:r>
+        <w:rPr>
+          <w:rFonts w:ascii="Times New Roman" w:hAnsi="Times New Roman" w:cs="Times New Roman"/>
+          <w:sz w:val="24"/>
+          <w:szCs w:val="24"/>
+        </w:rPr>
+        <w:t xml:space="preserve"> </w:t>
+      </w:r>
+      <w:proofErr w:type="spellStart"/>
+      <w:r>
+        <w:rPr>
+          <w:rFonts w:ascii="Times New Roman" w:hAnsi="Times New Roman" w:cs="Times New Roman"/>
+          <w:sz w:val="24"/>
+          <w:szCs w:val="24"/>
+        </w:rPr>
+        <w:t>waktu</w:t>
+      </w:r>
+      <w:proofErr w:type="spellEnd"/>
+      <w:r>
+        <w:rPr>
+          <w:rFonts w:ascii="Times New Roman" w:hAnsi="Times New Roman" w:cs="Times New Roman"/>
+          <w:sz w:val="24"/>
+          <w:szCs w:val="24"/>
+        </w:rPr>
+        <w:t xml:space="preserve"> </w:t>
+      </w:r>
+      <w:proofErr w:type="spellStart"/>
+      <w:r>
+        <w:rPr>
+          <w:rFonts w:ascii="Times New Roman" w:hAnsi="Times New Roman" w:cs="Times New Roman"/>
+          <w:sz w:val="24"/>
+          <w:szCs w:val="24"/>
+        </w:rPr>
+        <w:t>antar-pembacaan</w:t>
+      </w:r>
+      <w:proofErr w:type="spellEnd"/>
+      <w:r>
+        <w:rPr>
+          <w:rFonts w:ascii="Times New Roman" w:hAnsi="Times New Roman" w:cs="Times New Roman"/>
+          <w:sz w:val="24"/>
+          <w:szCs w:val="24"/>
+        </w:rPr>
+        <w:t xml:space="preserve">, data </w:t>
+      </w:r>
+      <w:proofErr w:type="spellStart"/>
+      <w:r>
+        <w:rPr>
+          <w:rFonts w:ascii="Times New Roman" w:hAnsi="Times New Roman" w:cs="Times New Roman"/>
+          <w:sz w:val="24"/>
+          <w:szCs w:val="24"/>
+        </w:rPr>
+        <w:t>terbagi</w:t>
+      </w:r>
+      <w:proofErr w:type="spellEnd"/>
+      <w:r>
+        <w:rPr>
+          <w:rFonts w:ascii="Times New Roman" w:hAnsi="Times New Roman" w:cs="Times New Roman"/>
+          <w:sz w:val="24"/>
+          <w:szCs w:val="24"/>
+        </w:rPr>
+        <w:t xml:space="preserve"> </w:t>
+      </w:r>
+      <w:proofErr w:type="spellStart"/>
+      <w:r>
+        <w:rPr>
+          <w:rFonts w:ascii="Times New Roman" w:hAnsi="Times New Roman" w:cs="Times New Roman"/>
+          <w:sz w:val="24"/>
+          <w:szCs w:val="24"/>
+        </w:rPr>
+        <w:t>menjadi</w:t>
+      </w:r>
+      <w:proofErr w:type="spellEnd"/>
+      <w:r>
+        <w:rPr>
+          <w:rFonts w:ascii="Times New Roman" w:hAnsi="Times New Roman" w:cs="Times New Roman"/>
+          <w:sz w:val="24"/>
+          <w:szCs w:val="24"/>
+        </w:rPr>
+        <w:t xml:space="preserve"> </w:t>
+      </w:r>
+      <w:proofErr w:type="spellStart"/>
+      <w:r>
+        <w:rPr>
+          <w:rFonts w:ascii="Times New Roman" w:hAnsi="Times New Roman" w:cs="Times New Roman"/>
+          <w:sz w:val="24"/>
+          <w:szCs w:val="24"/>
+        </w:rPr>
+        <w:t>empat</w:t>
+      </w:r>
+      <w:proofErr w:type="spellEnd"/>
+      <w:r>
+        <w:rPr>
+          <w:rFonts w:ascii="Times New Roman" w:hAnsi="Times New Roman" w:cs="Times New Roman"/>
+          <w:sz w:val="24"/>
+          <w:szCs w:val="24"/>
+        </w:rPr>
+        <w:t xml:space="preserve"> </w:t>
+      </w:r>
+      <w:proofErr w:type="spellStart"/>
+      <w:r>
+        <w:rPr>
+          <w:rFonts w:ascii="Times New Roman" w:hAnsi="Times New Roman" w:cs="Times New Roman"/>
+          <w:sz w:val="24"/>
+          <w:szCs w:val="24"/>
+        </w:rPr>
+        <w:t>sesi</w:t>
+      </w:r>
+      <w:proofErr w:type="spellEnd"/>
+      <w:r>
+        <w:rPr>
+          <w:rFonts w:ascii="Times New Roman" w:hAnsi="Times New Roman" w:cs="Times New Roman"/>
+          <w:sz w:val="24"/>
+          <w:szCs w:val="24"/>
+        </w:rPr>
+        <w:t xml:space="preserve"> </w:t>
+      </w:r>
+      <w:proofErr w:type="spellStart"/>
+      <w:r>
+        <w:rPr>
+          <w:rFonts w:ascii="Times New Roman" w:hAnsi="Times New Roman" w:cs="Times New Roman"/>
+          <w:sz w:val="24"/>
+          <w:szCs w:val="24"/>
+        </w:rPr>
+        <w:t>pengujian</w:t>
+      </w:r>
+      <w:proofErr w:type="spellEnd"/>
+      <w:r>
+        <w:rPr>
+          <w:rFonts w:ascii="Times New Roman" w:hAnsi="Times New Roman" w:cs="Times New Roman"/>
+          <w:sz w:val="24"/>
+          <w:szCs w:val="24"/>
+        </w:rPr>
+        <w:t>.</w:t>
       </w:r>
     </w:p>
     <w:p>
-      <w:r>
-        <w:t>Data diambil langsung dari kedua perangkat melalui adb (mode rilis): file CSV hasil ekspor ditarik dari folder Download. Smartwatch yang digunakan adalah Samsung Galaxy Watch (SM-R860) dan smartphone Xiaomi Redmi Note 10 Pro (M2101K6G). Berkas mentah: watch-2026-06-28.csv (45.446 baris) dan phone-2026-06-28.csv (42.562 baris), mencakup rentang 23–28 Juni 2026. Berdasarkan jeda waktu antar-pembacaan, data terbagi menjadi empat sesi pengujian.</w:t>
+      <w:pPr>
+        <w:jc w:val="both"/>
+        <w:rPr>
+          <w:rFonts w:ascii="Times New Roman" w:hAnsi="Times New Roman" w:cs="Times New Roman"/>
+          <w:sz w:val="24"/>
+          <w:szCs w:val="24"/>
+        </w:rPr>
+      </w:pPr>
+      <w:proofErr w:type="spellStart"/>
+      <w:r>
+        <w:rPr>
+          <w:rFonts w:ascii="Times New Roman" w:hAnsi="Times New Roman" w:cs="Times New Roman"/>
+          <w:b/>
+          <w:sz w:val="24"/>
+          <w:szCs w:val="24"/>
+        </w:rPr>
+        <w:t>Pemisahan</w:t>
+      </w:r>
+      <w:proofErr w:type="spellEnd"/>
+      <w:r>
+        <w:rPr>
+          <w:rFonts w:ascii="Times New Roman" w:hAnsi="Times New Roman" w:cs="Times New Roman"/>
+          <w:b/>
+          <w:sz w:val="24"/>
+          <w:szCs w:val="24"/>
+        </w:rPr>
+        <w:t xml:space="preserve"> Data Off-Wrist (</w:t>
+      </w:r>
+      <w:proofErr w:type="spellStart"/>
+      <w:r>
+        <w:rPr>
+          <w:rFonts w:ascii="Times New Roman" w:hAnsi="Times New Roman" w:cs="Times New Roman"/>
+          <w:b/>
+          <w:sz w:val="24"/>
+          <w:szCs w:val="24"/>
+        </w:rPr>
+        <w:t>kebersihan</w:t>
+      </w:r>
+      <w:proofErr w:type="spellEnd"/>
+      <w:r>
+        <w:rPr>
+          <w:rFonts w:ascii="Times New Roman" w:hAnsi="Times New Roman" w:cs="Times New Roman"/>
+          <w:b/>
+          <w:sz w:val="24"/>
+          <w:szCs w:val="24"/>
+        </w:rPr>
+        <w:t xml:space="preserve"> data)</w:t>
       </w:r>
     </w:p>
     <w:p>
-      <w:r>
-        <w:rPr>
-          <w:b/>
-          <w:sz w:val="24"/>
-        </w:rPr>
-        <w:t>Pemisahan Data Off-Wrist (kebersihan data)</w:t>
+      <w:pPr>
+        <w:jc w:val="both"/>
+        <w:rPr>
+          <w:rFonts w:ascii="Times New Roman" w:hAnsi="Times New Roman" w:cs="Times New Roman"/>
+          <w:sz w:val="24"/>
+          <w:szCs w:val="24"/>
+        </w:rPr>
+      </w:pPr>
+      <w:r>
+        <w:rPr>
+          <w:rFonts w:ascii="Times New Roman" w:hAnsi="Times New Roman" w:cs="Times New Roman"/>
+          <w:sz w:val="24"/>
+          <w:szCs w:val="24"/>
+        </w:rPr>
+        <w:t xml:space="preserve">Ditemukan </w:t>
+      </w:r>
+      <w:proofErr w:type="spellStart"/>
+      <w:r>
+        <w:rPr>
+          <w:rFonts w:ascii="Times New Roman" w:hAnsi="Times New Roman" w:cs="Times New Roman"/>
+          <w:sz w:val="24"/>
+          <w:szCs w:val="24"/>
+        </w:rPr>
+        <w:t>bahwa</w:t>
+      </w:r>
+      <w:proofErr w:type="spellEnd"/>
+      <w:r>
+        <w:rPr>
+          <w:rFonts w:ascii="Times New Roman" w:hAnsi="Times New Roman" w:cs="Times New Roman"/>
+          <w:sz w:val="24"/>
+          <w:szCs w:val="24"/>
+        </w:rPr>
+        <w:t xml:space="preserve"> </w:t>
+      </w:r>
+      <w:proofErr w:type="spellStart"/>
+      <w:r>
+        <w:rPr>
+          <w:rFonts w:ascii="Times New Roman" w:hAnsi="Times New Roman" w:cs="Times New Roman"/>
+          <w:sz w:val="24"/>
+          <w:szCs w:val="24"/>
+        </w:rPr>
+        <w:t>hampir</w:t>
+      </w:r>
+      <w:proofErr w:type="spellEnd"/>
+      <w:r>
+        <w:rPr>
+          <w:rFonts w:ascii="Times New Roman" w:hAnsi="Times New Roman" w:cs="Times New Roman"/>
+          <w:sz w:val="24"/>
+          <w:szCs w:val="24"/>
+        </w:rPr>
+        <w:t xml:space="preserve"> </w:t>
+      </w:r>
+      <w:proofErr w:type="spellStart"/>
+      <w:r>
+        <w:rPr>
+          <w:rFonts w:ascii="Times New Roman" w:hAnsi="Times New Roman" w:cs="Times New Roman"/>
+          <w:sz w:val="24"/>
+          <w:szCs w:val="24"/>
+        </w:rPr>
+        <w:t>separuh</w:t>
+      </w:r>
+      <w:proofErr w:type="spellEnd"/>
+      <w:r>
+        <w:rPr>
+          <w:rFonts w:ascii="Times New Roman" w:hAnsi="Times New Roman" w:cs="Times New Roman"/>
+          <w:sz w:val="24"/>
+          <w:szCs w:val="24"/>
+        </w:rPr>
+        <w:t xml:space="preserve"> </w:t>
+      </w:r>
+      <w:proofErr w:type="spellStart"/>
+      <w:r>
+        <w:rPr>
+          <w:rFonts w:ascii="Times New Roman" w:hAnsi="Times New Roman" w:cs="Times New Roman"/>
+          <w:sz w:val="24"/>
+          <w:szCs w:val="24"/>
+        </w:rPr>
+        <w:t>rekaman</w:t>
+      </w:r>
+      <w:proofErr w:type="spellEnd"/>
+      <w:r>
+        <w:rPr>
+          <w:rFonts w:ascii="Times New Roman" w:hAnsi="Times New Roman" w:cs="Times New Roman"/>
+          <w:sz w:val="24"/>
+          <w:szCs w:val="24"/>
+        </w:rPr>
+        <w:t xml:space="preserve"> (22.231 </w:t>
+      </w:r>
+      <w:proofErr w:type="spellStart"/>
+      <w:r>
+        <w:rPr>
+          <w:rFonts w:ascii="Times New Roman" w:hAnsi="Times New Roman" w:cs="Times New Roman"/>
+          <w:sz w:val="24"/>
+          <w:szCs w:val="24"/>
+        </w:rPr>
+        <w:t>sampel</w:t>
+      </w:r>
+      <w:proofErr w:type="spellEnd"/>
+      <w:r>
+        <w:rPr>
+          <w:rFonts w:ascii="Times New Roman" w:hAnsi="Times New Roman" w:cs="Times New Roman"/>
+          <w:sz w:val="24"/>
+          <w:szCs w:val="24"/>
+        </w:rPr>
+        <w:t xml:space="preserve">) </w:t>
+      </w:r>
+      <w:proofErr w:type="spellStart"/>
+      <w:r>
+        <w:rPr>
+          <w:rFonts w:ascii="Times New Roman" w:hAnsi="Times New Roman" w:cs="Times New Roman"/>
+          <w:sz w:val="24"/>
+          <w:szCs w:val="24"/>
+        </w:rPr>
+        <w:t>berada</w:t>
+      </w:r>
+      <w:proofErr w:type="spellEnd"/>
+      <w:r>
+        <w:rPr>
+          <w:rFonts w:ascii="Times New Roman" w:hAnsi="Times New Roman" w:cs="Times New Roman"/>
+          <w:sz w:val="24"/>
+          <w:szCs w:val="24"/>
+        </w:rPr>
+        <w:t xml:space="preserve"> di </w:t>
+      </w:r>
+      <w:proofErr w:type="spellStart"/>
+      <w:r>
+        <w:rPr>
+          <w:rFonts w:ascii="Times New Roman" w:hAnsi="Times New Roman" w:cs="Times New Roman"/>
+          <w:sz w:val="24"/>
+          <w:szCs w:val="24"/>
+        </w:rPr>
+        <w:t>ekor</w:t>
+      </w:r>
+      <w:proofErr w:type="spellEnd"/>
+      <w:r>
+        <w:rPr>
+          <w:rFonts w:ascii="Times New Roman" w:hAnsi="Times New Roman" w:cs="Times New Roman"/>
+          <w:sz w:val="24"/>
+          <w:szCs w:val="24"/>
+        </w:rPr>
+        <w:t xml:space="preserve"> </w:t>
+      </w:r>
+      <w:proofErr w:type="spellStart"/>
+      <w:r>
+        <w:rPr>
+          <w:rFonts w:ascii="Times New Roman" w:hAnsi="Times New Roman" w:cs="Times New Roman"/>
+          <w:sz w:val="24"/>
+          <w:szCs w:val="24"/>
+        </w:rPr>
+        <w:t>sesi</w:t>
+      </w:r>
+      <w:proofErr w:type="spellEnd"/>
+      <w:r>
+        <w:rPr>
+          <w:rFonts w:ascii="Times New Roman" w:hAnsi="Times New Roman" w:cs="Times New Roman"/>
+          <w:sz w:val="24"/>
+          <w:szCs w:val="24"/>
+        </w:rPr>
+        <w:t xml:space="preserve"> </w:t>
+      </w:r>
+      <w:proofErr w:type="spellStart"/>
+      <w:r>
+        <w:rPr>
+          <w:rFonts w:ascii="Times New Roman" w:hAnsi="Times New Roman" w:cs="Times New Roman"/>
+          <w:sz w:val="24"/>
+          <w:szCs w:val="24"/>
+        </w:rPr>
+        <w:t>dengan</w:t>
+      </w:r>
+      <w:proofErr w:type="spellEnd"/>
+      <w:r>
+        <w:rPr>
+          <w:rFonts w:ascii="Times New Roman" w:hAnsi="Times New Roman" w:cs="Times New Roman"/>
+          <w:sz w:val="24"/>
+          <w:szCs w:val="24"/>
+        </w:rPr>
+        <w:t xml:space="preserve"> </w:t>
+      </w:r>
+      <w:proofErr w:type="spellStart"/>
+      <w:r>
+        <w:rPr>
+          <w:rFonts w:ascii="Times New Roman" w:hAnsi="Times New Roman" w:cs="Times New Roman"/>
+          <w:sz w:val="24"/>
+          <w:szCs w:val="24"/>
+        </w:rPr>
+        <w:t>nilai</w:t>
+      </w:r>
+      <w:proofErr w:type="spellEnd"/>
+      <w:r>
+        <w:rPr>
+          <w:rFonts w:ascii="Times New Roman" w:hAnsi="Times New Roman" w:cs="Times New Roman"/>
+          <w:sz w:val="24"/>
+          <w:szCs w:val="24"/>
+        </w:rPr>
+        <w:t xml:space="preserve"> BPM </w:t>
+      </w:r>
+      <w:proofErr w:type="spellStart"/>
+      <w:r>
+        <w:rPr>
+          <w:rFonts w:ascii="Times New Roman" w:hAnsi="Times New Roman" w:cs="Times New Roman"/>
+          <w:sz w:val="24"/>
+          <w:szCs w:val="24"/>
+        </w:rPr>
+        <w:t>konstan</w:t>
+      </w:r>
+      <w:proofErr w:type="spellEnd"/>
+      <w:r>
+        <w:rPr>
+          <w:rFonts w:ascii="Times New Roman" w:hAnsi="Times New Roman" w:cs="Times New Roman"/>
+          <w:sz w:val="24"/>
+          <w:szCs w:val="24"/>
+        </w:rPr>
+        <w:t xml:space="preserve"> 106 dan </w:t>
+      </w:r>
+      <w:proofErr w:type="spellStart"/>
+      <w:r>
+        <w:rPr>
+          <w:rFonts w:ascii="Times New Roman" w:hAnsi="Times New Roman" w:cs="Times New Roman"/>
+          <w:sz w:val="24"/>
+          <w:szCs w:val="24"/>
+        </w:rPr>
+        <w:t>akurasi</w:t>
+      </w:r>
+      <w:proofErr w:type="spellEnd"/>
+      <w:r>
+        <w:rPr>
+          <w:rFonts w:ascii="Times New Roman" w:hAnsi="Times New Roman" w:cs="Times New Roman"/>
+          <w:sz w:val="24"/>
+          <w:szCs w:val="24"/>
+        </w:rPr>
+        <w:t xml:space="preserve"> ≤</w:t>
+      </w:r>
+      <w:proofErr w:type="gramStart"/>
+      <w:r>
+        <w:rPr>
+          <w:rFonts w:ascii="Times New Roman" w:hAnsi="Times New Roman" w:cs="Times New Roman"/>
+          <w:sz w:val="24"/>
+          <w:szCs w:val="24"/>
+        </w:rPr>
+        <w:t xml:space="preserve">0  </w:t>
+      </w:r>
+      <w:proofErr w:type="spellStart"/>
+      <w:r>
+        <w:rPr>
+          <w:rFonts w:ascii="Times New Roman" w:hAnsi="Times New Roman" w:cs="Times New Roman"/>
+          <w:sz w:val="24"/>
+          <w:szCs w:val="24"/>
+        </w:rPr>
+        <w:t>pola</w:t>
+      </w:r>
+      <w:proofErr w:type="spellEnd"/>
+      <w:proofErr w:type="gramEnd"/>
+      <w:r>
+        <w:rPr>
+          <w:rFonts w:ascii="Times New Roman" w:hAnsi="Times New Roman" w:cs="Times New Roman"/>
+          <w:sz w:val="24"/>
+          <w:szCs w:val="24"/>
+        </w:rPr>
+        <w:t xml:space="preserve"> </w:t>
+      </w:r>
+      <w:proofErr w:type="spellStart"/>
+      <w:r>
+        <w:rPr>
+          <w:rFonts w:ascii="Times New Roman" w:hAnsi="Times New Roman" w:cs="Times New Roman"/>
+          <w:sz w:val="24"/>
+          <w:szCs w:val="24"/>
+        </w:rPr>
+        <w:t>khas</w:t>
+      </w:r>
+      <w:proofErr w:type="spellEnd"/>
+      <w:r>
+        <w:rPr>
+          <w:rFonts w:ascii="Times New Roman" w:hAnsi="Times New Roman" w:cs="Times New Roman"/>
+          <w:sz w:val="24"/>
+          <w:szCs w:val="24"/>
+        </w:rPr>
+        <w:t xml:space="preserve"> </w:t>
+      </w:r>
+      <w:proofErr w:type="spellStart"/>
+      <w:r>
+        <w:rPr>
+          <w:rFonts w:ascii="Times New Roman" w:hAnsi="Times New Roman" w:cs="Times New Roman"/>
+          <w:sz w:val="24"/>
+          <w:szCs w:val="24"/>
+        </w:rPr>
+        <w:t>saat</w:t>
+      </w:r>
+      <w:proofErr w:type="spellEnd"/>
+      <w:r>
+        <w:rPr>
+          <w:rFonts w:ascii="Times New Roman" w:hAnsi="Times New Roman" w:cs="Times New Roman"/>
+          <w:sz w:val="24"/>
+          <w:szCs w:val="24"/>
+        </w:rPr>
+        <w:t xml:space="preserve"> smartwatch </w:t>
+      </w:r>
+      <w:proofErr w:type="spellStart"/>
+      <w:r>
+        <w:rPr>
+          <w:rFonts w:ascii="Times New Roman" w:hAnsi="Times New Roman" w:cs="Times New Roman"/>
+          <w:sz w:val="24"/>
+          <w:szCs w:val="24"/>
+        </w:rPr>
+        <w:t>tidak</w:t>
+      </w:r>
+      <w:proofErr w:type="spellEnd"/>
+      <w:r>
+        <w:rPr>
+          <w:rFonts w:ascii="Times New Roman" w:hAnsi="Times New Roman" w:cs="Times New Roman"/>
+          <w:sz w:val="24"/>
+          <w:szCs w:val="24"/>
+        </w:rPr>
+        <w:t xml:space="preserve"> </w:t>
+      </w:r>
+      <w:proofErr w:type="spellStart"/>
+      <w:r>
+        <w:rPr>
+          <w:rFonts w:ascii="Times New Roman" w:hAnsi="Times New Roman" w:cs="Times New Roman"/>
+          <w:sz w:val="24"/>
+          <w:szCs w:val="24"/>
+        </w:rPr>
+        <w:t>terpasang</w:t>
+      </w:r>
+      <w:proofErr w:type="spellEnd"/>
+      <w:r>
+        <w:rPr>
+          <w:rFonts w:ascii="Times New Roman" w:hAnsi="Times New Roman" w:cs="Times New Roman"/>
+          <w:sz w:val="24"/>
+          <w:szCs w:val="24"/>
+        </w:rPr>
+        <w:t xml:space="preserve"> di </w:t>
+      </w:r>
+      <w:proofErr w:type="spellStart"/>
+      <w:r>
+        <w:rPr>
+          <w:rFonts w:ascii="Times New Roman" w:hAnsi="Times New Roman" w:cs="Times New Roman"/>
+          <w:sz w:val="24"/>
+          <w:szCs w:val="24"/>
+        </w:rPr>
+        <w:t>pergelangan</w:t>
+      </w:r>
+      <w:proofErr w:type="spellEnd"/>
+      <w:r>
+        <w:rPr>
+          <w:rFonts w:ascii="Times New Roman" w:hAnsi="Times New Roman" w:cs="Times New Roman"/>
+          <w:sz w:val="24"/>
+          <w:szCs w:val="24"/>
+        </w:rPr>
+        <w:t xml:space="preserve"> </w:t>
+      </w:r>
+      <w:proofErr w:type="spellStart"/>
+      <w:r>
+        <w:rPr>
+          <w:rFonts w:ascii="Times New Roman" w:hAnsi="Times New Roman" w:cs="Times New Roman"/>
+          <w:sz w:val="24"/>
+          <w:szCs w:val="24"/>
+        </w:rPr>
+        <w:t>tetapi</w:t>
+      </w:r>
+      <w:proofErr w:type="spellEnd"/>
+      <w:r>
+        <w:rPr>
+          <w:rFonts w:ascii="Times New Roman" w:hAnsi="Times New Roman" w:cs="Times New Roman"/>
+          <w:sz w:val="24"/>
+          <w:szCs w:val="24"/>
+        </w:rPr>
+        <w:t xml:space="preserve"> </w:t>
+      </w:r>
+      <w:proofErr w:type="spellStart"/>
+      <w:r>
+        <w:rPr>
+          <w:rFonts w:ascii="Times New Roman" w:hAnsi="Times New Roman" w:cs="Times New Roman"/>
+          <w:sz w:val="24"/>
+          <w:szCs w:val="24"/>
+        </w:rPr>
+        <w:t>aplikasi</w:t>
+      </w:r>
+      <w:proofErr w:type="spellEnd"/>
+      <w:r>
+        <w:rPr>
+          <w:rFonts w:ascii="Times New Roman" w:hAnsi="Times New Roman" w:cs="Times New Roman"/>
+          <w:sz w:val="24"/>
+          <w:szCs w:val="24"/>
+        </w:rPr>
+        <w:t xml:space="preserve"> </w:t>
+      </w:r>
+      <w:proofErr w:type="spellStart"/>
+      <w:r>
+        <w:rPr>
+          <w:rFonts w:ascii="Times New Roman" w:hAnsi="Times New Roman" w:cs="Times New Roman"/>
+          <w:sz w:val="24"/>
+          <w:szCs w:val="24"/>
+        </w:rPr>
+        <w:t>masih</w:t>
+      </w:r>
+      <w:proofErr w:type="spellEnd"/>
+      <w:r>
+        <w:rPr>
+          <w:rFonts w:ascii="Times New Roman" w:hAnsi="Times New Roman" w:cs="Times New Roman"/>
+          <w:sz w:val="24"/>
+          <w:szCs w:val="24"/>
+        </w:rPr>
+        <w:t xml:space="preserve"> </w:t>
+      </w:r>
+      <w:proofErr w:type="spellStart"/>
+      <w:r>
+        <w:rPr>
+          <w:rFonts w:ascii="Times New Roman" w:hAnsi="Times New Roman" w:cs="Times New Roman"/>
+          <w:sz w:val="24"/>
+          <w:szCs w:val="24"/>
+        </w:rPr>
+        <w:t>merekam</w:t>
+      </w:r>
+      <w:proofErr w:type="spellEnd"/>
+      <w:r>
+        <w:rPr>
+          <w:rFonts w:ascii="Times New Roman" w:hAnsi="Times New Roman" w:cs="Times New Roman"/>
+          <w:sz w:val="24"/>
+          <w:szCs w:val="24"/>
+        </w:rPr>
+        <w:t xml:space="preserve">. Sampel </w:t>
+      </w:r>
+      <w:proofErr w:type="spellStart"/>
+      <w:r>
+        <w:rPr>
+          <w:rFonts w:ascii="Times New Roman" w:hAnsi="Times New Roman" w:cs="Times New Roman"/>
+          <w:sz w:val="24"/>
+          <w:szCs w:val="24"/>
+        </w:rPr>
+        <w:t>ini</w:t>
+      </w:r>
+      <w:proofErr w:type="spellEnd"/>
+      <w:r>
+        <w:rPr>
+          <w:rFonts w:ascii="Times New Roman" w:hAnsi="Times New Roman" w:cs="Times New Roman"/>
+          <w:sz w:val="24"/>
+          <w:szCs w:val="24"/>
+        </w:rPr>
+        <w:t xml:space="preserve"> </w:t>
+      </w:r>
+      <w:proofErr w:type="spellStart"/>
+      <w:r>
+        <w:rPr>
+          <w:rFonts w:ascii="Times New Roman" w:hAnsi="Times New Roman" w:cs="Times New Roman"/>
+          <w:sz w:val="24"/>
+          <w:szCs w:val="24"/>
+        </w:rPr>
+        <w:t>bukan</w:t>
+      </w:r>
+      <w:proofErr w:type="spellEnd"/>
+      <w:r>
+        <w:rPr>
+          <w:rFonts w:ascii="Times New Roman" w:hAnsi="Times New Roman" w:cs="Times New Roman"/>
+          <w:sz w:val="24"/>
+          <w:szCs w:val="24"/>
+        </w:rPr>
+        <w:t xml:space="preserve"> </w:t>
+      </w:r>
+      <w:proofErr w:type="spellStart"/>
+      <w:r>
+        <w:rPr>
+          <w:rFonts w:ascii="Times New Roman" w:hAnsi="Times New Roman" w:cs="Times New Roman"/>
+          <w:sz w:val="24"/>
+          <w:szCs w:val="24"/>
+        </w:rPr>
+        <w:t>detak</w:t>
+      </w:r>
+      <w:proofErr w:type="spellEnd"/>
+      <w:r>
+        <w:rPr>
+          <w:rFonts w:ascii="Times New Roman" w:hAnsi="Times New Roman" w:cs="Times New Roman"/>
+          <w:sz w:val="24"/>
+          <w:szCs w:val="24"/>
+        </w:rPr>
+        <w:t xml:space="preserve"> </w:t>
+      </w:r>
+      <w:proofErr w:type="spellStart"/>
+      <w:r>
+        <w:rPr>
+          <w:rFonts w:ascii="Times New Roman" w:hAnsi="Times New Roman" w:cs="Times New Roman"/>
+          <w:sz w:val="24"/>
+          <w:szCs w:val="24"/>
+        </w:rPr>
+        <w:t>jantung</w:t>
+      </w:r>
+      <w:proofErr w:type="spellEnd"/>
+      <w:r>
+        <w:rPr>
+          <w:rFonts w:ascii="Times New Roman" w:hAnsi="Times New Roman" w:cs="Times New Roman"/>
+          <w:sz w:val="24"/>
+          <w:szCs w:val="24"/>
+        </w:rPr>
+        <w:t xml:space="preserve"> </w:t>
+      </w:r>
+      <w:proofErr w:type="spellStart"/>
+      <w:r>
+        <w:rPr>
+          <w:rFonts w:ascii="Times New Roman" w:hAnsi="Times New Roman" w:cs="Times New Roman"/>
+          <w:sz w:val="24"/>
+          <w:szCs w:val="24"/>
+        </w:rPr>
+        <w:t>nyata</w:t>
+      </w:r>
+      <w:proofErr w:type="spellEnd"/>
+      <w:r>
+        <w:rPr>
+          <w:rFonts w:ascii="Times New Roman" w:hAnsi="Times New Roman" w:cs="Times New Roman"/>
+          <w:sz w:val="24"/>
+          <w:szCs w:val="24"/>
+        </w:rPr>
+        <w:t xml:space="preserve">, </w:t>
+      </w:r>
+      <w:proofErr w:type="spellStart"/>
+      <w:r>
+        <w:rPr>
+          <w:rFonts w:ascii="Times New Roman" w:hAnsi="Times New Roman" w:cs="Times New Roman"/>
+          <w:sz w:val="24"/>
+          <w:szCs w:val="24"/>
+        </w:rPr>
+        <w:t>sehingga</w:t>
+      </w:r>
+      <w:proofErr w:type="spellEnd"/>
+      <w:r>
+        <w:rPr>
+          <w:rFonts w:ascii="Times New Roman" w:hAnsi="Times New Roman" w:cs="Times New Roman"/>
+          <w:sz w:val="24"/>
+          <w:szCs w:val="24"/>
+        </w:rPr>
+        <w:t xml:space="preserve"> </w:t>
+      </w:r>
+      <w:proofErr w:type="spellStart"/>
+      <w:r>
+        <w:rPr>
+          <w:rFonts w:ascii="Times New Roman" w:hAnsi="Times New Roman" w:cs="Times New Roman"/>
+          <w:sz w:val="24"/>
+          <w:szCs w:val="24"/>
+        </w:rPr>
+        <w:t>dikecualikan</w:t>
+      </w:r>
+      <w:proofErr w:type="spellEnd"/>
+      <w:r>
+        <w:rPr>
+          <w:rFonts w:ascii="Times New Roman" w:hAnsi="Times New Roman" w:cs="Times New Roman"/>
+          <w:sz w:val="24"/>
+          <w:szCs w:val="24"/>
+        </w:rPr>
+        <w:t xml:space="preserve"> </w:t>
+      </w:r>
+      <w:proofErr w:type="spellStart"/>
+      <w:r>
+        <w:rPr>
+          <w:rFonts w:ascii="Times New Roman" w:hAnsi="Times New Roman" w:cs="Times New Roman"/>
+          <w:sz w:val="24"/>
+          <w:szCs w:val="24"/>
+        </w:rPr>
+        <w:t>dari</w:t>
+      </w:r>
+      <w:proofErr w:type="spellEnd"/>
+      <w:r>
+        <w:rPr>
+          <w:rFonts w:ascii="Times New Roman" w:hAnsi="Times New Roman" w:cs="Times New Roman"/>
+          <w:sz w:val="24"/>
+          <w:szCs w:val="24"/>
+        </w:rPr>
+        <w:t xml:space="preserve"> </w:t>
+      </w:r>
+      <w:proofErr w:type="spellStart"/>
+      <w:r>
+        <w:rPr>
+          <w:rFonts w:ascii="Times New Roman" w:hAnsi="Times New Roman" w:cs="Times New Roman"/>
+          <w:sz w:val="24"/>
+          <w:szCs w:val="24"/>
+        </w:rPr>
+        <w:t>seluruh</w:t>
+      </w:r>
+      <w:proofErr w:type="spellEnd"/>
+      <w:r>
+        <w:rPr>
+          <w:rFonts w:ascii="Times New Roman" w:hAnsi="Times New Roman" w:cs="Times New Roman"/>
+          <w:sz w:val="24"/>
+          <w:szCs w:val="24"/>
+        </w:rPr>
+        <w:t xml:space="preserve"> </w:t>
+      </w:r>
+      <w:proofErr w:type="spellStart"/>
+      <w:r>
+        <w:rPr>
+          <w:rFonts w:ascii="Times New Roman" w:hAnsi="Times New Roman" w:cs="Times New Roman"/>
+          <w:sz w:val="24"/>
+          <w:szCs w:val="24"/>
+        </w:rPr>
+        <w:t>metrik</w:t>
+      </w:r>
+      <w:proofErr w:type="spellEnd"/>
+      <w:r>
+        <w:rPr>
+          <w:rFonts w:ascii="Times New Roman" w:hAnsi="Times New Roman" w:cs="Times New Roman"/>
+          <w:sz w:val="24"/>
+          <w:szCs w:val="24"/>
+        </w:rPr>
+        <w:t xml:space="preserve">. </w:t>
+      </w:r>
+      <w:proofErr w:type="spellStart"/>
+      <w:r>
+        <w:rPr>
+          <w:rFonts w:ascii="Times New Roman" w:hAnsi="Times New Roman" w:cs="Times New Roman"/>
+          <w:sz w:val="24"/>
+          <w:szCs w:val="24"/>
+        </w:rPr>
+        <w:t>Periode</w:t>
+      </w:r>
+      <w:proofErr w:type="spellEnd"/>
+      <w:r>
+        <w:rPr>
+          <w:rFonts w:ascii="Times New Roman" w:hAnsi="Times New Roman" w:cs="Times New Roman"/>
+          <w:sz w:val="24"/>
+          <w:szCs w:val="24"/>
+        </w:rPr>
+        <w:t xml:space="preserve"> </w:t>
+      </w:r>
+      <w:proofErr w:type="spellStart"/>
+      <w:r>
+        <w:rPr>
+          <w:rFonts w:ascii="Times New Roman" w:hAnsi="Times New Roman" w:cs="Times New Roman"/>
+          <w:sz w:val="24"/>
+          <w:szCs w:val="24"/>
+        </w:rPr>
+        <w:t>pengukuran</w:t>
+      </w:r>
+      <w:proofErr w:type="spellEnd"/>
+      <w:r>
+        <w:rPr>
+          <w:rFonts w:ascii="Times New Roman" w:hAnsi="Times New Roman" w:cs="Times New Roman"/>
+          <w:sz w:val="24"/>
+          <w:szCs w:val="24"/>
+        </w:rPr>
+        <w:t xml:space="preserve"> valid (sensor </w:t>
+      </w:r>
+      <w:proofErr w:type="spellStart"/>
+      <w:r>
+        <w:rPr>
+          <w:rFonts w:ascii="Times New Roman" w:hAnsi="Times New Roman" w:cs="Times New Roman"/>
+          <w:sz w:val="24"/>
+          <w:szCs w:val="24"/>
+        </w:rPr>
+        <w:t>terpasang</w:t>
+      </w:r>
+      <w:proofErr w:type="spellEnd"/>
+      <w:r>
+        <w:rPr>
+          <w:rFonts w:ascii="Times New Roman" w:hAnsi="Times New Roman" w:cs="Times New Roman"/>
+          <w:sz w:val="24"/>
+          <w:szCs w:val="24"/>
+        </w:rPr>
+        <w:t xml:space="preserve">) </w:t>
+      </w:r>
+      <w:proofErr w:type="spellStart"/>
+      <w:r>
+        <w:rPr>
+          <w:rFonts w:ascii="Times New Roman" w:hAnsi="Times New Roman" w:cs="Times New Roman"/>
+          <w:sz w:val="24"/>
+          <w:szCs w:val="24"/>
+        </w:rPr>
+        <w:t>menyisakan</w:t>
+      </w:r>
+      <w:proofErr w:type="spellEnd"/>
+      <w:r>
+        <w:rPr>
+          <w:rFonts w:ascii="Times New Roman" w:hAnsi="Times New Roman" w:cs="Times New Roman"/>
+          <w:sz w:val="24"/>
+          <w:szCs w:val="24"/>
+        </w:rPr>
+        <w:t xml:space="preserve"> 23.215 </w:t>
+      </w:r>
+      <w:proofErr w:type="spellStart"/>
+      <w:r>
+        <w:rPr>
+          <w:rFonts w:ascii="Times New Roman" w:hAnsi="Times New Roman" w:cs="Times New Roman"/>
+          <w:sz w:val="24"/>
+          <w:szCs w:val="24"/>
+        </w:rPr>
+        <w:t>sampel</w:t>
+      </w:r>
+      <w:proofErr w:type="spellEnd"/>
+      <w:r>
+        <w:rPr>
+          <w:rFonts w:ascii="Times New Roman" w:hAnsi="Times New Roman" w:cs="Times New Roman"/>
+          <w:sz w:val="24"/>
+          <w:szCs w:val="24"/>
+        </w:rPr>
+        <w:t xml:space="preserve">. </w:t>
+      </w:r>
+      <w:proofErr w:type="spellStart"/>
+      <w:r>
+        <w:rPr>
+          <w:rFonts w:ascii="Times New Roman" w:hAnsi="Times New Roman" w:cs="Times New Roman"/>
+          <w:sz w:val="24"/>
+          <w:szCs w:val="24"/>
+        </w:rPr>
+        <w:t>P</w:t>
+      </w:r>
+      <w:r>
+        <w:rPr>
+          <w:rFonts w:ascii="Times New Roman" w:hAnsi="Times New Roman" w:cs="Times New Roman"/>
+          <w:sz w:val="24"/>
+          <w:szCs w:val="24"/>
+        </w:rPr>
+        <w:t>emisahan</w:t>
+      </w:r>
+      <w:proofErr w:type="spellEnd"/>
+      <w:r>
+        <w:rPr>
+          <w:rFonts w:ascii="Times New Roman" w:hAnsi="Times New Roman" w:cs="Times New Roman"/>
+          <w:sz w:val="24"/>
+          <w:szCs w:val="24"/>
+        </w:rPr>
+        <w:t xml:space="preserve"> </w:t>
+      </w:r>
+      <w:proofErr w:type="spellStart"/>
+      <w:r>
+        <w:rPr>
+          <w:rFonts w:ascii="Times New Roman" w:hAnsi="Times New Roman" w:cs="Times New Roman"/>
+          <w:sz w:val="24"/>
+          <w:szCs w:val="24"/>
+        </w:rPr>
+        <w:t>sebuah</w:t>
+      </w:r>
+      <w:proofErr w:type="spellEnd"/>
+      <w:r>
+        <w:rPr>
+          <w:rFonts w:ascii="Times New Roman" w:hAnsi="Times New Roman" w:cs="Times New Roman"/>
+          <w:sz w:val="24"/>
+          <w:szCs w:val="24"/>
+        </w:rPr>
+        <w:t xml:space="preserve"> </w:t>
+      </w:r>
+      <w:proofErr w:type="spellStart"/>
+      <w:r>
+        <w:rPr>
+          <w:rFonts w:ascii="Times New Roman" w:hAnsi="Times New Roman" w:cs="Times New Roman"/>
+          <w:sz w:val="24"/>
+          <w:szCs w:val="24"/>
+        </w:rPr>
+        <w:t>sesi</w:t>
+      </w:r>
+      <w:proofErr w:type="spellEnd"/>
+      <w:r>
+        <w:rPr>
+          <w:rFonts w:ascii="Times New Roman" w:hAnsi="Times New Roman" w:cs="Times New Roman"/>
+          <w:sz w:val="24"/>
+          <w:szCs w:val="24"/>
+        </w:rPr>
+        <w:t xml:space="preserve"> </w:t>
+      </w:r>
+      <w:proofErr w:type="spellStart"/>
+      <w:r>
+        <w:rPr>
+          <w:rFonts w:ascii="Times New Roman" w:hAnsi="Times New Roman" w:cs="Times New Roman"/>
+          <w:sz w:val="24"/>
+          <w:szCs w:val="24"/>
+        </w:rPr>
+        <w:t>dipotong</w:t>
+      </w:r>
+      <w:proofErr w:type="spellEnd"/>
+      <w:r>
+        <w:rPr>
+          <w:rFonts w:ascii="Times New Roman" w:hAnsi="Times New Roman" w:cs="Times New Roman"/>
+          <w:sz w:val="24"/>
+          <w:szCs w:val="24"/>
+        </w:rPr>
+        <w:t xml:space="preserve"> </w:t>
+      </w:r>
+      <w:proofErr w:type="spellStart"/>
+      <w:r>
+        <w:rPr>
+          <w:rFonts w:ascii="Times New Roman" w:hAnsi="Times New Roman" w:cs="Times New Roman"/>
+          <w:sz w:val="24"/>
+          <w:szCs w:val="24"/>
+        </w:rPr>
+        <w:t>sampai</w:t>
+      </w:r>
+      <w:proofErr w:type="spellEnd"/>
+      <w:r>
+        <w:rPr>
+          <w:rFonts w:ascii="Times New Roman" w:hAnsi="Times New Roman" w:cs="Times New Roman"/>
+          <w:sz w:val="24"/>
+          <w:szCs w:val="24"/>
+        </w:rPr>
+        <w:t xml:space="preserve"> </w:t>
+      </w:r>
+      <w:proofErr w:type="spellStart"/>
+      <w:r>
+        <w:rPr>
+          <w:rFonts w:ascii="Times New Roman" w:hAnsi="Times New Roman" w:cs="Times New Roman"/>
+          <w:sz w:val="24"/>
+          <w:szCs w:val="24"/>
+        </w:rPr>
+        <w:t>sampel</w:t>
+      </w:r>
+      <w:proofErr w:type="spellEnd"/>
+      <w:r>
+        <w:rPr>
+          <w:rFonts w:ascii="Times New Roman" w:hAnsi="Times New Roman" w:cs="Times New Roman"/>
+          <w:sz w:val="24"/>
+          <w:szCs w:val="24"/>
+        </w:rPr>
+        <w:t xml:space="preserve"> </w:t>
+      </w:r>
+      <w:proofErr w:type="spellStart"/>
+      <w:r>
+        <w:rPr>
+          <w:rFonts w:ascii="Times New Roman" w:hAnsi="Times New Roman" w:cs="Times New Roman"/>
+          <w:sz w:val="24"/>
+          <w:szCs w:val="24"/>
+        </w:rPr>
+        <w:t>ber</w:t>
+      </w:r>
+      <w:proofErr w:type="spellEnd"/>
+      <w:r>
+        <w:rPr>
+          <w:rFonts w:ascii="Times New Roman" w:hAnsi="Times New Roman" w:cs="Times New Roman"/>
+          <w:sz w:val="24"/>
+          <w:szCs w:val="24"/>
+        </w:rPr>
+        <w:t>-accuracy=3 (</w:t>
+      </w:r>
+      <w:proofErr w:type="spellStart"/>
+      <w:r>
+        <w:rPr>
+          <w:rFonts w:ascii="Times New Roman" w:hAnsi="Times New Roman" w:cs="Times New Roman"/>
+          <w:sz w:val="24"/>
+          <w:szCs w:val="24"/>
+        </w:rPr>
+        <w:t>kontak</w:t>
+      </w:r>
+      <w:proofErr w:type="spellEnd"/>
+      <w:r>
+        <w:rPr>
+          <w:rFonts w:ascii="Times New Roman" w:hAnsi="Times New Roman" w:cs="Times New Roman"/>
+          <w:sz w:val="24"/>
+          <w:szCs w:val="24"/>
+        </w:rPr>
+        <w:t xml:space="preserve"> valid) </w:t>
+      </w:r>
+      <w:proofErr w:type="spellStart"/>
+      <w:r>
+        <w:rPr>
+          <w:rFonts w:ascii="Times New Roman" w:hAnsi="Times New Roman" w:cs="Times New Roman"/>
+          <w:sz w:val="24"/>
+          <w:szCs w:val="24"/>
+        </w:rPr>
+        <w:t>terakhir</w:t>
+      </w:r>
+      <w:proofErr w:type="spellEnd"/>
+      <w:r>
+        <w:rPr>
+          <w:rFonts w:ascii="Times New Roman" w:hAnsi="Times New Roman" w:cs="Times New Roman"/>
+          <w:sz w:val="24"/>
+          <w:szCs w:val="24"/>
+        </w:rPr>
+        <w:t>.</w:t>
       </w:r>
     </w:p>
     <w:p>
-      <w:r>
-        <w:t>Ditemukan bahwa hampir separuh rekaman (22.231 sampel) berada di ekor sesi dengan nilai BPM beku (konstan 106) dan akurasi ≤0 — pola khas saat smartwatch tidak terpasang di pergelangan tetapi aplikasi masih merekam. Sampel ini bukan detak jantung nyata, sehingga dikecualikan dari seluruh metrik. Periode pengukuran valid (sensor terpasang) menyisakan 23.215 sampel. Aturan pemisahan: sebuah sesi dipotong sampai sampel ber-accuracy=3 (kontak valid) terakhir.</w:t>
+      <w:pPr>
+        <w:jc w:val="both"/>
+        <w:rPr>
+          <w:rFonts w:ascii="Times New Roman" w:hAnsi="Times New Roman" w:cs="Times New Roman"/>
+          <w:sz w:val="24"/>
+          <w:szCs w:val="24"/>
+        </w:rPr>
+      </w:pPr>
+      <w:r>
+        <w:rPr>
+          <w:rFonts w:ascii="Times New Roman" w:hAnsi="Times New Roman" w:cs="Times New Roman"/>
+          <w:b/>
+          <w:sz w:val="24"/>
+          <w:szCs w:val="24"/>
+        </w:rPr>
+        <w:t xml:space="preserve">Hasil </w:t>
+      </w:r>
+      <w:proofErr w:type="spellStart"/>
+      <w:r>
+        <w:rPr>
+          <w:rFonts w:ascii="Times New Roman" w:hAnsi="Times New Roman" w:cs="Times New Roman"/>
+          <w:b/>
+          <w:sz w:val="24"/>
+          <w:szCs w:val="24"/>
+        </w:rPr>
+        <w:t>Pengiriman</w:t>
+      </w:r>
+      <w:proofErr w:type="spellEnd"/>
+      <w:r>
+        <w:rPr>
+          <w:rFonts w:ascii="Times New Roman" w:hAnsi="Times New Roman" w:cs="Times New Roman"/>
+          <w:b/>
+          <w:sz w:val="24"/>
+          <w:szCs w:val="24"/>
+        </w:rPr>
+        <w:t xml:space="preserve"> (Delivery)</w:t>
       </w:r>
     </w:p>
     <w:p>
-      <w:r>
-        <w:rPr>
-          <w:b/>
-          <w:sz w:val="24"/>
-        </w:rPr>
-        <w:t>Hasil Pengiriman (Delivery)</w:t>
-      </w:r>
-    </w:p>
-    <w:p>
-      <w:r>
-        <w:t>Hasil per sesi pada periode pengukuran ditunjukkan pada Tabel 1 dan Gambar 1–2. Secara agregat, smartwatch merekam 23.215 pembacaan dan 20.455 di antaranya tercatat di smartphone (rasio keberhasilan 88,11%) tanpa duplikat. Yang penting, kehilangan TIDAK merata: saat tautan BLE aktif kehilangan mendekati nol (mis. setelah ponsel terhubung pada sesi utama sekitar pukul 15:00, delivery praktis 100%), sedangkan seluruh kehilangan terkonsentrasi pada periode ketika ponsel sedang TIDAK terhubung — termasuk satu sesi singkat yang ponselnya tidak pernah terhubung sehingga 100% pembacaannya tidak tersimpan. Selain itu, seluruh pembacaan yang berhasil diterima identik dengan catatan watch (nilai bpm dan akurasi), sehingga fidelity nilai = 100% — tidak ada korupsi data pada kanal BLE.</w:t>
+      <w:pPr>
+        <w:jc w:val="both"/>
+        <w:rPr>
+          <w:rFonts w:ascii="Times New Roman" w:hAnsi="Times New Roman" w:cs="Times New Roman"/>
+          <w:sz w:val="24"/>
+          <w:szCs w:val="24"/>
+        </w:rPr>
+      </w:pPr>
+      <w:r>
+        <w:rPr>
+          <w:rFonts w:ascii="Times New Roman" w:hAnsi="Times New Roman" w:cs="Times New Roman"/>
+          <w:sz w:val="24"/>
+          <w:szCs w:val="24"/>
+        </w:rPr>
+        <w:t xml:space="preserve">Hasil per </w:t>
+      </w:r>
+      <w:proofErr w:type="spellStart"/>
+      <w:r>
+        <w:rPr>
+          <w:rFonts w:ascii="Times New Roman" w:hAnsi="Times New Roman" w:cs="Times New Roman"/>
+          <w:sz w:val="24"/>
+          <w:szCs w:val="24"/>
+        </w:rPr>
+        <w:t>sesi</w:t>
+      </w:r>
+      <w:proofErr w:type="spellEnd"/>
+      <w:r>
+        <w:rPr>
+          <w:rFonts w:ascii="Times New Roman" w:hAnsi="Times New Roman" w:cs="Times New Roman"/>
+          <w:sz w:val="24"/>
+          <w:szCs w:val="24"/>
+        </w:rPr>
+        <w:t xml:space="preserve"> pada </w:t>
+      </w:r>
+      <w:proofErr w:type="spellStart"/>
+      <w:r>
+        <w:rPr>
+          <w:rFonts w:ascii="Times New Roman" w:hAnsi="Times New Roman" w:cs="Times New Roman"/>
+          <w:sz w:val="24"/>
+          <w:szCs w:val="24"/>
+        </w:rPr>
+        <w:t>periode</w:t>
+      </w:r>
+      <w:proofErr w:type="spellEnd"/>
+      <w:r>
+        <w:rPr>
+          <w:rFonts w:ascii="Times New Roman" w:hAnsi="Times New Roman" w:cs="Times New Roman"/>
+          <w:sz w:val="24"/>
+          <w:szCs w:val="24"/>
+        </w:rPr>
+        <w:t xml:space="preserve"> </w:t>
+      </w:r>
+      <w:proofErr w:type="spellStart"/>
+      <w:r>
+        <w:rPr>
+          <w:rFonts w:ascii="Times New Roman" w:hAnsi="Times New Roman" w:cs="Times New Roman"/>
+          <w:sz w:val="24"/>
+          <w:szCs w:val="24"/>
+        </w:rPr>
+        <w:t>pengukuran</w:t>
+      </w:r>
+      <w:proofErr w:type="spellEnd"/>
+      <w:r>
+        <w:rPr>
+          <w:rFonts w:ascii="Times New Roman" w:hAnsi="Times New Roman" w:cs="Times New Roman"/>
+          <w:sz w:val="24"/>
+          <w:szCs w:val="24"/>
+        </w:rPr>
+        <w:t xml:space="preserve"> </w:t>
+      </w:r>
+      <w:proofErr w:type="spellStart"/>
+      <w:r>
+        <w:rPr>
+          <w:rFonts w:ascii="Times New Roman" w:hAnsi="Times New Roman" w:cs="Times New Roman"/>
+          <w:sz w:val="24"/>
+          <w:szCs w:val="24"/>
+        </w:rPr>
+        <w:t>ditunjukkan</w:t>
+      </w:r>
+      <w:proofErr w:type="spellEnd"/>
+      <w:r>
+        <w:rPr>
+          <w:rFonts w:ascii="Times New Roman" w:hAnsi="Times New Roman" w:cs="Times New Roman"/>
+          <w:sz w:val="24"/>
+          <w:szCs w:val="24"/>
+        </w:rPr>
+        <w:t xml:space="preserve"> pada Tabel 1 dan Gambar 1–2. </w:t>
+      </w:r>
+      <w:proofErr w:type="spellStart"/>
+      <w:r>
+        <w:rPr>
+          <w:rFonts w:ascii="Times New Roman" w:hAnsi="Times New Roman" w:cs="Times New Roman"/>
+          <w:sz w:val="24"/>
+          <w:szCs w:val="24"/>
+        </w:rPr>
+        <w:t>Secara</w:t>
+      </w:r>
+      <w:proofErr w:type="spellEnd"/>
+      <w:r>
+        <w:rPr>
+          <w:rFonts w:ascii="Times New Roman" w:hAnsi="Times New Roman" w:cs="Times New Roman"/>
+          <w:sz w:val="24"/>
+          <w:szCs w:val="24"/>
+        </w:rPr>
+        <w:t xml:space="preserve"> </w:t>
+      </w:r>
+      <w:proofErr w:type="spellStart"/>
+      <w:r>
+        <w:rPr>
+          <w:rFonts w:ascii="Times New Roman" w:hAnsi="Times New Roman" w:cs="Times New Roman"/>
+          <w:sz w:val="24"/>
+          <w:szCs w:val="24"/>
+        </w:rPr>
+        <w:t>agregat</w:t>
+      </w:r>
+      <w:proofErr w:type="spellEnd"/>
+      <w:r>
+        <w:rPr>
+          <w:rFonts w:ascii="Times New Roman" w:hAnsi="Times New Roman" w:cs="Times New Roman"/>
+          <w:sz w:val="24"/>
+          <w:szCs w:val="24"/>
+        </w:rPr>
+        <w:t xml:space="preserve">, smartwatch </w:t>
+      </w:r>
+      <w:proofErr w:type="spellStart"/>
+      <w:r>
+        <w:rPr>
+          <w:rFonts w:ascii="Times New Roman" w:hAnsi="Times New Roman" w:cs="Times New Roman"/>
+          <w:sz w:val="24"/>
+          <w:szCs w:val="24"/>
+        </w:rPr>
+        <w:t>merekam</w:t>
+      </w:r>
+      <w:proofErr w:type="spellEnd"/>
+      <w:r>
+        <w:rPr>
+          <w:rFonts w:ascii="Times New Roman" w:hAnsi="Times New Roman" w:cs="Times New Roman"/>
+          <w:sz w:val="24"/>
+          <w:szCs w:val="24"/>
+        </w:rPr>
+        <w:t xml:space="preserve"> 23.215 </w:t>
+      </w:r>
+      <w:proofErr w:type="spellStart"/>
+      <w:r>
+        <w:rPr>
+          <w:rFonts w:ascii="Times New Roman" w:hAnsi="Times New Roman" w:cs="Times New Roman"/>
+          <w:sz w:val="24"/>
+          <w:szCs w:val="24"/>
+        </w:rPr>
+        <w:t>pembacaan</w:t>
+      </w:r>
+      <w:proofErr w:type="spellEnd"/>
+      <w:r>
+        <w:rPr>
+          <w:rFonts w:ascii="Times New Roman" w:hAnsi="Times New Roman" w:cs="Times New Roman"/>
+          <w:sz w:val="24"/>
+          <w:szCs w:val="24"/>
+        </w:rPr>
+        <w:t xml:space="preserve"> dan 20.455 di </w:t>
+      </w:r>
+      <w:proofErr w:type="spellStart"/>
+      <w:r>
+        <w:rPr>
+          <w:rFonts w:ascii="Times New Roman" w:hAnsi="Times New Roman" w:cs="Times New Roman"/>
+          <w:sz w:val="24"/>
+          <w:szCs w:val="24"/>
+        </w:rPr>
+        <w:t>antaranya</w:t>
+      </w:r>
+      <w:proofErr w:type="spellEnd"/>
+      <w:r>
+        <w:rPr>
+          <w:rFonts w:ascii="Times New Roman" w:hAnsi="Times New Roman" w:cs="Times New Roman"/>
+          <w:sz w:val="24"/>
+          <w:szCs w:val="24"/>
+        </w:rPr>
+        <w:t xml:space="preserve"> </w:t>
+      </w:r>
+      <w:proofErr w:type="spellStart"/>
+      <w:r>
+        <w:rPr>
+          <w:rFonts w:ascii="Times New Roman" w:hAnsi="Times New Roman" w:cs="Times New Roman"/>
+          <w:sz w:val="24"/>
+          <w:szCs w:val="24"/>
+        </w:rPr>
+        <w:t>tercatat</w:t>
+      </w:r>
+      <w:proofErr w:type="spellEnd"/>
+      <w:r>
+        <w:rPr>
+          <w:rFonts w:ascii="Times New Roman" w:hAnsi="Times New Roman" w:cs="Times New Roman"/>
+          <w:sz w:val="24"/>
+          <w:szCs w:val="24"/>
+        </w:rPr>
+        <w:t xml:space="preserve"> di smartphone (</w:t>
+      </w:r>
+      <w:proofErr w:type="spellStart"/>
+      <w:r>
+        <w:rPr>
+          <w:rFonts w:ascii="Times New Roman" w:hAnsi="Times New Roman" w:cs="Times New Roman"/>
+          <w:sz w:val="24"/>
+          <w:szCs w:val="24"/>
+        </w:rPr>
+        <w:t>rasio</w:t>
+      </w:r>
+      <w:proofErr w:type="spellEnd"/>
+      <w:r>
+        <w:rPr>
+          <w:rFonts w:ascii="Times New Roman" w:hAnsi="Times New Roman" w:cs="Times New Roman"/>
+          <w:sz w:val="24"/>
+          <w:szCs w:val="24"/>
+        </w:rPr>
+        <w:t xml:space="preserve"> </w:t>
+      </w:r>
+      <w:proofErr w:type="spellStart"/>
+      <w:r>
+        <w:rPr>
+          <w:rFonts w:ascii="Times New Roman" w:hAnsi="Times New Roman" w:cs="Times New Roman"/>
+          <w:sz w:val="24"/>
+          <w:szCs w:val="24"/>
+        </w:rPr>
+        <w:t>keberhasilan</w:t>
+      </w:r>
+      <w:proofErr w:type="spellEnd"/>
+      <w:r>
+        <w:rPr>
+          <w:rFonts w:ascii="Times New Roman" w:hAnsi="Times New Roman" w:cs="Times New Roman"/>
+          <w:sz w:val="24"/>
+          <w:szCs w:val="24"/>
+        </w:rPr>
+        <w:t xml:space="preserve"> 88,11%) </w:t>
+      </w:r>
+      <w:proofErr w:type="spellStart"/>
+      <w:r>
+        <w:rPr>
+          <w:rFonts w:ascii="Times New Roman" w:hAnsi="Times New Roman" w:cs="Times New Roman"/>
+          <w:sz w:val="24"/>
+          <w:szCs w:val="24"/>
+        </w:rPr>
+        <w:t>tanpa</w:t>
+      </w:r>
+      <w:proofErr w:type="spellEnd"/>
+      <w:r>
+        <w:rPr>
+          <w:rFonts w:ascii="Times New Roman" w:hAnsi="Times New Roman" w:cs="Times New Roman"/>
+          <w:sz w:val="24"/>
+          <w:szCs w:val="24"/>
+        </w:rPr>
+        <w:t xml:space="preserve"> </w:t>
+      </w:r>
+      <w:proofErr w:type="spellStart"/>
+      <w:r>
+        <w:rPr>
+          <w:rFonts w:ascii="Times New Roman" w:hAnsi="Times New Roman" w:cs="Times New Roman"/>
+          <w:sz w:val="24"/>
+          <w:szCs w:val="24"/>
+        </w:rPr>
+        <w:t>duplikat</w:t>
+      </w:r>
+      <w:proofErr w:type="spellEnd"/>
+      <w:r>
+        <w:rPr>
+          <w:rFonts w:ascii="Times New Roman" w:hAnsi="Times New Roman" w:cs="Times New Roman"/>
+          <w:sz w:val="24"/>
+          <w:szCs w:val="24"/>
+        </w:rPr>
+        <w:t xml:space="preserve">. </w:t>
+      </w:r>
+      <w:proofErr w:type="spellStart"/>
+      <w:r>
+        <w:rPr>
+          <w:rFonts w:ascii="Times New Roman" w:hAnsi="Times New Roman" w:cs="Times New Roman"/>
+          <w:sz w:val="24"/>
+          <w:szCs w:val="24"/>
+        </w:rPr>
+        <w:t>K</w:t>
+      </w:r>
+      <w:r>
+        <w:rPr>
+          <w:rFonts w:ascii="Times New Roman" w:hAnsi="Times New Roman" w:cs="Times New Roman"/>
+          <w:sz w:val="24"/>
+          <w:szCs w:val="24"/>
+        </w:rPr>
+        <w:t>ehilangan</w:t>
+      </w:r>
+      <w:proofErr w:type="spellEnd"/>
+      <w:r>
+        <w:rPr>
+          <w:rFonts w:ascii="Times New Roman" w:hAnsi="Times New Roman" w:cs="Times New Roman"/>
+          <w:sz w:val="24"/>
+          <w:szCs w:val="24"/>
+        </w:rPr>
+        <w:t xml:space="preserve"> TIDAK </w:t>
+      </w:r>
+      <w:proofErr w:type="spellStart"/>
+      <w:r>
+        <w:rPr>
+          <w:rFonts w:ascii="Times New Roman" w:hAnsi="Times New Roman" w:cs="Times New Roman"/>
+          <w:sz w:val="24"/>
+          <w:szCs w:val="24"/>
+        </w:rPr>
+        <w:t>merata</w:t>
+      </w:r>
+      <w:proofErr w:type="spellEnd"/>
+      <w:r>
+        <w:rPr>
+          <w:rFonts w:ascii="Times New Roman" w:hAnsi="Times New Roman" w:cs="Times New Roman"/>
+          <w:sz w:val="24"/>
+          <w:szCs w:val="24"/>
+        </w:rPr>
+        <w:t xml:space="preserve"> </w:t>
+      </w:r>
+      <w:proofErr w:type="spellStart"/>
+      <w:r>
+        <w:rPr>
+          <w:rFonts w:ascii="Times New Roman" w:hAnsi="Times New Roman" w:cs="Times New Roman"/>
+          <w:sz w:val="24"/>
+          <w:szCs w:val="24"/>
+        </w:rPr>
+        <w:t>saat</w:t>
+      </w:r>
+      <w:proofErr w:type="spellEnd"/>
+      <w:r>
+        <w:rPr>
+          <w:rFonts w:ascii="Times New Roman" w:hAnsi="Times New Roman" w:cs="Times New Roman"/>
+          <w:sz w:val="24"/>
+          <w:szCs w:val="24"/>
+        </w:rPr>
+        <w:t xml:space="preserve"> </w:t>
+      </w:r>
+      <w:proofErr w:type="spellStart"/>
+      <w:r>
+        <w:rPr>
+          <w:rFonts w:ascii="Times New Roman" w:hAnsi="Times New Roman" w:cs="Times New Roman"/>
+          <w:sz w:val="24"/>
+          <w:szCs w:val="24"/>
+        </w:rPr>
+        <w:t>tautan</w:t>
+      </w:r>
+      <w:proofErr w:type="spellEnd"/>
+      <w:r>
+        <w:rPr>
+          <w:rFonts w:ascii="Times New Roman" w:hAnsi="Times New Roman" w:cs="Times New Roman"/>
+          <w:sz w:val="24"/>
+          <w:szCs w:val="24"/>
+        </w:rPr>
+        <w:t xml:space="preserve"> BLE </w:t>
+      </w:r>
+      <w:proofErr w:type="spellStart"/>
+      <w:r>
+        <w:rPr>
+          <w:rFonts w:ascii="Times New Roman" w:hAnsi="Times New Roman" w:cs="Times New Roman"/>
+          <w:sz w:val="24"/>
+          <w:szCs w:val="24"/>
+        </w:rPr>
+        <w:t>aktif</w:t>
+      </w:r>
+      <w:proofErr w:type="spellEnd"/>
+      <w:r>
+        <w:rPr>
+          <w:rFonts w:ascii="Times New Roman" w:hAnsi="Times New Roman" w:cs="Times New Roman"/>
+          <w:sz w:val="24"/>
+          <w:szCs w:val="24"/>
+        </w:rPr>
+        <w:t xml:space="preserve"> </w:t>
+      </w:r>
+      <w:proofErr w:type="spellStart"/>
+      <w:r>
+        <w:rPr>
+          <w:rFonts w:ascii="Times New Roman" w:hAnsi="Times New Roman" w:cs="Times New Roman"/>
+          <w:sz w:val="24"/>
+          <w:szCs w:val="24"/>
+        </w:rPr>
+        <w:t>kehilangan</w:t>
+      </w:r>
+      <w:proofErr w:type="spellEnd"/>
+      <w:r>
+        <w:rPr>
+          <w:rFonts w:ascii="Times New Roman" w:hAnsi="Times New Roman" w:cs="Times New Roman"/>
+          <w:sz w:val="24"/>
+          <w:szCs w:val="24"/>
+        </w:rPr>
+        <w:t xml:space="preserve"> </w:t>
+      </w:r>
+      <w:proofErr w:type="spellStart"/>
+      <w:r>
+        <w:rPr>
+          <w:rFonts w:ascii="Times New Roman" w:hAnsi="Times New Roman" w:cs="Times New Roman"/>
+          <w:sz w:val="24"/>
+          <w:szCs w:val="24"/>
+        </w:rPr>
+        <w:t>mendekati</w:t>
+      </w:r>
+      <w:proofErr w:type="spellEnd"/>
+      <w:r>
+        <w:rPr>
+          <w:rFonts w:ascii="Times New Roman" w:hAnsi="Times New Roman" w:cs="Times New Roman"/>
+          <w:sz w:val="24"/>
+          <w:szCs w:val="24"/>
+        </w:rPr>
+        <w:t xml:space="preserve"> </w:t>
+      </w:r>
+      <w:proofErr w:type="spellStart"/>
+      <w:r>
+        <w:rPr>
+          <w:rFonts w:ascii="Times New Roman" w:hAnsi="Times New Roman" w:cs="Times New Roman"/>
+          <w:sz w:val="24"/>
+          <w:szCs w:val="24"/>
+        </w:rPr>
+        <w:t>nol</w:t>
+      </w:r>
+      <w:proofErr w:type="spellEnd"/>
+      <w:r>
+        <w:rPr>
+          <w:rFonts w:ascii="Times New Roman" w:hAnsi="Times New Roman" w:cs="Times New Roman"/>
+          <w:sz w:val="24"/>
+          <w:szCs w:val="24"/>
+        </w:rPr>
+        <w:t xml:space="preserve"> (</w:t>
+      </w:r>
+      <w:proofErr w:type="spellStart"/>
+      <w:r>
+        <w:rPr>
+          <w:rFonts w:ascii="Times New Roman" w:hAnsi="Times New Roman" w:cs="Times New Roman"/>
+          <w:sz w:val="24"/>
+          <w:szCs w:val="24"/>
+        </w:rPr>
+        <w:t>mis</w:t>
+      </w:r>
+      <w:r>
+        <w:rPr>
+          <w:rFonts w:ascii="Times New Roman" w:hAnsi="Times New Roman" w:cs="Times New Roman"/>
+          <w:sz w:val="24"/>
+          <w:szCs w:val="24"/>
+        </w:rPr>
+        <w:t>alnya</w:t>
+      </w:r>
+      <w:proofErr w:type="spellEnd"/>
+      <w:r>
+        <w:rPr>
+          <w:rFonts w:ascii="Times New Roman" w:hAnsi="Times New Roman" w:cs="Times New Roman"/>
+          <w:sz w:val="24"/>
+          <w:szCs w:val="24"/>
+        </w:rPr>
+        <w:t xml:space="preserve"> </w:t>
+      </w:r>
+      <w:proofErr w:type="spellStart"/>
+      <w:r>
+        <w:rPr>
+          <w:rFonts w:ascii="Times New Roman" w:hAnsi="Times New Roman" w:cs="Times New Roman"/>
+          <w:sz w:val="24"/>
+          <w:szCs w:val="24"/>
+        </w:rPr>
+        <w:t>setelah</w:t>
+      </w:r>
+      <w:proofErr w:type="spellEnd"/>
+      <w:r>
+        <w:rPr>
+          <w:rFonts w:ascii="Times New Roman" w:hAnsi="Times New Roman" w:cs="Times New Roman"/>
+          <w:sz w:val="24"/>
+          <w:szCs w:val="24"/>
+        </w:rPr>
+        <w:t xml:space="preserve"> </w:t>
+      </w:r>
+      <w:proofErr w:type="spellStart"/>
+      <w:r>
+        <w:rPr>
+          <w:rFonts w:ascii="Times New Roman" w:hAnsi="Times New Roman" w:cs="Times New Roman"/>
+          <w:sz w:val="24"/>
+          <w:szCs w:val="24"/>
+        </w:rPr>
+        <w:t>ponsel</w:t>
+      </w:r>
+      <w:proofErr w:type="spellEnd"/>
+      <w:r>
+        <w:rPr>
+          <w:rFonts w:ascii="Times New Roman" w:hAnsi="Times New Roman" w:cs="Times New Roman"/>
+          <w:sz w:val="24"/>
+          <w:szCs w:val="24"/>
+        </w:rPr>
+        <w:t xml:space="preserve"> </w:t>
+      </w:r>
+      <w:proofErr w:type="spellStart"/>
+      <w:r>
+        <w:rPr>
+          <w:rFonts w:ascii="Times New Roman" w:hAnsi="Times New Roman" w:cs="Times New Roman"/>
+          <w:sz w:val="24"/>
+          <w:szCs w:val="24"/>
+        </w:rPr>
+        <w:t>terhubung</w:t>
+      </w:r>
+      <w:proofErr w:type="spellEnd"/>
+      <w:r>
+        <w:rPr>
+          <w:rFonts w:ascii="Times New Roman" w:hAnsi="Times New Roman" w:cs="Times New Roman"/>
+          <w:sz w:val="24"/>
+          <w:szCs w:val="24"/>
+        </w:rPr>
+        <w:t xml:space="preserve"> pada </w:t>
+      </w:r>
+      <w:proofErr w:type="spellStart"/>
+      <w:r>
+        <w:rPr>
+          <w:rFonts w:ascii="Times New Roman" w:hAnsi="Times New Roman" w:cs="Times New Roman"/>
+          <w:sz w:val="24"/>
+          <w:szCs w:val="24"/>
+        </w:rPr>
+        <w:t>sesi</w:t>
+      </w:r>
+      <w:proofErr w:type="spellEnd"/>
+      <w:r>
+        <w:rPr>
+          <w:rFonts w:ascii="Times New Roman" w:hAnsi="Times New Roman" w:cs="Times New Roman"/>
+          <w:sz w:val="24"/>
+          <w:szCs w:val="24"/>
+        </w:rPr>
+        <w:t xml:space="preserve"> </w:t>
+      </w:r>
+      <w:proofErr w:type="spellStart"/>
+      <w:r>
+        <w:rPr>
+          <w:rFonts w:ascii="Times New Roman" w:hAnsi="Times New Roman" w:cs="Times New Roman"/>
+          <w:sz w:val="24"/>
+          <w:szCs w:val="24"/>
+        </w:rPr>
+        <w:t>utama</w:t>
+      </w:r>
+      <w:proofErr w:type="spellEnd"/>
+      <w:r>
+        <w:rPr>
+          <w:rFonts w:ascii="Times New Roman" w:hAnsi="Times New Roman" w:cs="Times New Roman"/>
+          <w:sz w:val="24"/>
+          <w:szCs w:val="24"/>
+        </w:rPr>
+        <w:t xml:space="preserve"> </w:t>
+      </w:r>
+      <w:proofErr w:type="spellStart"/>
+      <w:r>
+        <w:rPr>
+          <w:rFonts w:ascii="Times New Roman" w:hAnsi="Times New Roman" w:cs="Times New Roman"/>
+          <w:sz w:val="24"/>
+          <w:szCs w:val="24"/>
+        </w:rPr>
+        <w:t>sekitar</w:t>
+      </w:r>
+      <w:proofErr w:type="spellEnd"/>
+      <w:r>
+        <w:rPr>
+          <w:rFonts w:ascii="Times New Roman" w:hAnsi="Times New Roman" w:cs="Times New Roman"/>
+          <w:sz w:val="24"/>
+          <w:szCs w:val="24"/>
+        </w:rPr>
+        <w:t xml:space="preserve"> </w:t>
+      </w:r>
+      <w:proofErr w:type="spellStart"/>
+      <w:r>
+        <w:rPr>
+          <w:rFonts w:ascii="Times New Roman" w:hAnsi="Times New Roman" w:cs="Times New Roman"/>
+          <w:sz w:val="24"/>
+          <w:szCs w:val="24"/>
+        </w:rPr>
+        <w:t>pukul</w:t>
+      </w:r>
+      <w:proofErr w:type="spellEnd"/>
+      <w:r>
+        <w:rPr>
+          <w:rFonts w:ascii="Times New Roman" w:hAnsi="Times New Roman" w:cs="Times New Roman"/>
+          <w:sz w:val="24"/>
+          <w:szCs w:val="24"/>
+        </w:rPr>
+        <w:t xml:space="preserve"> 15:00, delivery </w:t>
+      </w:r>
+      <w:proofErr w:type="spellStart"/>
+      <w:r>
+        <w:rPr>
+          <w:rFonts w:ascii="Times New Roman" w:hAnsi="Times New Roman" w:cs="Times New Roman"/>
+          <w:sz w:val="24"/>
+          <w:szCs w:val="24"/>
+        </w:rPr>
+        <w:t>praktis</w:t>
+      </w:r>
+      <w:proofErr w:type="spellEnd"/>
+      <w:r>
+        <w:rPr>
+          <w:rFonts w:ascii="Times New Roman" w:hAnsi="Times New Roman" w:cs="Times New Roman"/>
+          <w:sz w:val="24"/>
+          <w:szCs w:val="24"/>
+        </w:rPr>
+        <w:t xml:space="preserve"> 100%), </w:t>
+      </w:r>
+      <w:proofErr w:type="spellStart"/>
+      <w:r>
+        <w:rPr>
+          <w:rFonts w:ascii="Times New Roman" w:hAnsi="Times New Roman" w:cs="Times New Roman"/>
+          <w:sz w:val="24"/>
+          <w:szCs w:val="24"/>
+        </w:rPr>
+        <w:t>sedangkan</w:t>
+      </w:r>
+      <w:proofErr w:type="spellEnd"/>
+      <w:r>
+        <w:rPr>
+          <w:rFonts w:ascii="Times New Roman" w:hAnsi="Times New Roman" w:cs="Times New Roman"/>
+          <w:sz w:val="24"/>
+          <w:szCs w:val="24"/>
+        </w:rPr>
+        <w:t xml:space="preserve"> </w:t>
+      </w:r>
+      <w:proofErr w:type="spellStart"/>
+      <w:r>
+        <w:rPr>
+          <w:rFonts w:ascii="Times New Roman" w:hAnsi="Times New Roman" w:cs="Times New Roman"/>
+          <w:sz w:val="24"/>
+          <w:szCs w:val="24"/>
+        </w:rPr>
+        <w:t>seluruh</w:t>
+      </w:r>
+      <w:proofErr w:type="spellEnd"/>
+      <w:r>
+        <w:rPr>
+          <w:rFonts w:ascii="Times New Roman" w:hAnsi="Times New Roman" w:cs="Times New Roman"/>
+          <w:sz w:val="24"/>
+          <w:szCs w:val="24"/>
+        </w:rPr>
+        <w:t xml:space="preserve"> </w:t>
+      </w:r>
+      <w:proofErr w:type="spellStart"/>
+      <w:r>
+        <w:rPr>
+          <w:rFonts w:ascii="Times New Roman" w:hAnsi="Times New Roman" w:cs="Times New Roman"/>
+          <w:sz w:val="24"/>
+          <w:szCs w:val="24"/>
+        </w:rPr>
+        <w:t>kehilangan</w:t>
+      </w:r>
+      <w:proofErr w:type="spellEnd"/>
+      <w:r>
+        <w:rPr>
+          <w:rFonts w:ascii="Times New Roman" w:hAnsi="Times New Roman" w:cs="Times New Roman"/>
+          <w:sz w:val="24"/>
+          <w:szCs w:val="24"/>
+        </w:rPr>
+        <w:t xml:space="preserve"> </w:t>
+      </w:r>
+      <w:proofErr w:type="spellStart"/>
+      <w:r>
+        <w:rPr>
+          <w:rFonts w:ascii="Times New Roman" w:hAnsi="Times New Roman" w:cs="Times New Roman"/>
+          <w:sz w:val="24"/>
+          <w:szCs w:val="24"/>
+        </w:rPr>
+        <w:t>terkonsentrasi</w:t>
+      </w:r>
+      <w:proofErr w:type="spellEnd"/>
+      <w:r>
+        <w:rPr>
+          <w:rFonts w:ascii="Times New Roman" w:hAnsi="Times New Roman" w:cs="Times New Roman"/>
+          <w:sz w:val="24"/>
+          <w:szCs w:val="24"/>
+        </w:rPr>
+        <w:t xml:space="preserve"> pada </w:t>
+      </w:r>
+      <w:proofErr w:type="spellStart"/>
+      <w:r>
+        <w:rPr>
+          <w:rFonts w:ascii="Times New Roman" w:hAnsi="Times New Roman" w:cs="Times New Roman"/>
+          <w:sz w:val="24"/>
+          <w:szCs w:val="24"/>
+        </w:rPr>
+        <w:t>periode</w:t>
+      </w:r>
+      <w:proofErr w:type="spellEnd"/>
+      <w:r>
+        <w:rPr>
+          <w:rFonts w:ascii="Times New Roman" w:hAnsi="Times New Roman" w:cs="Times New Roman"/>
+          <w:sz w:val="24"/>
+          <w:szCs w:val="24"/>
+        </w:rPr>
+        <w:t xml:space="preserve"> </w:t>
+      </w:r>
+      <w:proofErr w:type="spellStart"/>
+      <w:r>
+        <w:rPr>
+          <w:rFonts w:ascii="Times New Roman" w:hAnsi="Times New Roman" w:cs="Times New Roman"/>
+          <w:sz w:val="24"/>
+          <w:szCs w:val="24"/>
+        </w:rPr>
+        <w:t>ketika</w:t>
+      </w:r>
+      <w:proofErr w:type="spellEnd"/>
+      <w:r>
+        <w:rPr>
+          <w:rFonts w:ascii="Times New Roman" w:hAnsi="Times New Roman" w:cs="Times New Roman"/>
+          <w:sz w:val="24"/>
+          <w:szCs w:val="24"/>
+        </w:rPr>
+        <w:t xml:space="preserve"> </w:t>
+      </w:r>
+      <w:proofErr w:type="spellStart"/>
+      <w:r>
+        <w:rPr>
+          <w:rFonts w:ascii="Times New Roman" w:hAnsi="Times New Roman" w:cs="Times New Roman"/>
+          <w:sz w:val="24"/>
+          <w:szCs w:val="24"/>
+        </w:rPr>
+        <w:t>ponsel</w:t>
+      </w:r>
+      <w:proofErr w:type="spellEnd"/>
+      <w:r>
+        <w:rPr>
+          <w:rFonts w:ascii="Times New Roman" w:hAnsi="Times New Roman" w:cs="Times New Roman"/>
+          <w:sz w:val="24"/>
+          <w:szCs w:val="24"/>
+        </w:rPr>
+        <w:t xml:space="preserve"> </w:t>
+      </w:r>
+      <w:proofErr w:type="spellStart"/>
+      <w:r>
+        <w:rPr>
+          <w:rFonts w:ascii="Times New Roman" w:hAnsi="Times New Roman" w:cs="Times New Roman"/>
+          <w:sz w:val="24"/>
+          <w:szCs w:val="24"/>
+        </w:rPr>
+        <w:t>sedang</w:t>
+      </w:r>
+      <w:proofErr w:type="spellEnd"/>
+      <w:r>
+        <w:rPr>
+          <w:rFonts w:ascii="Times New Roman" w:hAnsi="Times New Roman" w:cs="Times New Roman"/>
+          <w:sz w:val="24"/>
+          <w:szCs w:val="24"/>
+        </w:rPr>
+        <w:t xml:space="preserve"> TIDAK </w:t>
+      </w:r>
+      <w:proofErr w:type="spellStart"/>
+      <w:r>
+        <w:rPr>
+          <w:rFonts w:ascii="Times New Roman" w:hAnsi="Times New Roman" w:cs="Times New Roman"/>
+          <w:sz w:val="24"/>
+          <w:szCs w:val="24"/>
+        </w:rPr>
+        <w:t>terhubung</w:t>
+      </w:r>
+      <w:proofErr w:type="spellEnd"/>
+      <w:r>
+        <w:rPr>
+          <w:rFonts w:ascii="Times New Roman" w:hAnsi="Times New Roman" w:cs="Times New Roman"/>
+          <w:sz w:val="24"/>
+          <w:szCs w:val="24"/>
+        </w:rPr>
+        <w:t xml:space="preserve"> </w:t>
+      </w:r>
+      <w:proofErr w:type="spellStart"/>
+      <w:r>
+        <w:rPr>
+          <w:rFonts w:ascii="Times New Roman" w:hAnsi="Times New Roman" w:cs="Times New Roman"/>
+          <w:sz w:val="24"/>
+          <w:szCs w:val="24"/>
+        </w:rPr>
+        <w:t>termasuk</w:t>
+      </w:r>
+      <w:proofErr w:type="spellEnd"/>
+      <w:r>
+        <w:rPr>
+          <w:rFonts w:ascii="Times New Roman" w:hAnsi="Times New Roman" w:cs="Times New Roman"/>
+          <w:sz w:val="24"/>
+          <w:szCs w:val="24"/>
+        </w:rPr>
+        <w:t xml:space="preserve"> </w:t>
+      </w:r>
+      <w:proofErr w:type="spellStart"/>
+      <w:r>
+        <w:rPr>
+          <w:rFonts w:ascii="Times New Roman" w:hAnsi="Times New Roman" w:cs="Times New Roman"/>
+          <w:sz w:val="24"/>
+          <w:szCs w:val="24"/>
+        </w:rPr>
+        <w:t>satu</w:t>
+      </w:r>
+      <w:proofErr w:type="spellEnd"/>
+      <w:r>
+        <w:rPr>
+          <w:rFonts w:ascii="Times New Roman" w:hAnsi="Times New Roman" w:cs="Times New Roman"/>
+          <w:sz w:val="24"/>
+          <w:szCs w:val="24"/>
+        </w:rPr>
+        <w:t xml:space="preserve"> </w:t>
+      </w:r>
+      <w:proofErr w:type="spellStart"/>
+      <w:r>
+        <w:rPr>
+          <w:rFonts w:ascii="Times New Roman" w:hAnsi="Times New Roman" w:cs="Times New Roman"/>
+          <w:sz w:val="24"/>
+          <w:szCs w:val="24"/>
+        </w:rPr>
+        <w:t>sesi</w:t>
+      </w:r>
+      <w:proofErr w:type="spellEnd"/>
+      <w:r>
+        <w:rPr>
+          <w:rFonts w:ascii="Times New Roman" w:hAnsi="Times New Roman" w:cs="Times New Roman"/>
+          <w:sz w:val="24"/>
+          <w:szCs w:val="24"/>
+        </w:rPr>
+        <w:t xml:space="preserve"> </w:t>
+      </w:r>
+      <w:proofErr w:type="spellStart"/>
+      <w:r>
+        <w:rPr>
+          <w:rFonts w:ascii="Times New Roman" w:hAnsi="Times New Roman" w:cs="Times New Roman"/>
+          <w:sz w:val="24"/>
+          <w:szCs w:val="24"/>
+        </w:rPr>
+        <w:t>singkat</w:t>
+      </w:r>
+      <w:proofErr w:type="spellEnd"/>
+      <w:r>
+        <w:rPr>
+          <w:rFonts w:ascii="Times New Roman" w:hAnsi="Times New Roman" w:cs="Times New Roman"/>
+          <w:sz w:val="24"/>
+          <w:szCs w:val="24"/>
+        </w:rPr>
+        <w:t xml:space="preserve"> yang </w:t>
+      </w:r>
+      <w:proofErr w:type="spellStart"/>
+      <w:r>
+        <w:rPr>
+          <w:rFonts w:ascii="Times New Roman" w:hAnsi="Times New Roman" w:cs="Times New Roman"/>
+          <w:sz w:val="24"/>
+          <w:szCs w:val="24"/>
+        </w:rPr>
+        <w:t>ponselnya</w:t>
+      </w:r>
+      <w:proofErr w:type="spellEnd"/>
+      <w:r>
+        <w:rPr>
+          <w:rFonts w:ascii="Times New Roman" w:hAnsi="Times New Roman" w:cs="Times New Roman"/>
+          <w:sz w:val="24"/>
+          <w:szCs w:val="24"/>
+        </w:rPr>
+        <w:t xml:space="preserve"> </w:t>
+      </w:r>
+      <w:proofErr w:type="spellStart"/>
+      <w:r>
+        <w:rPr>
+          <w:rFonts w:ascii="Times New Roman" w:hAnsi="Times New Roman" w:cs="Times New Roman"/>
+          <w:sz w:val="24"/>
+          <w:szCs w:val="24"/>
+        </w:rPr>
+        <w:t>tidak</w:t>
+      </w:r>
+      <w:proofErr w:type="spellEnd"/>
+      <w:r>
+        <w:rPr>
+          <w:rFonts w:ascii="Times New Roman" w:hAnsi="Times New Roman" w:cs="Times New Roman"/>
+          <w:sz w:val="24"/>
+          <w:szCs w:val="24"/>
+        </w:rPr>
+        <w:t xml:space="preserve"> </w:t>
+      </w:r>
+      <w:proofErr w:type="spellStart"/>
+      <w:r>
+        <w:rPr>
+          <w:rFonts w:ascii="Times New Roman" w:hAnsi="Times New Roman" w:cs="Times New Roman"/>
+          <w:sz w:val="24"/>
+          <w:szCs w:val="24"/>
+        </w:rPr>
+        <w:t>pernah</w:t>
+      </w:r>
+      <w:proofErr w:type="spellEnd"/>
+      <w:r>
+        <w:rPr>
+          <w:rFonts w:ascii="Times New Roman" w:hAnsi="Times New Roman" w:cs="Times New Roman"/>
+          <w:sz w:val="24"/>
+          <w:szCs w:val="24"/>
+        </w:rPr>
+        <w:t xml:space="preserve"> </w:t>
+      </w:r>
+      <w:proofErr w:type="spellStart"/>
+      <w:r>
+        <w:rPr>
+          <w:rFonts w:ascii="Times New Roman" w:hAnsi="Times New Roman" w:cs="Times New Roman"/>
+          <w:sz w:val="24"/>
+          <w:szCs w:val="24"/>
+        </w:rPr>
+        <w:t>terhubung</w:t>
+      </w:r>
+      <w:proofErr w:type="spellEnd"/>
+      <w:r>
+        <w:rPr>
+          <w:rFonts w:ascii="Times New Roman" w:hAnsi="Times New Roman" w:cs="Times New Roman"/>
+          <w:sz w:val="24"/>
+          <w:szCs w:val="24"/>
+        </w:rPr>
+        <w:t xml:space="preserve"> </w:t>
+      </w:r>
+      <w:proofErr w:type="spellStart"/>
+      <w:r>
+        <w:rPr>
+          <w:rFonts w:ascii="Times New Roman" w:hAnsi="Times New Roman" w:cs="Times New Roman"/>
+          <w:sz w:val="24"/>
+          <w:szCs w:val="24"/>
+        </w:rPr>
+        <w:t>sehingga</w:t>
+      </w:r>
+      <w:proofErr w:type="spellEnd"/>
+      <w:r>
+        <w:rPr>
+          <w:rFonts w:ascii="Times New Roman" w:hAnsi="Times New Roman" w:cs="Times New Roman"/>
+          <w:sz w:val="24"/>
+          <w:szCs w:val="24"/>
+        </w:rPr>
+        <w:t xml:space="preserve"> 100% </w:t>
+      </w:r>
+      <w:proofErr w:type="spellStart"/>
+      <w:r>
+        <w:rPr>
+          <w:rFonts w:ascii="Times New Roman" w:hAnsi="Times New Roman" w:cs="Times New Roman"/>
+          <w:sz w:val="24"/>
+          <w:szCs w:val="24"/>
+        </w:rPr>
+        <w:t>pembacaannya</w:t>
+      </w:r>
+      <w:proofErr w:type="spellEnd"/>
+      <w:r>
+        <w:rPr>
+          <w:rFonts w:ascii="Times New Roman" w:hAnsi="Times New Roman" w:cs="Times New Roman"/>
+          <w:sz w:val="24"/>
+          <w:szCs w:val="24"/>
+        </w:rPr>
+        <w:t xml:space="preserve"> </w:t>
+      </w:r>
+      <w:proofErr w:type="spellStart"/>
+      <w:r>
+        <w:rPr>
+          <w:rFonts w:ascii="Times New Roman" w:hAnsi="Times New Roman" w:cs="Times New Roman"/>
+          <w:sz w:val="24"/>
+          <w:szCs w:val="24"/>
+        </w:rPr>
+        <w:t>tidak</w:t>
+      </w:r>
+      <w:proofErr w:type="spellEnd"/>
+      <w:r>
+        <w:rPr>
+          <w:rFonts w:ascii="Times New Roman" w:hAnsi="Times New Roman" w:cs="Times New Roman"/>
+          <w:sz w:val="24"/>
+          <w:szCs w:val="24"/>
+        </w:rPr>
+        <w:t xml:space="preserve"> </w:t>
+      </w:r>
+      <w:proofErr w:type="spellStart"/>
+      <w:r>
+        <w:rPr>
+          <w:rFonts w:ascii="Times New Roman" w:hAnsi="Times New Roman" w:cs="Times New Roman"/>
+          <w:sz w:val="24"/>
+          <w:szCs w:val="24"/>
+        </w:rPr>
+        <w:t>tersimpan</w:t>
+      </w:r>
+      <w:proofErr w:type="spellEnd"/>
+      <w:r>
+        <w:rPr>
+          <w:rFonts w:ascii="Times New Roman" w:hAnsi="Times New Roman" w:cs="Times New Roman"/>
+          <w:sz w:val="24"/>
+          <w:szCs w:val="24"/>
+        </w:rPr>
+        <w:t xml:space="preserve">. Selain </w:t>
+      </w:r>
+      <w:proofErr w:type="spellStart"/>
+      <w:r>
+        <w:rPr>
+          <w:rFonts w:ascii="Times New Roman" w:hAnsi="Times New Roman" w:cs="Times New Roman"/>
+          <w:sz w:val="24"/>
+          <w:szCs w:val="24"/>
+        </w:rPr>
+        <w:t>itu</w:t>
+      </w:r>
+      <w:proofErr w:type="spellEnd"/>
+      <w:r>
+        <w:rPr>
+          <w:rFonts w:ascii="Times New Roman" w:hAnsi="Times New Roman" w:cs="Times New Roman"/>
+          <w:sz w:val="24"/>
+          <w:szCs w:val="24"/>
+        </w:rPr>
+        <w:t xml:space="preserve">, </w:t>
+      </w:r>
+      <w:proofErr w:type="spellStart"/>
+      <w:r>
+        <w:rPr>
+          <w:rFonts w:ascii="Times New Roman" w:hAnsi="Times New Roman" w:cs="Times New Roman"/>
+          <w:sz w:val="24"/>
+          <w:szCs w:val="24"/>
+        </w:rPr>
+        <w:t>seluruh</w:t>
+      </w:r>
+      <w:proofErr w:type="spellEnd"/>
+      <w:r>
+        <w:rPr>
+          <w:rFonts w:ascii="Times New Roman" w:hAnsi="Times New Roman" w:cs="Times New Roman"/>
+          <w:sz w:val="24"/>
+          <w:szCs w:val="24"/>
+        </w:rPr>
+        <w:t xml:space="preserve"> </w:t>
+      </w:r>
+      <w:proofErr w:type="spellStart"/>
+      <w:r>
+        <w:rPr>
+          <w:rFonts w:ascii="Times New Roman" w:hAnsi="Times New Roman" w:cs="Times New Roman"/>
+          <w:sz w:val="24"/>
+          <w:szCs w:val="24"/>
+        </w:rPr>
+        <w:t>pembacaan</w:t>
+      </w:r>
+      <w:proofErr w:type="spellEnd"/>
+      <w:r>
+        <w:rPr>
+          <w:rFonts w:ascii="Times New Roman" w:hAnsi="Times New Roman" w:cs="Times New Roman"/>
+          <w:sz w:val="24"/>
+          <w:szCs w:val="24"/>
+        </w:rPr>
+        <w:t xml:space="preserve"> yang </w:t>
+      </w:r>
+      <w:proofErr w:type="spellStart"/>
+      <w:r>
+        <w:rPr>
+          <w:rFonts w:ascii="Times New Roman" w:hAnsi="Times New Roman" w:cs="Times New Roman"/>
+          <w:sz w:val="24"/>
+          <w:szCs w:val="24"/>
+        </w:rPr>
+        <w:t>berhasil</w:t>
+      </w:r>
+      <w:proofErr w:type="spellEnd"/>
+      <w:r>
+        <w:rPr>
+          <w:rFonts w:ascii="Times New Roman" w:hAnsi="Times New Roman" w:cs="Times New Roman"/>
+          <w:sz w:val="24"/>
+          <w:szCs w:val="24"/>
+        </w:rPr>
+        <w:t xml:space="preserve"> </w:t>
+      </w:r>
+      <w:proofErr w:type="spellStart"/>
+      <w:r>
+        <w:rPr>
+          <w:rFonts w:ascii="Times New Roman" w:hAnsi="Times New Roman" w:cs="Times New Roman"/>
+          <w:sz w:val="24"/>
+          <w:szCs w:val="24"/>
+        </w:rPr>
+        <w:t>diterima</w:t>
+      </w:r>
+      <w:proofErr w:type="spellEnd"/>
+      <w:r>
+        <w:rPr>
+          <w:rFonts w:ascii="Times New Roman" w:hAnsi="Times New Roman" w:cs="Times New Roman"/>
+          <w:sz w:val="24"/>
+          <w:szCs w:val="24"/>
+        </w:rPr>
+        <w:t xml:space="preserve"> </w:t>
+      </w:r>
+      <w:proofErr w:type="spellStart"/>
+      <w:r>
+        <w:rPr>
+          <w:rFonts w:ascii="Times New Roman" w:hAnsi="Times New Roman" w:cs="Times New Roman"/>
+          <w:sz w:val="24"/>
+          <w:szCs w:val="24"/>
+        </w:rPr>
+        <w:t>identik</w:t>
+      </w:r>
+      <w:proofErr w:type="spellEnd"/>
+      <w:r>
+        <w:rPr>
+          <w:rFonts w:ascii="Times New Roman" w:hAnsi="Times New Roman" w:cs="Times New Roman"/>
+          <w:sz w:val="24"/>
+          <w:szCs w:val="24"/>
+        </w:rPr>
+        <w:t xml:space="preserve"> </w:t>
+      </w:r>
+      <w:proofErr w:type="spellStart"/>
+      <w:r>
+        <w:rPr>
+          <w:rFonts w:ascii="Times New Roman" w:hAnsi="Times New Roman" w:cs="Times New Roman"/>
+          <w:sz w:val="24"/>
+          <w:szCs w:val="24"/>
+        </w:rPr>
+        <w:t>dengan</w:t>
+      </w:r>
+      <w:proofErr w:type="spellEnd"/>
+      <w:r>
+        <w:rPr>
+          <w:rFonts w:ascii="Times New Roman" w:hAnsi="Times New Roman" w:cs="Times New Roman"/>
+          <w:sz w:val="24"/>
+          <w:szCs w:val="24"/>
+        </w:rPr>
+        <w:t xml:space="preserve"> </w:t>
+      </w:r>
+      <w:proofErr w:type="spellStart"/>
+      <w:r>
+        <w:rPr>
+          <w:rFonts w:ascii="Times New Roman" w:hAnsi="Times New Roman" w:cs="Times New Roman"/>
+          <w:sz w:val="24"/>
+          <w:szCs w:val="24"/>
+        </w:rPr>
+        <w:t>catatan</w:t>
+      </w:r>
+      <w:proofErr w:type="spellEnd"/>
+      <w:r>
+        <w:rPr>
+          <w:rFonts w:ascii="Times New Roman" w:hAnsi="Times New Roman" w:cs="Times New Roman"/>
+          <w:sz w:val="24"/>
+          <w:szCs w:val="24"/>
+        </w:rPr>
+        <w:t xml:space="preserve"> watch (</w:t>
+      </w:r>
+      <w:proofErr w:type="spellStart"/>
+      <w:r>
+        <w:rPr>
+          <w:rFonts w:ascii="Times New Roman" w:hAnsi="Times New Roman" w:cs="Times New Roman"/>
+          <w:sz w:val="24"/>
+          <w:szCs w:val="24"/>
+        </w:rPr>
+        <w:t>nilai</w:t>
+      </w:r>
+      <w:proofErr w:type="spellEnd"/>
+      <w:r>
+        <w:rPr>
+          <w:rFonts w:ascii="Times New Roman" w:hAnsi="Times New Roman" w:cs="Times New Roman"/>
+          <w:sz w:val="24"/>
+          <w:szCs w:val="24"/>
+        </w:rPr>
+        <w:t xml:space="preserve"> bpm dan </w:t>
+      </w:r>
+      <w:proofErr w:type="spellStart"/>
+      <w:r>
+        <w:rPr>
+          <w:rFonts w:ascii="Times New Roman" w:hAnsi="Times New Roman" w:cs="Times New Roman"/>
+          <w:sz w:val="24"/>
+          <w:szCs w:val="24"/>
+        </w:rPr>
+        <w:t>akurasi</w:t>
+      </w:r>
+      <w:proofErr w:type="spellEnd"/>
+      <w:r>
+        <w:rPr>
+          <w:rFonts w:ascii="Times New Roman" w:hAnsi="Times New Roman" w:cs="Times New Roman"/>
+          <w:sz w:val="24"/>
+          <w:szCs w:val="24"/>
+        </w:rPr>
+        <w:t xml:space="preserve">), </w:t>
+      </w:r>
+      <w:proofErr w:type="spellStart"/>
+      <w:r>
+        <w:rPr>
+          <w:rFonts w:ascii="Times New Roman" w:hAnsi="Times New Roman" w:cs="Times New Roman"/>
+          <w:sz w:val="24"/>
+          <w:szCs w:val="24"/>
+        </w:rPr>
+        <w:t>sehingga</w:t>
+      </w:r>
+      <w:proofErr w:type="spellEnd"/>
+      <w:r>
+        <w:rPr>
+          <w:rFonts w:ascii="Times New Roman" w:hAnsi="Times New Roman" w:cs="Times New Roman"/>
+          <w:sz w:val="24"/>
+          <w:szCs w:val="24"/>
+        </w:rPr>
+        <w:t xml:space="preserve"> fidelity </w:t>
+      </w:r>
+      <w:proofErr w:type="spellStart"/>
+      <w:r>
+        <w:rPr>
+          <w:rFonts w:ascii="Times New Roman" w:hAnsi="Times New Roman" w:cs="Times New Roman"/>
+          <w:sz w:val="24"/>
+          <w:szCs w:val="24"/>
+        </w:rPr>
+        <w:t>nilai</w:t>
+      </w:r>
+      <w:proofErr w:type="spellEnd"/>
+      <w:r>
+        <w:rPr>
+          <w:rFonts w:ascii="Times New Roman" w:hAnsi="Times New Roman" w:cs="Times New Roman"/>
+          <w:sz w:val="24"/>
+          <w:szCs w:val="24"/>
+        </w:rPr>
+        <w:t xml:space="preserve"> = 100% </w:t>
+      </w:r>
+      <w:proofErr w:type="spellStart"/>
+      <w:r>
+        <w:rPr>
+          <w:rFonts w:ascii="Times New Roman" w:hAnsi="Times New Roman" w:cs="Times New Roman"/>
+          <w:sz w:val="24"/>
+          <w:szCs w:val="24"/>
+        </w:rPr>
+        <w:t>tidak</w:t>
+      </w:r>
+      <w:proofErr w:type="spellEnd"/>
+      <w:r>
+        <w:rPr>
+          <w:rFonts w:ascii="Times New Roman" w:hAnsi="Times New Roman" w:cs="Times New Roman"/>
+          <w:sz w:val="24"/>
+          <w:szCs w:val="24"/>
+        </w:rPr>
+        <w:t xml:space="preserve"> </w:t>
+      </w:r>
+      <w:proofErr w:type="spellStart"/>
+      <w:r>
+        <w:rPr>
+          <w:rFonts w:ascii="Times New Roman" w:hAnsi="Times New Roman" w:cs="Times New Roman"/>
+          <w:sz w:val="24"/>
+          <w:szCs w:val="24"/>
+        </w:rPr>
+        <w:t>ada</w:t>
+      </w:r>
+      <w:proofErr w:type="spellEnd"/>
+      <w:r>
+        <w:rPr>
+          <w:rFonts w:ascii="Times New Roman" w:hAnsi="Times New Roman" w:cs="Times New Roman"/>
+          <w:sz w:val="24"/>
+          <w:szCs w:val="24"/>
+        </w:rPr>
+        <w:t xml:space="preserve"> </w:t>
+      </w:r>
+      <w:proofErr w:type="spellStart"/>
+      <w:r>
+        <w:rPr>
+          <w:rFonts w:ascii="Times New Roman" w:hAnsi="Times New Roman" w:cs="Times New Roman"/>
+          <w:sz w:val="24"/>
+          <w:szCs w:val="24"/>
+        </w:rPr>
+        <w:t>korupsi</w:t>
+      </w:r>
+      <w:proofErr w:type="spellEnd"/>
+      <w:r>
+        <w:rPr>
+          <w:rFonts w:ascii="Times New Roman" w:hAnsi="Times New Roman" w:cs="Times New Roman"/>
+          <w:sz w:val="24"/>
+          <w:szCs w:val="24"/>
+        </w:rPr>
+        <w:t xml:space="preserve"> data pada </w:t>
+      </w:r>
+      <w:proofErr w:type="spellStart"/>
+      <w:r>
+        <w:rPr>
+          <w:rFonts w:ascii="Times New Roman" w:hAnsi="Times New Roman" w:cs="Times New Roman"/>
+          <w:sz w:val="24"/>
+          <w:szCs w:val="24"/>
+        </w:rPr>
+        <w:t>kanal</w:t>
+      </w:r>
+      <w:proofErr w:type="spellEnd"/>
+      <w:r>
+        <w:rPr>
+          <w:rFonts w:ascii="Times New Roman" w:hAnsi="Times New Roman" w:cs="Times New Roman"/>
+          <w:sz w:val="24"/>
+          <w:szCs w:val="24"/>
+        </w:rPr>
+        <w:t xml:space="preserve"> BLE.</w:t>
       </w:r>
     </w:p>
     <w:tbl>
       <w:tblPr>
         <w:tblStyle w:val="TableGrid"/>
-        <w:tblW w:type="auto" w:w="0"/>
-        <w:tblLook w:firstColumn="1" w:firstRow="1" w:lastColumn="0" w:lastRow="0" w:noHBand="0" w:noVBand="1" w:val="04A0"/>
+        <w:tblW w:w="0" w:type="auto"/>
+        <w:tblLook w:val="04A0" w:firstRow="1" w:lastRow="0" w:firstColumn="1" w:lastColumn="0" w:noHBand="0" w:noVBand="1"/>
       </w:tblPr>
       <w:tblGrid>
         <w:gridCol w:w="1234"/>
@@ -80,12 +2802,23 @@
       <w:tr>
         <w:tc>
           <w:tcPr>
-            <w:tcW w:type="dxa" w:w="1234"/>
+            <w:tcW w:w="1234" w:type="dxa"/>
           </w:tcPr>
           <w:p>
+            <w:pPr>
+              <w:jc w:val="both"/>
+              <w:rPr>
+                <w:rFonts w:ascii="Times New Roman" w:hAnsi="Times New Roman" w:cs="Times New Roman"/>
+                <w:sz w:val="24"/>
+                <w:szCs w:val="24"/>
+              </w:rPr>
+            </w:pPr>
             <w:r>
               <w:rPr>
+                <w:rFonts w:ascii="Times New Roman" w:hAnsi="Times New Roman" w:cs="Times New Roman"/>
                 <w:b/>
+                <w:sz w:val="24"/>
+                <w:szCs w:val="24"/>
               </w:rPr>
               <w:t>Sesi</w:t>
             </w:r>
@@ -93,77 +2826,162 @@
         </w:tc>
         <w:tc>
           <w:tcPr>
-            <w:tcW w:type="dxa" w:w="1234"/>
+            <w:tcW w:w="1234" w:type="dxa"/>
           </w:tcPr>
           <w:p>
+            <w:pPr>
+              <w:jc w:val="both"/>
+              <w:rPr>
+                <w:rFonts w:ascii="Times New Roman" w:hAnsi="Times New Roman" w:cs="Times New Roman"/>
+                <w:sz w:val="24"/>
+                <w:szCs w:val="24"/>
+              </w:rPr>
+            </w:pPr>
+            <w:proofErr w:type="spellStart"/>
             <w:r>
               <w:rPr>
+                <w:rFonts w:ascii="Times New Roman" w:hAnsi="Times New Roman" w:cs="Times New Roman"/>
                 <w:b/>
+                <w:sz w:val="24"/>
+                <w:szCs w:val="24"/>
               </w:rPr>
-              <w:t>Mulai (WIB)</w:t>
+              <w:t>Mulai</w:t>
+            </w:r>
+            <w:proofErr w:type="spellEnd"/>
+            <w:r>
+              <w:rPr>
+                <w:rFonts w:ascii="Times New Roman" w:hAnsi="Times New Roman" w:cs="Times New Roman"/>
+                <w:b/>
+                <w:sz w:val="24"/>
+                <w:szCs w:val="24"/>
+              </w:rPr>
+              <w:t xml:space="preserve"> (WIB)</w:t>
             </w:r>
           </w:p>
         </w:tc>
         <w:tc>
           <w:tcPr>
-            <w:tcW w:type="dxa" w:w="1234"/>
+            <w:tcW w:w="1234" w:type="dxa"/>
           </w:tcPr>
           <w:p>
+            <w:pPr>
+              <w:jc w:val="both"/>
+              <w:rPr>
+                <w:rFonts w:ascii="Times New Roman" w:hAnsi="Times New Roman" w:cs="Times New Roman"/>
+                <w:sz w:val="24"/>
+                <w:szCs w:val="24"/>
+              </w:rPr>
+            </w:pPr>
+            <w:proofErr w:type="spellStart"/>
             <w:r>
               <w:rPr>
+                <w:rFonts w:ascii="Times New Roman" w:hAnsi="Times New Roman" w:cs="Times New Roman"/>
                 <w:b/>
+                <w:sz w:val="24"/>
+                <w:szCs w:val="24"/>
               </w:rPr>
               <w:t>Durasi</w:t>
             </w:r>
+            <w:proofErr w:type="spellEnd"/>
           </w:p>
         </w:tc>
         <w:tc>
           <w:tcPr>
-            <w:tcW w:type="dxa" w:w="1234"/>
+            <w:tcW w:w="1234" w:type="dxa"/>
           </w:tcPr>
           <w:p>
+            <w:pPr>
+              <w:jc w:val="both"/>
+              <w:rPr>
+                <w:rFonts w:ascii="Times New Roman" w:hAnsi="Times New Roman" w:cs="Times New Roman"/>
+                <w:sz w:val="24"/>
+                <w:szCs w:val="24"/>
+              </w:rPr>
+            </w:pPr>
+            <w:proofErr w:type="spellStart"/>
             <w:r>
               <w:rPr>
+                <w:rFonts w:ascii="Times New Roman" w:hAnsi="Times New Roman" w:cs="Times New Roman"/>
                 <w:b/>
+                <w:sz w:val="24"/>
+                <w:szCs w:val="24"/>
               </w:rPr>
               <w:t>Direkam</w:t>
             </w:r>
+            <w:proofErr w:type="spellEnd"/>
           </w:p>
         </w:tc>
         <w:tc>
           <w:tcPr>
-            <w:tcW w:type="dxa" w:w="1234"/>
+            <w:tcW w:w="1234" w:type="dxa"/>
           </w:tcPr>
           <w:p>
+            <w:pPr>
+              <w:jc w:val="both"/>
+              <w:rPr>
+                <w:rFonts w:ascii="Times New Roman" w:hAnsi="Times New Roman" w:cs="Times New Roman"/>
+                <w:sz w:val="24"/>
+                <w:szCs w:val="24"/>
+              </w:rPr>
+            </w:pPr>
+            <w:proofErr w:type="spellStart"/>
             <w:r>
               <w:rPr>
+                <w:rFonts w:ascii="Times New Roman" w:hAnsi="Times New Roman" w:cs="Times New Roman"/>
                 <w:b/>
+                <w:sz w:val="24"/>
+                <w:szCs w:val="24"/>
               </w:rPr>
               <w:t>Diterima</w:t>
             </w:r>
+            <w:proofErr w:type="spellEnd"/>
           </w:p>
         </w:tc>
         <w:tc>
           <w:tcPr>
-            <w:tcW w:type="dxa" w:w="1234"/>
+            <w:tcW w:w="1234" w:type="dxa"/>
           </w:tcPr>
           <w:p>
+            <w:pPr>
+              <w:jc w:val="both"/>
+              <w:rPr>
+                <w:rFonts w:ascii="Times New Roman" w:hAnsi="Times New Roman" w:cs="Times New Roman"/>
+                <w:sz w:val="24"/>
+                <w:szCs w:val="24"/>
+              </w:rPr>
+            </w:pPr>
+            <w:proofErr w:type="spellStart"/>
             <w:r>
               <w:rPr>
+                <w:rFonts w:ascii="Times New Roman" w:hAnsi="Times New Roman" w:cs="Times New Roman"/>
                 <w:b/>
+                <w:sz w:val="24"/>
+                <w:szCs w:val="24"/>
               </w:rPr>
               <w:t>Hilang</w:t>
             </w:r>
+            <w:proofErr w:type="spellEnd"/>
           </w:p>
         </w:tc>
         <w:tc>
           <w:tcPr>
-            <w:tcW w:type="dxa" w:w="1234"/>
+            <w:tcW w:w="1234" w:type="dxa"/>
           </w:tcPr>
           <w:p>
+            <w:pPr>
+              <w:jc w:val="both"/>
+              <w:rPr>
+                <w:rFonts w:ascii="Times New Roman" w:hAnsi="Times New Roman" w:cs="Times New Roman"/>
+                <w:sz w:val="24"/>
+                <w:szCs w:val="24"/>
+              </w:rPr>
+            </w:pPr>
             <w:r>
               <w:rPr>
+                <w:rFonts w:ascii="Times New Roman" w:hAnsi="Times New Roman" w:cs="Times New Roman"/>
                 <w:b/>
+                <w:sz w:val="24"/>
+                <w:szCs w:val="24"/>
               </w:rPr>
               <w:t>Delivery</w:t>
             </w:r>
@@ -173,70 +2991,171 @@
       <w:tr>
         <w:tc>
           <w:tcPr>
-            <w:tcW w:type="dxa" w:w="1234"/>
+            <w:tcW w:w="1234" w:type="dxa"/>
           </w:tcPr>
           <w:p>
+            <w:pPr>
+              <w:jc w:val="both"/>
+              <w:rPr>
+                <w:rFonts w:ascii="Times New Roman" w:hAnsi="Times New Roman" w:cs="Times New Roman"/>
+                <w:sz w:val="24"/>
+                <w:szCs w:val="24"/>
+              </w:rPr>
+            </w:pPr>
             <w:r>
+              <w:rPr>
+                <w:rFonts w:ascii="Times New Roman" w:hAnsi="Times New Roman" w:cs="Times New Roman"/>
+                <w:sz w:val="24"/>
+                <w:szCs w:val="24"/>
+              </w:rPr>
               <w:t>Sesi 1</w:t>
             </w:r>
           </w:p>
         </w:tc>
         <w:tc>
           <w:tcPr>
-            <w:tcW w:type="dxa" w:w="1234"/>
+            <w:tcW w:w="1234" w:type="dxa"/>
           </w:tcPr>
           <w:p>
+            <w:pPr>
+              <w:jc w:val="both"/>
+              <w:rPr>
+                <w:rFonts w:ascii="Times New Roman" w:hAnsi="Times New Roman" w:cs="Times New Roman"/>
+                <w:sz w:val="24"/>
+                <w:szCs w:val="24"/>
+              </w:rPr>
+            </w:pPr>
             <w:r>
+              <w:rPr>
+                <w:rFonts w:ascii="Times New Roman" w:hAnsi="Times New Roman" w:cs="Times New Roman"/>
+                <w:sz w:val="24"/>
+                <w:szCs w:val="24"/>
+              </w:rPr>
               <w:t>23/06 06:38</w:t>
             </w:r>
           </w:p>
         </w:tc>
         <w:tc>
           <w:tcPr>
-            <w:tcW w:type="dxa" w:w="1234"/>
+            <w:tcW w:w="1234" w:type="dxa"/>
           </w:tcPr>
           <w:p>
+            <w:pPr>
+              <w:jc w:val="both"/>
+              <w:rPr>
+                <w:rFonts w:ascii="Times New Roman" w:hAnsi="Times New Roman" w:cs="Times New Roman"/>
+                <w:sz w:val="24"/>
+                <w:szCs w:val="24"/>
+              </w:rPr>
+            </w:pPr>
             <w:r>
-              <w:t>36 mnt</w:t>
+              <w:rPr>
+                <w:rFonts w:ascii="Times New Roman" w:hAnsi="Times New Roman" w:cs="Times New Roman"/>
+                <w:sz w:val="24"/>
+                <w:szCs w:val="24"/>
+              </w:rPr>
+              <w:t xml:space="preserve">36 </w:t>
             </w:r>
+            <w:proofErr w:type="spellStart"/>
+            <w:r>
+              <w:rPr>
+                <w:rFonts w:ascii="Times New Roman" w:hAnsi="Times New Roman" w:cs="Times New Roman"/>
+                <w:sz w:val="24"/>
+                <w:szCs w:val="24"/>
+              </w:rPr>
+              <w:t>mnt</w:t>
+            </w:r>
+            <w:proofErr w:type="spellEnd"/>
           </w:p>
         </w:tc>
         <w:tc>
           <w:tcPr>
-            <w:tcW w:type="dxa" w:w="1234"/>
+            <w:tcW w:w="1234" w:type="dxa"/>
           </w:tcPr>
           <w:p>
+            <w:pPr>
+              <w:jc w:val="both"/>
+              <w:rPr>
+                <w:rFonts w:ascii="Times New Roman" w:hAnsi="Times New Roman" w:cs="Times New Roman"/>
+                <w:sz w:val="24"/>
+                <w:szCs w:val="24"/>
+              </w:rPr>
+            </w:pPr>
             <w:r>
+              <w:rPr>
+                <w:rFonts w:ascii="Times New Roman" w:hAnsi="Times New Roman" w:cs="Times New Roman"/>
+                <w:sz w:val="24"/>
+                <w:szCs w:val="24"/>
+              </w:rPr>
               <w:t>2.177</w:t>
             </w:r>
           </w:p>
         </w:tc>
         <w:tc>
           <w:tcPr>
-            <w:tcW w:type="dxa" w:w="1234"/>
+            <w:tcW w:w="1234" w:type="dxa"/>
           </w:tcPr>
           <w:p>
+            <w:pPr>
+              <w:jc w:val="both"/>
+              <w:rPr>
+                <w:rFonts w:ascii="Times New Roman" w:hAnsi="Times New Roman" w:cs="Times New Roman"/>
+                <w:sz w:val="24"/>
+                <w:szCs w:val="24"/>
+              </w:rPr>
+            </w:pPr>
             <w:r>
+              <w:rPr>
+                <w:rFonts w:ascii="Times New Roman" w:hAnsi="Times New Roman" w:cs="Times New Roman"/>
+                <w:sz w:val="24"/>
+                <w:szCs w:val="24"/>
+              </w:rPr>
               <w:t>2.164</w:t>
             </w:r>
           </w:p>
         </w:tc>
         <w:tc>
           <w:tcPr>
-            <w:tcW w:type="dxa" w:w="1234"/>
+            <w:tcW w:w="1234" w:type="dxa"/>
           </w:tcPr>
           <w:p>
+            <w:pPr>
+              <w:jc w:val="both"/>
+              <w:rPr>
+                <w:rFonts w:ascii="Times New Roman" w:hAnsi="Times New Roman" w:cs="Times New Roman"/>
+                <w:sz w:val="24"/>
+                <w:szCs w:val="24"/>
+              </w:rPr>
+            </w:pPr>
             <w:r>
+              <w:rPr>
+                <w:rFonts w:ascii="Times New Roman" w:hAnsi="Times New Roman" w:cs="Times New Roman"/>
+                <w:sz w:val="24"/>
+                <w:szCs w:val="24"/>
+              </w:rPr>
               <w:t>13</w:t>
             </w:r>
           </w:p>
         </w:tc>
         <w:tc>
           <w:tcPr>
-            <w:tcW w:type="dxa" w:w="1234"/>
+            <w:tcW w:w="1234" w:type="dxa"/>
           </w:tcPr>
           <w:p>
+            <w:pPr>
+              <w:jc w:val="both"/>
+              <w:rPr>
+                <w:rFonts w:ascii="Times New Roman" w:hAnsi="Times New Roman" w:cs="Times New Roman"/>
+                <w:sz w:val="24"/>
+                <w:szCs w:val="24"/>
+              </w:rPr>
+            </w:pPr>
             <w:r>
+              <w:rPr>
+                <w:rFonts w:ascii="Times New Roman" w:hAnsi="Times New Roman" w:cs="Times New Roman"/>
+                <w:sz w:val="24"/>
+                <w:szCs w:val="24"/>
+              </w:rPr>
               <w:t>99,40%</w:t>
             </w:r>
           </w:p>
@@ -245,70 +3164,171 @@
       <w:tr>
         <w:tc>
           <w:tcPr>
-            <w:tcW w:type="dxa" w:w="1234"/>
+            <w:tcW w:w="1234" w:type="dxa"/>
           </w:tcPr>
           <w:p>
+            <w:pPr>
+              <w:jc w:val="both"/>
+              <w:rPr>
+                <w:rFonts w:ascii="Times New Roman" w:hAnsi="Times New Roman" w:cs="Times New Roman"/>
+                <w:sz w:val="24"/>
+                <w:szCs w:val="24"/>
+              </w:rPr>
+            </w:pPr>
             <w:r>
+              <w:rPr>
+                <w:rFonts w:ascii="Times New Roman" w:hAnsi="Times New Roman" w:cs="Times New Roman"/>
+                <w:sz w:val="24"/>
+                <w:szCs w:val="24"/>
+              </w:rPr>
               <w:t>Sesi 2</w:t>
             </w:r>
           </w:p>
         </w:tc>
         <w:tc>
           <w:tcPr>
-            <w:tcW w:type="dxa" w:w="1234"/>
+            <w:tcW w:w="1234" w:type="dxa"/>
           </w:tcPr>
           <w:p>
+            <w:pPr>
+              <w:jc w:val="both"/>
+              <w:rPr>
+                <w:rFonts w:ascii="Times New Roman" w:hAnsi="Times New Roman" w:cs="Times New Roman"/>
+                <w:sz w:val="24"/>
+                <w:szCs w:val="24"/>
+              </w:rPr>
+            </w:pPr>
             <w:r>
+              <w:rPr>
+                <w:rFonts w:ascii="Times New Roman" w:hAnsi="Times New Roman" w:cs="Times New Roman"/>
+                <w:sz w:val="24"/>
+                <w:szCs w:val="24"/>
+              </w:rPr>
               <w:t>23/06 08:41</w:t>
             </w:r>
           </w:p>
         </w:tc>
         <w:tc>
           <w:tcPr>
-            <w:tcW w:type="dxa" w:w="1234"/>
+            <w:tcW w:w="1234" w:type="dxa"/>
           </w:tcPr>
           <w:p>
+            <w:pPr>
+              <w:jc w:val="both"/>
+              <w:rPr>
+                <w:rFonts w:ascii="Times New Roman" w:hAnsi="Times New Roman" w:cs="Times New Roman"/>
+                <w:sz w:val="24"/>
+                <w:szCs w:val="24"/>
+              </w:rPr>
+            </w:pPr>
             <w:r>
-              <w:t>1 mnt</w:t>
+              <w:rPr>
+                <w:rFonts w:ascii="Times New Roman" w:hAnsi="Times New Roman" w:cs="Times New Roman"/>
+                <w:sz w:val="24"/>
+                <w:szCs w:val="24"/>
+              </w:rPr>
+              <w:t xml:space="preserve">1 </w:t>
             </w:r>
+            <w:proofErr w:type="spellStart"/>
+            <w:r>
+              <w:rPr>
+                <w:rFonts w:ascii="Times New Roman" w:hAnsi="Times New Roman" w:cs="Times New Roman"/>
+                <w:sz w:val="24"/>
+                <w:szCs w:val="24"/>
+              </w:rPr>
+              <w:t>mnt</w:t>
+            </w:r>
+            <w:proofErr w:type="spellEnd"/>
           </w:p>
         </w:tc>
         <w:tc>
           <w:tcPr>
-            <w:tcW w:type="dxa" w:w="1234"/>
+            <w:tcW w:w="1234" w:type="dxa"/>
           </w:tcPr>
           <w:p>
+            <w:pPr>
+              <w:jc w:val="both"/>
+              <w:rPr>
+                <w:rFonts w:ascii="Times New Roman" w:hAnsi="Times New Roman" w:cs="Times New Roman"/>
+                <w:sz w:val="24"/>
+                <w:szCs w:val="24"/>
+              </w:rPr>
+            </w:pPr>
             <w:r>
+              <w:rPr>
+                <w:rFonts w:ascii="Times New Roman" w:hAnsi="Times New Roman" w:cs="Times New Roman"/>
+                <w:sz w:val="24"/>
+                <w:szCs w:val="24"/>
+              </w:rPr>
               <w:t>53</w:t>
             </w:r>
           </w:p>
         </w:tc>
         <w:tc>
           <w:tcPr>
-            <w:tcW w:type="dxa" w:w="1234"/>
+            <w:tcW w:w="1234" w:type="dxa"/>
           </w:tcPr>
           <w:p>
+            <w:pPr>
+              <w:jc w:val="both"/>
+              <w:rPr>
+                <w:rFonts w:ascii="Times New Roman" w:hAnsi="Times New Roman" w:cs="Times New Roman"/>
+                <w:sz w:val="24"/>
+                <w:szCs w:val="24"/>
+              </w:rPr>
+            </w:pPr>
             <w:r>
+              <w:rPr>
+                <w:rFonts w:ascii="Times New Roman" w:hAnsi="Times New Roman" w:cs="Times New Roman"/>
+                <w:sz w:val="24"/>
+                <w:szCs w:val="24"/>
+              </w:rPr>
               <w:t>0</w:t>
             </w:r>
           </w:p>
         </w:tc>
         <w:tc>
           <w:tcPr>
-            <w:tcW w:type="dxa" w:w="1234"/>
+            <w:tcW w:w="1234" w:type="dxa"/>
           </w:tcPr>
           <w:p>
+            <w:pPr>
+              <w:jc w:val="both"/>
+              <w:rPr>
+                <w:rFonts w:ascii="Times New Roman" w:hAnsi="Times New Roman" w:cs="Times New Roman"/>
+                <w:sz w:val="24"/>
+                <w:szCs w:val="24"/>
+              </w:rPr>
+            </w:pPr>
             <w:r>
+              <w:rPr>
+                <w:rFonts w:ascii="Times New Roman" w:hAnsi="Times New Roman" w:cs="Times New Roman"/>
+                <w:sz w:val="24"/>
+                <w:szCs w:val="24"/>
+              </w:rPr>
               <w:t>53</w:t>
             </w:r>
           </w:p>
         </w:tc>
         <w:tc>
           <w:tcPr>
-            <w:tcW w:type="dxa" w:w="1234"/>
+            <w:tcW w:w="1234" w:type="dxa"/>
           </w:tcPr>
           <w:p>
+            <w:pPr>
+              <w:jc w:val="both"/>
+              <w:rPr>
+                <w:rFonts w:ascii="Times New Roman" w:hAnsi="Times New Roman" w:cs="Times New Roman"/>
+                <w:sz w:val="24"/>
+                <w:szCs w:val="24"/>
+              </w:rPr>
+            </w:pPr>
             <w:r>
+              <w:rPr>
+                <w:rFonts w:ascii="Times New Roman" w:hAnsi="Times New Roman" w:cs="Times New Roman"/>
+                <w:sz w:val="24"/>
+                <w:szCs w:val="24"/>
+              </w:rPr>
               <w:t>0,00%</w:t>
             </w:r>
           </w:p>
@@ -317,70 +3337,171 @@
       <w:tr>
         <w:tc>
           <w:tcPr>
-            <w:tcW w:type="dxa" w:w="1234"/>
+            <w:tcW w:w="1234" w:type="dxa"/>
           </w:tcPr>
           <w:p>
+            <w:pPr>
+              <w:jc w:val="both"/>
+              <w:rPr>
+                <w:rFonts w:ascii="Times New Roman" w:hAnsi="Times New Roman" w:cs="Times New Roman"/>
+                <w:sz w:val="24"/>
+                <w:szCs w:val="24"/>
+              </w:rPr>
+            </w:pPr>
             <w:r>
+              <w:rPr>
+                <w:rFonts w:ascii="Times New Roman" w:hAnsi="Times New Roman" w:cs="Times New Roman"/>
+                <w:sz w:val="24"/>
+                <w:szCs w:val="24"/>
+              </w:rPr>
               <w:t>Sesi 3</w:t>
             </w:r>
           </w:p>
         </w:tc>
         <w:tc>
           <w:tcPr>
-            <w:tcW w:type="dxa" w:w="1234"/>
+            <w:tcW w:w="1234" w:type="dxa"/>
           </w:tcPr>
           <w:p>
+            <w:pPr>
+              <w:jc w:val="both"/>
+              <w:rPr>
+                <w:rFonts w:ascii="Times New Roman" w:hAnsi="Times New Roman" w:cs="Times New Roman"/>
+                <w:sz w:val="24"/>
+                <w:szCs w:val="24"/>
+              </w:rPr>
+            </w:pPr>
             <w:r>
+              <w:rPr>
+                <w:rFonts w:ascii="Times New Roman" w:hAnsi="Times New Roman" w:cs="Times New Roman"/>
+                <w:sz w:val="24"/>
+                <w:szCs w:val="24"/>
+              </w:rPr>
               <w:t>23/06 14:15</w:t>
             </w:r>
           </w:p>
         </w:tc>
         <w:tc>
           <w:tcPr>
-            <w:tcW w:type="dxa" w:w="1234"/>
+            <w:tcW w:w="1234" w:type="dxa"/>
           </w:tcPr>
           <w:p>
+            <w:pPr>
+              <w:jc w:val="both"/>
+              <w:rPr>
+                <w:rFonts w:ascii="Times New Roman" w:hAnsi="Times New Roman" w:cs="Times New Roman"/>
+                <w:sz w:val="24"/>
+                <w:szCs w:val="24"/>
+              </w:rPr>
+            </w:pPr>
             <w:r>
-              <w:t>345 mnt</w:t>
+              <w:rPr>
+                <w:rFonts w:ascii="Times New Roman" w:hAnsi="Times New Roman" w:cs="Times New Roman"/>
+                <w:sz w:val="24"/>
+                <w:szCs w:val="24"/>
+              </w:rPr>
+              <w:t xml:space="preserve">345 </w:t>
             </w:r>
+            <w:proofErr w:type="spellStart"/>
+            <w:r>
+              <w:rPr>
+                <w:rFonts w:ascii="Times New Roman" w:hAnsi="Times New Roman" w:cs="Times New Roman"/>
+                <w:sz w:val="24"/>
+                <w:szCs w:val="24"/>
+              </w:rPr>
+              <w:t>mnt</w:t>
+            </w:r>
+            <w:proofErr w:type="spellEnd"/>
           </w:p>
         </w:tc>
         <w:tc>
           <w:tcPr>
-            <w:tcW w:type="dxa" w:w="1234"/>
+            <w:tcW w:w="1234" w:type="dxa"/>
           </w:tcPr>
           <w:p>
+            <w:pPr>
+              <w:jc w:val="both"/>
+              <w:rPr>
+                <w:rFonts w:ascii="Times New Roman" w:hAnsi="Times New Roman" w:cs="Times New Roman"/>
+                <w:sz w:val="24"/>
+                <w:szCs w:val="24"/>
+              </w:rPr>
+            </w:pPr>
             <w:r>
+              <w:rPr>
+                <w:rFonts w:ascii="Times New Roman" w:hAnsi="Times New Roman" w:cs="Times New Roman"/>
+                <w:sz w:val="24"/>
+                <w:szCs w:val="24"/>
+              </w:rPr>
               <w:t>20.702</w:t>
             </w:r>
           </w:p>
         </w:tc>
         <w:tc>
           <w:tcPr>
-            <w:tcW w:type="dxa" w:w="1234"/>
+            <w:tcW w:w="1234" w:type="dxa"/>
           </w:tcPr>
           <w:p>
+            <w:pPr>
+              <w:jc w:val="both"/>
+              <w:rPr>
+                <w:rFonts w:ascii="Times New Roman" w:hAnsi="Times New Roman" w:cs="Times New Roman"/>
+                <w:sz w:val="24"/>
+                <w:szCs w:val="24"/>
+              </w:rPr>
+            </w:pPr>
             <w:r>
+              <w:rPr>
+                <w:rFonts w:ascii="Times New Roman" w:hAnsi="Times New Roman" w:cs="Times New Roman"/>
+                <w:sz w:val="24"/>
+                <w:szCs w:val="24"/>
+              </w:rPr>
               <w:t>18.013</w:t>
             </w:r>
           </w:p>
         </w:tc>
         <w:tc>
           <w:tcPr>
-            <w:tcW w:type="dxa" w:w="1234"/>
+            <w:tcW w:w="1234" w:type="dxa"/>
           </w:tcPr>
           <w:p>
+            <w:pPr>
+              <w:jc w:val="both"/>
+              <w:rPr>
+                <w:rFonts w:ascii="Times New Roman" w:hAnsi="Times New Roman" w:cs="Times New Roman"/>
+                <w:sz w:val="24"/>
+                <w:szCs w:val="24"/>
+              </w:rPr>
+            </w:pPr>
             <w:r>
+              <w:rPr>
+                <w:rFonts w:ascii="Times New Roman" w:hAnsi="Times New Roman" w:cs="Times New Roman"/>
+                <w:sz w:val="24"/>
+                <w:szCs w:val="24"/>
+              </w:rPr>
               <w:t>2.689</w:t>
             </w:r>
           </w:p>
         </w:tc>
         <w:tc>
           <w:tcPr>
-            <w:tcW w:type="dxa" w:w="1234"/>
+            <w:tcW w:w="1234" w:type="dxa"/>
           </w:tcPr>
           <w:p>
+            <w:pPr>
+              <w:jc w:val="both"/>
+              <w:rPr>
+                <w:rFonts w:ascii="Times New Roman" w:hAnsi="Times New Roman" w:cs="Times New Roman"/>
+                <w:sz w:val="24"/>
+                <w:szCs w:val="24"/>
+              </w:rPr>
+            </w:pPr>
             <w:r>
+              <w:rPr>
+                <w:rFonts w:ascii="Times New Roman" w:hAnsi="Times New Roman" w:cs="Times New Roman"/>
+                <w:sz w:val="24"/>
+                <w:szCs w:val="24"/>
+              </w:rPr>
               <w:t>87,01%</w:t>
             </w:r>
           </w:p>
@@ -389,70 +3510,171 @@
       <w:tr>
         <w:tc>
           <w:tcPr>
-            <w:tcW w:type="dxa" w:w="1234"/>
+            <w:tcW w:w="1234" w:type="dxa"/>
           </w:tcPr>
           <w:p>
+            <w:pPr>
+              <w:jc w:val="both"/>
+              <w:rPr>
+                <w:rFonts w:ascii="Times New Roman" w:hAnsi="Times New Roman" w:cs="Times New Roman"/>
+                <w:sz w:val="24"/>
+                <w:szCs w:val="24"/>
+              </w:rPr>
+            </w:pPr>
             <w:r>
+              <w:rPr>
+                <w:rFonts w:ascii="Times New Roman" w:hAnsi="Times New Roman" w:cs="Times New Roman"/>
+                <w:sz w:val="24"/>
+                <w:szCs w:val="24"/>
+              </w:rPr>
               <w:t>Sesi 4</w:t>
             </w:r>
           </w:p>
         </w:tc>
         <w:tc>
           <w:tcPr>
-            <w:tcW w:type="dxa" w:w="1234"/>
+            <w:tcW w:w="1234" w:type="dxa"/>
           </w:tcPr>
           <w:p>
+            <w:pPr>
+              <w:jc w:val="both"/>
+              <w:rPr>
+                <w:rFonts w:ascii="Times New Roman" w:hAnsi="Times New Roman" w:cs="Times New Roman"/>
+                <w:sz w:val="24"/>
+                <w:szCs w:val="24"/>
+              </w:rPr>
+            </w:pPr>
             <w:r>
+              <w:rPr>
+                <w:rFonts w:ascii="Times New Roman" w:hAnsi="Times New Roman" w:cs="Times New Roman"/>
+                <w:sz w:val="24"/>
+                <w:szCs w:val="24"/>
+              </w:rPr>
               <w:t>28/06 21:29</w:t>
             </w:r>
           </w:p>
         </w:tc>
         <w:tc>
           <w:tcPr>
-            <w:tcW w:type="dxa" w:w="1234"/>
+            <w:tcW w:w="1234" w:type="dxa"/>
           </w:tcPr>
           <w:p>
+            <w:pPr>
+              <w:jc w:val="both"/>
+              <w:rPr>
+                <w:rFonts w:ascii="Times New Roman" w:hAnsi="Times New Roman" w:cs="Times New Roman"/>
+                <w:sz w:val="24"/>
+                <w:szCs w:val="24"/>
+              </w:rPr>
+            </w:pPr>
             <w:r>
-              <w:t>5 mnt</w:t>
+              <w:rPr>
+                <w:rFonts w:ascii="Times New Roman" w:hAnsi="Times New Roman" w:cs="Times New Roman"/>
+                <w:sz w:val="24"/>
+                <w:szCs w:val="24"/>
+              </w:rPr>
+              <w:t xml:space="preserve">5 </w:t>
             </w:r>
+            <w:proofErr w:type="spellStart"/>
+            <w:r>
+              <w:rPr>
+                <w:rFonts w:ascii="Times New Roman" w:hAnsi="Times New Roman" w:cs="Times New Roman"/>
+                <w:sz w:val="24"/>
+                <w:szCs w:val="24"/>
+              </w:rPr>
+              <w:t>mnt</w:t>
+            </w:r>
+            <w:proofErr w:type="spellEnd"/>
           </w:p>
         </w:tc>
         <w:tc>
           <w:tcPr>
-            <w:tcW w:type="dxa" w:w="1234"/>
+            <w:tcW w:w="1234" w:type="dxa"/>
           </w:tcPr>
           <w:p>
+            <w:pPr>
+              <w:jc w:val="both"/>
+              <w:rPr>
+                <w:rFonts w:ascii="Times New Roman" w:hAnsi="Times New Roman" w:cs="Times New Roman"/>
+                <w:sz w:val="24"/>
+                <w:szCs w:val="24"/>
+              </w:rPr>
+            </w:pPr>
             <w:r>
+              <w:rPr>
+                <w:rFonts w:ascii="Times New Roman" w:hAnsi="Times New Roman" w:cs="Times New Roman"/>
+                <w:sz w:val="24"/>
+                <w:szCs w:val="24"/>
+              </w:rPr>
               <w:t>283</w:t>
             </w:r>
           </w:p>
         </w:tc>
         <w:tc>
           <w:tcPr>
-            <w:tcW w:type="dxa" w:w="1234"/>
+            <w:tcW w:w="1234" w:type="dxa"/>
           </w:tcPr>
           <w:p>
+            <w:pPr>
+              <w:jc w:val="both"/>
+              <w:rPr>
+                <w:rFonts w:ascii="Times New Roman" w:hAnsi="Times New Roman" w:cs="Times New Roman"/>
+                <w:sz w:val="24"/>
+                <w:szCs w:val="24"/>
+              </w:rPr>
+            </w:pPr>
             <w:r>
+              <w:rPr>
+                <w:rFonts w:ascii="Times New Roman" w:hAnsi="Times New Roman" w:cs="Times New Roman"/>
+                <w:sz w:val="24"/>
+                <w:szCs w:val="24"/>
+              </w:rPr>
               <w:t>278</w:t>
             </w:r>
           </w:p>
         </w:tc>
         <w:tc>
           <w:tcPr>
-            <w:tcW w:type="dxa" w:w="1234"/>
+            <w:tcW w:w="1234" w:type="dxa"/>
           </w:tcPr>
           <w:p>
+            <w:pPr>
+              <w:jc w:val="both"/>
+              <w:rPr>
+                <w:rFonts w:ascii="Times New Roman" w:hAnsi="Times New Roman" w:cs="Times New Roman"/>
+                <w:sz w:val="24"/>
+                <w:szCs w:val="24"/>
+              </w:rPr>
+            </w:pPr>
             <w:r>
+              <w:rPr>
+                <w:rFonts w:ascii="Times New Roman" w:hAnsi="Times New Roman" w:cs="Times New Roman"/>
+                <w:sz w:val="24"/>
+                <w:szCs w:val="24"/>
+              </w:rPr>
               <w:t>5</w:t>
             </w:r>
           </w:p>
         </w:tc>
         <w:tc>
           <w:tcPr>
-            <w:tcW w:type="dxa" w:w="1234"/>
+            <w:tcW w:w="1234" w:type="dxa"/>
           </w:tcPr>
           <w:p>
+            <w:pPr>
+              <w:jc w:val="both"/>
+              <w:rPr>
+                <w:rFonts w:ascii="Times New Roman" w:hAnsi="Times New Roman" w:cs="Times New Roman"/>
+                <w:sz w:val="24"/>
+                <w:szCs w:val="24"/>
+              </w:rPr>
+            </w:pPr>
             <w:r>
+              <w:rPr>
+                <w:rFonts w:ascii="Times New Roman" w:hAnsi="Times New Roman" w:cs="Times New Roman"/>
+                <w:sz w:val="24"/>
+                <w:szCs w:val="24"/>
+              </w:rPr>
               <w:t>98,23%</w:t>
             </w:r>
           </w:p>
@@ -461,12 +3683,23 @@
       <w:tr>
         <w:tc>
           <w:tcPr>
-            <w:tcW w:type="dxa" w:w="1234"/>
+            <w:tcW w:w="1234" w:type="dxa"/>
           </w:tcPr>
           <w:p>
+            <w:pPr>
+              <w:jc w:val="both"/>
+              <w:rPr>
+                <w:rFonts w:ascii="Times New Roman" w:hAnsi="Times New Roman" w:cs="Times New Roman"/>
+                <w:sz w:val="24"/>
+                <w:szCs w:val="24"/>
+              </w:rPr>
+            </w:pPr>
             <w:r>
               <w:rPr>
+                <w:rFonts w:ascii="Times New Roman" w:hAnsi="Times New Roman" w:cs="Times New Roman"/>
                 <w:b/>
+                <w:sz w:val="24"/>
+                <w:szCs w:val="24"/>
               </w:rPr>
               <w:t>Total</w:t>
             </w:r>
@@ -474,12 +3707,23 @@
         </w:tc>
         <w:tc>
           <w:tcPr>
-            <w:tcW w:type="dxa" w:w="1234"/>
+            <w:tcW w:w="1234" w:type="dxa"/>
           </w:tcPr>
           <w:p>
+            <w:pPr>
+              <w:jc w:val="both"/>
+              <w:rPr>
+                <w:rFonts w:ascii="Times New Roman" w:hAnsi="Times New Roman" w:cs="Times New Roman"/>
+                <w:sz w:val="24"/>
+                <w:szCs w:val="24"/>
+              </w:rPr>
+            </w:pPr>
             <w:r>
               <w:rPr>
+                <w:rFonts w:ascii="Times New Roman" w:hAnsi="Times New Roman" w:cs="Times New Roman"/>
                 <w:b/>
+                <w:sz w:val="24"/>
+                <w:szCs w:val="24"/>
               </w:rPr>
               <w:t>—</w:t>
             </w:r>
@@ -487,25 +3731,58 @@
         </w:tc>
         <w:tc>
           <w:tcPr>
-            <w:tcW w:type="dxa" w:w="1234"/>
+            <w:tcW w:w="1234" w:type="dxa"/>
           </w:tcPr>
           <w:p>
+            <w:pPr>
+              <w:jc w:val="both"/>
+              <w:rPr>
+                <w:rFonts w:ascii="Times New Roman" w:hAnsi="Times New Roman" w:cs="Times New Roman"/>
+                <w:sz w:val="24"/>
+                <w:szCs w:val="24"/>
+              </w:rPr>
+            </w:pPr>
             <w:r>
               <w:rPr>
+                <w:rFonts w:ascii="Times New Roman" w:hAnsi="Times New Roman" w:cs="Times New Roman"/>
                 <w:b/>
+                <w:sz w:val="24"/>
+                <w:szCs w:val="24"/>
               </w:rPr>
-              <w:t>387 mnt</w:t>
+              <w:t xml:space="preserve">387 </w:t>
             </w:r>
+            <w:proofErr w:type="spellStart"/>
+            <w:r>
+              <w:rPr>
+                <w:rFonts w:ascii="Times New Roman" w:hAnsi="Times New Roman" w:cs="Times New Roman"/>
+                <w:b/>
+                <w:sz w:val="24"/>
+                <w:szCs w:val="24"/>
+              </w:rPr>
+              <w:t>mnt</w:t>
+            </w:r>
+            <w:proofErr w:type="spellEnd"/>
           </w:p>
         </w:tc>
         <w:tc>
           <w:tcPr>
-            <w:tcW w:type="dxa" w:w="1234"/>
+            <w:tcW w:w="1234" w:type="dxa"/>
           </w:tcPr>
           <w:p>
+            <w:pPr>
+              <w:jc w:val="both"/>
+              <w:rPr>
+                <w:rFonts w:ascii="Times New Roman" w:hAnsi="Times New Roman" w:cs="Times New Roman"/>
+                <w:sz w:val="24"/>
+                <w:szCs w:val="24"/>
+              </w:rPr>
+            </w:pPr>
             <w:r>
               <w:rPr>
+                <w:rFonts w:ascii="Times New Roman" w:hAnsi="Times New Roman" w:cs="Times New Roman"/>
                 <w:b/>
+                <w:sz w:val="24"/>
+                <w:szCs w:val="24"/>
               </w:rPr>
               <w:t>23.215</w:t>
             </w:r>
@@ -513,12 +3790,23 @@
         </w:tc>
         <w:tc>
           <w:tcPr>
-            <w:tcW w:type="dxa" w:w="1234"/>
+            <w:tcW w:w="1234" w:type="dxa"/>
           </w:tcPr>
           <w:p>
+            <w:pPr>
+              <w:jc w:val="both"/>
+              <w:rPr>
+                <w:rFonts w:ascii="Times New Roman" w:hAnsi="Times New Roman" w:cs="Times New Roman"/>
+                <w:sz w:val="24"/>
+                <w:szCs w:val="24"/>
+              </w:rPr>
+            </w:pPr>
             <w:r>
               <w:rPr>
+                <w:rFonts w:ascii="Times New Roman" w:hAnsi="Times New Roman" w:cs="Times New Roman"/>
                 <w:b/>
+                <w:sz w:val="24"/>
+                <w:szCs w:val="24"/>
               </w:rPr>
               <w:t>20.455</w:t>
             </w:r>
@@ -526,12 +3814,23 @@
         </w:tc>
         <w:tc>
           <w:tcPr>
-            <w:tcW w:type="dxa" w:w="1234"/>
+            <w:tcW w:w="1234" w:type="dxa"/>
           </w:tcPr>
           <w:p>
+            <w:pPr>
+              <w:jc w:val="both"/>
+              <w:rPr>
+                <w:rFonts w:ascii="Times New Roman" w:hAnsi="Times New Roman" w:cs="Times New Roman"/>
+                <w:sz w:val="24"/>
+                <w:szCs w:val="24"/>
+              </w:rPr>
+            </w:pPr>
             <w:r>
               <w:rPr>
+                <w:rFonts w:ascii="Times New Roman" w:hAnsi="Times New Roman" w:cs="Times New Roman"/>
                 <w:b/>
+                <w:sz w:val="24"/>
+                <w:szCs w:val="24"/>
               </w:rPr>
               <w:t>2.760</w:t>
             </w:r>
@@ -539,12 +3838,23 @@
         </w:tc>
         <w:tc>
           <w:tcPr>
-            <w:tcW w:type="dxa" w:w="1234"/>
+            <w:tcW w:w="1234" w:type="dxa"/>
           </w:tcPr>
           <w:p>
+            <w:pPr>
+              <w:jc w:val="both"/>
+              <w:rPr>
+                <w:rFonts w:ascii="Times New Roman" w:hAnsi="Times New Roman" w:cs="Times New Roman"/>
+                <w:sz w:val="24"/>
+                <w:szCs w:val="24"/>
+              </w:rPr>
+            </w:pPr>
             <w:r>
               <w:rPr>
+                <w:rFonts w:ascii="Times New Roman" w:hAnsi="Times New Roman" w:cs="Times New Roman"/>
                 <w:b/>
+                <w:sz w:val="24"/>
+                <w:szCs w:val="24"/>
               </w:rPr>
               <w:t>88,11%</w:t>
             </w:r>
@@ -554,37 +3864,137 @@
     </w:tbl>
     <w:p>
       <w:pPr>
-        <w:jc w:val="center"/>
+        <w:jc w:val="both"/>
+        <w:rPr>
+          <w:rFonts w:ascii="Times New Roman" w:hAnsi="Times New Roman" w:cs="Times New Roman"/>
+          <w:sz w:val="24"/>
+          <w:szCs w:val="24"/>
+        </w:rPr>
       </w:pPr>
       <w:r>
         <w:rPr>
+          <w:rFonts w:ascii="Times New Roman" w:hAnsi="Times New Roman" w:cs="Times New Roman"/>
           <w:i/>
-          <w:sz w:val="20"/>
-        </w:rPr>
-        <w:t>Tabel 1. Hasil pengiriman per sesi (periode pengukuran).</w:t>
+          <w:sz w:val="24"/>
+          <w:szCs w:val="24"/>
+        </w:rPr>
+        <w:lastRenderedPageBreak/>
+        <w:t xml:space="preserve">Tabel 1. Hasil </w:t>
+      </w:r>
+      <w:proofErr w:type="spellStart"/>
+      <w:r>
+        <w:rPr>
+          <w:rFonts w:ascii="Times New Roman" w:hAnsi="Times New Roman" w:cs="Times New Roman"/>
+          <w:i/>
+          <w:sz w:val="24"/>
+          <w:szCs w:val="24"/>
+        </w:rPr>
+        <w:t>pengiriman</w:t>
+      </w:r>
+      <w:proofErr w:type="spellEnd"/>
+      <w:r>
+        <w:rPr>
+          <w:rFonts w:ascii="Times New Roman" w:hAnsi="Times New Roman" w:cs="Times New Roman"/>
+          <w:i/>
+          <w:sz w:val="24"/>
+          <w:szCs w:val="24"/>
+        </w:rPr>
+        <w:t xml:space="preserve"> per </w:t>
+      </w:r>
+      <w:proofErr w:type="spellStart"/>
+      <w:r>
+        <w:rPr>
+          <w:rFonts w:ascii="Times New Roman" w:hAnsi="Times New Roman" w:cs="Times New Roman"/>
+          <w:i/>
+          <w:sz w:val="24"/>
+          <w:szCs w:val="24"/>
+        </w:rPr>
+        <w:t>sesi</w:t>
+      </w:r>
+      <w:proofErr w:type="spellEnd"/>
+      <w:r>
+        <w:rPr>
+          <w:rFonts w:ascii="Times New Roman" w:hAnsi="Times New Roman" w:cs="Times New Roman"/>
+          <w:i/>
+          <w:sz w:val="24"/>
+          <w:szCs w:val="24"/>
+        </w:rPr>
+        <w:t xml:space="preserve"> (</w:t>
+      </w:r>
+      <w:proofErr w:type="spellStart"/>
+      <w:r>
+        <w:rPr>
+          <w:rFonts w:ascii="Times New Roman" w:hAnsi="Times New Roman" w:cs="Times New Roman"/>
+          <w:i/>
+          <w:sz w:val="24"/>
+          <w:szCs w:val="24"/>
+        </w:rPr>
+        <w:t>periode</w:t>
+      </w:r>
+      <w:proofErr w:type="spellEnd"/>
+      <w:r>
+        <w:rPr>
+          <w:rFonts w:ascii="Times New Roman" w:hAnsi="Times New Roman" w:cs="Times New Roman"/>
+          <w:i/>
+          <w:sz w:val="24"/>
+          <w:szCs w:val="24"/>
+        </w:rPr>
+        <w:t xml:space="preserve"> </w:t>
+      </w:r>
+      <w:proofErr w:type="spellStart"/>
+      <w:r>
+        <w:rPr>
+          <w:rFonts w:ascii="Times New Roman" w:hAnsi="Times New Roman" w:cs="Times New Roman"/>
+          <w:i/>
+          <w:sz w:val="24"/>
+          <w:szCs w:val="24"/>
+        </w:rPr>
+        <w:t>pengukuran</w:t>
+      </w:r>
+      <w:proofErr w:type="spellEnd"/>
+      <w:r>
+        <w:rPr>
+          <w:rFonts w:ascii="Times New Roman" w:hAnsi="Times New Roman" w:cs="Times New Roman"/>
+          <w:i/>
+          <w:sz w:val="24"/>
+          <w:szCs w:val="24"/>
+        </w:rPr>
+        <w:t>).</w:t>
       </w:r>
     </w:p>
     <w:p>
       <w:pPr>
-        <w:jc w:val="center"/>
+        <w:jc w:val="both"/>
+        <w:rPr>
+          <w:rFonts w:ascii="Times New Roman" w:hAnsi="Times New Roman" w:cs="Times New Roman"/>
+          <w:sz w:val="24"/>
+          <w:szCs w:val="24"/>
+        </w:rPr>
       </w:pPr>
       <w:r>
+        <w:rPr>
+          <w:rFonts w:ascii="Times New Roman" w:hAnsi="Times New Roman" w:cs="Times New Roman"/>
+          <w:noProof/>
+          <w:sz w:val="24"/>
+          <w:szCs w:val="24"/>
+        </w:rPr>
         <w:drawing>
-          <wp:inline xmlns:a="http://schemas.openxmlformats.org/drawingml/2006/main" xmlns:pic="http://schemas.openxmlformats.org/drawingml/2006/picture">
-            <wp:extent cx="5120640" cy="2343955"/>
+          <wp:inline distT="0" distB="0" distL="0" distR="0" wp14:anchorId="2B913DA6" wp14:editId="7DF6D4D4">
+            <wp:extent cx="5120640" cy="2331935"/>
+            <wp:effectExtent l="0" t="0" r="0" b="0"/>
             <wp:docPr id="1" name="Picture 1"/>
             <wp:cNvGraphicFramePr>
-              <a:graphicFrameLocks noChangeAspect="1"/>
+              <a:graphicFrameLocks xmlns:a="http://schemas.openxmlformats.org/drawingml/2006/main" noChangeAspect="1"/>
             </wp:cNvGraphicFramePr>
-            <a:graphic>
+            <a:graphic xmlns:a="http://schemas.openxmlformats.org/drawingml/2006/main">
               <a:graphicData uri="http://schemas.openxmlformats.org/drawingml/2006/picture">
-                <pic:pic>
+                <pic:pic xmlns:pic="http://schemas.openxmlformats.org/drawingml/2006/picture">
                   <pic:nvPicPr>
                     <pic:cNvPr id="0" name="fig_hr_completeness.png"/>
                     <pic:cNvPicPr/>
                   </pic:nvPicPr>
                   <pic:blipFill>
-                    <a:blip r:embed="rId11"/>
+                    <a:blip r:embed="rId6"/>
                     <a:stretch>
                       <a:fillRect/>
                     </a:stretch>
@@ -592,9 +4002,11 @@
                   <pic:spPr>
                     <a:xfrm>
                       <a:off x="0" y="0"/>
-                      <a:ext cx="5120640" cy="2343955"/>
+                      <a:ext cx="5120640" cy="2331935"/>
                     </a:xfrm>
-                    <a:prstGeom prst="rect"/>
+                    <a:prstGeom prst="rect">
+                      <a:avLst/>
+                    </a:prstGeom>
                   </pic:spPr>
                 </pic:pic>
               </a:graphicData>
@@ -606,36 +4018,135 @@
     <w:p>
       <w:pPr>
         <w:jc w:val="center"/>
+        <w:rPr>
+          <w:rFonts w:ascii="Times New Roman" w:hAnsi="Times New Roman" w:cs="Times New Roman"/>
+          <w:sz w:val="24"/>
+          <w:szCs w:val="24"/>
+        </w:rPr>
       </w:pPr>
       <w:r>
         <w:rPr>
+          <w:rFonts w:ascii="Times New Roman" w:hAnsi="Times New Roman" w:cs="Times New Roman"/>
           <w:i/>
-          <w:sz w:val="20"/>
-        </w:rPr>
-        <w:t>Gambar 1. Kelengkapan data per sesi (diterima vs hilang).</w:t>
+          <w:sz w:val="24"/>
+          <w:szCs w:val="24"/>
+        </w:rPr>
+        <w:t xml:space="preserve">Gambar 1. </w:t>
+      </w:r>
+      <w:proofErr w:type="spellStart"/>
+      <w:r>
+        <w:rPr>
+          <w:rFonts w:ascii="Times New Roman" w:hAnsi="Times New Roman" w:cs="Times New Roman"/>
+          <w:i/>
+          <w:sz w:val="24"/>
+          <w:szCs w:val="24"/>
+        </w:rPr>
+        <w:t>Kelengkapan</w:t>
+      </w:r>
+      <w:proofErr w:type="spellEnd"/>
+      <w:r>
+        <w:rPr>
+          <w:rFonts w:ascii="Times New Roman" w:hAnsi="Times New Roman" w:cs="Times New Roman"/>
+          <w:i/>
+          <w:sz w:val="24"/>
+          <w:szCs w:val="24"/>
+        </w:rPr>
+        <w:t xml:space="preserve"> data per </w:t>
+      </w:r>
+      <w:proofErr w:type="spellStart"/>
+      <w:r>
+        <w:rPr>
+          <w:rFonts w:ascii="Times New Roman" w:hAnsi="Times New Roman" w:cs="Times New Roman"/>
+          <w:i/>
+          <w:sz w:val="24"/>
+          <w:szCs w:val="24"/>
+        </w:rPr>
+        <w:t>sesi</w:t>
+      </w:r>
+      <w:proofErr w:type="spellEnd"/>
+      <w:r>
+        <w:rPr>
+          <w:rFonts w:ascii="Times New Roman" w:hAnsi="Times New Roman" w:cs="Times New Roman"/>
+          <w:i/>
+          <w:sz w:val="24"/>
+          <w:szCs w:val="24"/>
+        </w:rPr>
+        <w:t xml:space="preserve"> (</w:t>
+      </w:r>
+      <w:proofErr w:type="spellStart"/>
+      <w:r>
+        <w:rPr>
+          <w:rFonts w:ascii="Times New Roman" w:hAnsi="Times New Roman" w:cs="Times New Roman"/>
+          <w:i/>
+          <w:sz w:val="24"/>
+          <w:szCs w:val="24"/>
+        </w:rPr>
+        <w:t>diterima</w:t>
+      </w:r>
+      <w:proofErr w:type="spellEnd"/>
+      <w:r>
+        <w:rPr>
+          <w:rFonts w:ascii="Times New Roman" w:hAnsi="Times New Roman" w:cs="Times New Roman"/>
+          <w:i/>
+          <w:sz w:val="24"/>
+          <w:szCs w:val="24"/>
+        </w:rPr>
+        <w:t xml:space="preserve"> vs </w:t>
+      </w:r>
+      <w:proofErr w:type="spellStart"/>
+      <w:r>
+        <w:rPr>
+          <w:rFonts w:ascii="Times New Roman" w:hAnsi="Times New Roman" w:cs="Times New Roman"/>
+          <w:i/>
+          <w:sz w:val="24"/>
+          <w:szCs w:val="24"/>
+        </w:rPr>
+        <w:t>hilang</w:t>
+      </w:r>
+      <w:proofErr w:type="spellEnd"/>
+      <w:r>
+        <w:rPr>
+          <w:rFonts w:ascii="Times New Roman" w:hAnsi="Times New Roman" w:cs="Times New Roman"/>
+          <w:i/>
+          <w:sz w:val="24"/>
+          <w:szCs w:val="24"/>
+        </w:rPr>
+        <w:t>).</w:t>
       </w:r>
     </w:p>
     <w:p>
       <w:pPr>
-        <w:jc w:val="center"/>
+        <w:jc w:val="both"/>
+        <w:rPr>
+          <w:rFonts w:ascii="Times New Roman" w:hAnsi="Times New Roman" w:cs="Times New Roman"/>
+          <w:sz w:val="24"/>
+          <w:szCs w:val="24"/>
+        </w:rPr>
       </w:pPr>
       <w:r>
+        <w:rPr>
+          <w:rFonts w:ascii="Times New Roman" w:hAnsi="Times New Roman" w:cs="Times New Roman"/>
+          <w:noProof/>
+          <w:sz w:val="24"/>
+          <w:szCs w:val="24"/>
+        </w:rPr>
         <w:drawing>
-          <wp:inline xmlns:a="http://schemas.openxmlformats.org/drawingml/2006/main" xmlns:pic="http://schemas.openxmlformats.org/drawingml/2006/picture">
-            <wp:extent cx="5760720" cy="2936523"/>
+          <wp:inline distT="0" distB="0" distL="0" distR="0" wp14:anchorId="014FCCD2" wp14:editId="6D7134E1">
+            <wp:extent cx="5760720" cy="2895260"/>
+            <wp:effectExtent l="0" t="0" r="0" b="0"/>
             <wp:docPr id="2" name="Picture 2"/>
             <wp:cNvGraphicFramePr>
-              <a:graphicFrameLocks noChangeAspect="1"/>
+              <a:graphicFrameLocks xmlns:a="http://schemas.openxmlformats.org/drawingml/2006/main" noChangeAspect="1"/>
             </wp:cNvGraphicFramePr>
-            <a:graphic>
+            <a:graphic xmlns:a="http://schemas.openxmlformats.org/drawingml/2006/main">
               <a:graphicData uri="http://schemas.openxmlformats.org/drawingml/2006/picture">
-                <pic:pic>
+                <pic:pic xmlns:pic="http://schemas.openxmlformats.org/drawingml/2006/picture">
                   <pic:nvPicPr>
                     <pic:cNvPr id="0" name="fig_hr_timeline.png"/>
                     <pic:cNvPicPr/>
                   </pic:nvPicPr>
                   <pic:blipFill>
-                    <a:blip r:embed="rId12"/>
+                    <a:blip r:embed="rId7"/>
                     <a:stretch>
                       <a:fillRect/>
                     </a:stretch>
@@ -643,9 +4154,11 @@
                   <pic:spPr>
                     <a:xfrm>
                       <a:off x="0" y="0"/>
-                      <a:ext cx="5760720" cy="2936523"/>
+                      <a:ext cx="5760720" cy="2895260"/>
                     </a:xfrm>
-                    <a:prstGeom prst="rect"/>
+                    <a:prstGeom prst="rect">
+                      <a:avLst/>
+                    </a:prstGeom>
                   </pic:spPr>
                 </pic:pic>
               </a:graphicData>
@@ -657,34 +4170,695 @@
     <w:p>
       <w:pPr>
         <w:jc w:val="center"/>
+        <w:rPr>
+          <w:rFonts w:ascii="Times New Roman" w:hAnsi="Times New Roman" w:cs="Times New Roman"/>
+          <w:sz w:val="24"/>
+          <w:szCs w:val="24"/>
+        </w:rPr>
       </w:pPr>
       <w:r>
         <w:rPr>
+          <w:rFonts w:ascii="Times New Roman" w:hAnsi="Times New Roman" w:cs="Times New Roman"/>
           <w:i/>
-          <w:sz w:val="20"/>
-        </w:rPr>
-        <w:t>Gambar 2. Sinyal detak jantung dan kehilangan paket BLE pada sesi utama; kehilangan hanya terjadi sebelum ponsel terhubung.</w:t>
+          <w:sz w:val="24"/>
+          <w:szCs w:val="24"/>
+        </w:rPr>
+        <w:t xml:space="preserve">Gambar 2. </w:t>
+      </w:r>
+      <w:proofErr w:type="spellStart"/>
+      <w:r>
+        <w:rPr>
+          <w:rFonts w:ascii="Times New Roman" w:hAnsi="Times New Roman" w:cs="Times New Roman"/>
+          <w:i/>
+          <w:sz w:val="24"/>
+          <w:szCs w:val="24"/>
+        </w:rPr>
+        <w:t>Sinyal</w:t>
+      </w:r>
+      <w:proofErr w:type="spellEnd"/>
+      <w:r>
+        <w:rPr>
+          <w:rFonts w:ascii="Times New Roman" w:hAnsi="Times New Roman" w:cs="Times New Roman"/>
+          <w:i/>
+          <w:sz w:val="24"/>
+          <w:szCs w:val="24"/>
+        </w:rPr>
+        <w:t xml:space="preserve"> </w:t>
+      </w:r>
+      <w:proofErr w:type="spellStart"/>
+      <w:r>
+        <w:rPr>
+          <w:rFonts w:ascii="Times New Roman" w:hAnsi="Times New Roman" w:cs="Times New Roman"/>
+          <w:i/>
+          <w:sz w:val="24"/>
+          <w:szCs w:val="24"/>
+        </w:rPr>
+        <w:t>detak</w:t>
+      </w:r>
+      <w:proofErr w:type="spellEnd"/>
+      <w:r>
+        <w:rPr>
+          <w:rFonts w:ascii="Times New Roman" w:hAnsi="Times New Roman" w:cs="Times New Roman"/>
+          <w:i/>
+          <w:sz w:val="24"/>
+          <w:szCs w:val="24"/>
+        </w:rPr>
+        <w:t xml:space="preserve"> </w:t>
+      </w:r>
+      <w:proofErr w:type="spellStart"/>
+      <w:r>
+        <w:rPr>
+          <w:rFonts w:ascii="Times New Roman" w:hAnsi="Times New Roman" w:cs="Times New Roman"/>
+          <w:i/>
+          <w:sz w:val="24"/>
+          <w:szCs w:val="24"/>
+        </w:rPr>
+        <w:t>jantung</w:t>
+      </w:r>
+      <w:proofErr w:type="spellEnd"/>
+      <w:r>
+        <w:rPr>
+          <w:rFonts w:ascii="Times New Roman" w:hAnsi="Times New Roman" w:cs="Times New Roman"/>
+          <w:i/>
+          <w:sz w:val="24"/>
+          <w:szCs w:val="24"/>
+        </w:rPr>
+        <w:t xml:space="preserve"> dan </w:t>
+      </w:r>
+      <w:proofErr w:type="spellStart"/>
+      <w:r>
+        <w:rPr>
+          <w:rFonts w:ascii="Times New Roman" w:hAnsi="Times New Roman" w:cs="Times New Roman"/>
+          <w:i/>
+          <w:sz w:val="24"/>
+          <w:szCs w:val="24"/>
+        </w:rPr>
+        <w:t>kehilangan</w:t>
+      </w:r>
+      <w:proofErr w:type="spellEnd"/>
+      <w:r>
+        <w:rPr>
+          <w:rFonts w:ascii="Times New Roman" w:hAnsi="Times New Roman" w:cs="Times New Roman"/>
+          <w:i/>
+          <w:sz w:val="24"/>
+          <w:szCs w:val="24"/>
+        </w:rPr>
+        <w:t xml:space="preserve"> </w:t>
+      </w:r>
+      <w:proofErr w:type="spellStart"/>
+      <w:r>
+        <w:rPr>
+          <w:rFonts w:ascii="Times New Roman" w:hAnsi="Times New Roman" w:cs="Times New Roman"/>
+          <w:i/>
+          <w:sz w:val="24"/>
+          <w:szCs w:val="24"/>
+        </w:rPr>
+        <w:t>paket</w:t>
+      </w:r>
+      <w:proofErr w:type="spellEnd"/>
+      <w:r>
+        <w:rPr>
+          <w:rFonts w:ascii="Times New Roman" w:hAnsi="Times New Roman" w:cs="Times New Roman"/>
+          <w:i/>
+          <w:sz w:val="24"/>
+          <w:szCs w:val="24"/>
+        </w:rPr>
+        <w:t xml:space="preserve"> BLE pada </w:t>
+      </w:r>
+      <w:proofErr w:type="spellStart"/>
+      <w:r>
+        <w:rPr>
+          <w:rFonts w:ascii="Times New Roman" w:hAnsi="Times New Roman" w:cs="Times New Roman"/>
+          <w:i/>
+          <w:sz w:val="24"/>
+          <w:szCs w:val="24"/>
+        </w:rPr>
+        <w:t>sesi</w:t>
+      </w:r>
+      <w:proofErr w:type="spellEnd"/>
+      <w:r>
+        <w:rPr>
+          <w:rFonts w:ascii="Times New Roman" w:hAnsi="Times New Roman" w:cs="Times New Roman"/>
+          <w:i/>
+          <w:sz w:val="24"/>
+          <w:szCs w:val="24"/>
+        </w:rPr>
+        <w:t xml:space="preserve"> </w:t>
+      </w:r>
+      <w:proofErr w:type="spellStart"/>
+      <w:r>
+        <w:rPr>
+          <w:rFonts w:ascii="Times New Roman" w:hAnsi="Times New Roman" w:cs="Times New Roman"/>
+          <w:i/>
+          <w:sz w:val="24"/>
+          <w:szCs w:val="24"/>
+        </w:rPr>
+        <w:t>utama</w:t>
+      </w:r>
+      <w:proofErr w:type="spellEnd"/>
+      <w:r>
+        <w:rPr>
+          <w:rFonts w:ascii="Times New Roman" w:hAnsi="Times New Roman" w:cs="Times New Roman"/>
+          <w:i/>
+          <w:sz w:val="24"/>
+          <w:szCs w:val="24"/>
+        </w:rPr>
+        <w:t xml:space="preserve">; </w:t>
+      </w:r>
+      <w:proofErr w:type="spellStart"/>
+      <w:r>
+        <w:rPr>
+          <w:rFonts w:ascii="Times New Roman" w:hAnsi="Times New Roman" w:cs="Times New Roman"/>
+          <w:i/>
+          <w:sz w:val="24"/>
+          <w:szCs w:val="24"/>
+        </w:rPr>
+        <w:t>kehilangan</w:t>
+      </w:r>
+      <w:proofErr w:type="spellEnd"/>
+      <w:r>
+        <w:rPr>
+          <w:rFonts w:ascii="Times New Roman" w:hAnsi="Times New Roman" w:cs="Times New Roman"/>
+          <w:i/>
+          <w:sz w:val="24"/>
+          <w:szCs w:val="24"/>
+        </w:rPr>
+        <w:t xml:space="preserve"> </w:t>
+      </w:r>
+      <w:proofErr w:type="spellStart"/>
+      <w:r>
+        <w:rPr>
+          <w:rFonts w:ascii="Times New Roman" w:hAnsi="Times New Roman" w:cs="Times New Roman"/>
+          <w:i/>
+          <w:sz w:val="24"/>
+          <w:szCs w:val="24"/>
+        </w:rPr>
+        <w:t>hanya</w:t>
+      </w:r>
+      <w:proofErr w:type="spellEnd"/>
+      <w:r>
+        <w:rPr>
+          <w:rFonts w:ascii="Times New Roman" w:hAnsi="Times New Roman" w:cs="Times New Roman"/>
+          <w:i/>
+          <w:sz w:val="24"/>
+          <w:szCs w:val="24"/>
+        </w:rPr>
+        <w:t xml:space="preserve"> </w:t>
+      </w:r>
+      <w:proofErr w:type="spellStart"/>
+      <w:r>
+        <w:rPr>
+          <w:rFonts w:ascii="Times New Roman" w:hAnsi="Times New Roman" w:cs="Times New Roman"/>
+          <w:i/>
+          <w:sz w:val="24"/>
+          <w:szCs w:val="24"/>
+        </w:rPr>
+        <w:t>terjadi</w:t>
+      </w:r>
+      <w:proofErr w:type="spellEnd"/>
+      <w:r>
+        <w:rPr>
+          <w:rFonts w:ascii="Times New Roman" w:hAnsi="Times New Roman" w:cs="Times New Roman"/>
+          <w:i/>
+          <w:sz w:val="24"/>
+          <w:szCs w:val="24"/>
+        </w:rPr>
+        <w:t xml:space="preserve"> </w:t>
+      </w:r>
+      <w:proofErr w:type="spellStart"/>
+      <w:r>
+        <w:rPr>
+          <w:rFonts w:ascii="Times New Roman" w:hAnsi="Times New Roman" w:cs="Times New Roman"/>
+          <w:i/>
+          <w:sz w:val="24"/>
+          <w:szCs w:val="24"/>
+        </w:rPr>
+        <w:t>sebelum</w:t>
+      </w:r>
+      <w:proofErr w:type="spellEnd"/>
+      <w:r>
+        <w:rPr>
+          <w:rFonts w:ascii="Times New Roman" w:hAnsi="Times New Roman" w:cs="Times New Roman"/>
+          <w:i/>
+          <w:sz w:val="24"/>
+          <w:szCs w:val="24"/>
+        </w:rPr>
+        <w:t xml:space="preserve"> </w:t>
+      </w:r>
+      <w:proofErr w:type="spellStart"/>
+      <w:r>
+        <w:rPr>
+          <w:rFonts w:ascii="Times New Roman" w:hAnsi="Times New Roman" w:cs="Times New Roman"/>
+          <w:i/>
+          <w:sz w:val="24"/>
+          <w:szCs w:val="24"/>
+        </w:rPr>
+        <w:t>ponsel</w:t>
+      </w:r>
+      <w:proofErr w:type="spellEnd"/>
+      <w:r>
+        <w:rPr>
+          <w:rFonts w:ascii="Times New Roman" w:hAnsi="Times New Roman" w:cs="Times New Roman"/>
+          <w:i/>
+          <w:sz w:val="24"/>
+          <w:szCs w:val="24"/>
+        </w:rPr>
+        <w:t xml:space="preserve"> </w:t>
+      </w:r>
+      <w:proofErr w:type="spellStart"/>
+      <w:r>
+        <w:rPr>
+          <w:rFonts w:ascii="Times New Roman" w:hAnsi="Times New Roman" w:cs="Times New Roman"/>
+          <w:i/>
+          <w:sz w:val="24"/>
+          <w:szCs w:val="24"/>
+        </w:rPr>
+        <w:t>terhubung</w:t>
+      </w:r>
+      <w:proofErr w:type="spellEnd"/>
+      <w:r>
+        <w:rPr>
+          <w:rFonts w:ascii="Times New Roman" w:hAnsi="Times New Roman" w:cs="Times New Roman"/>
+          <w:i/>
+          <w:sz w:val="24"/>
+          <w:szCs w:val="24"/>
+        </w:rPr>
+        <w:t>.</w:t>
       </w:r>
     </w:p>
     <w:p>
-      <w:r>
-        <w:rPr>
+      <w:pPr>
+        <w:jc w:val="both"/>
+        <w:rPr>
+          <w:rFonts w:ascii="Times New Roman" w:hAnsi="Times New Roman" w:cs="Times New Roman"/>
+          <w:sz w:val="24"/>
+          <w:szCs w:val="24"/>
+        </w:rPr>
+      </w:pPr>
+      <w:proofErr w:type="spellStart"/>
+      <w:r>
+        <w:rPr>
+          <w:rFonts w:ascii="Times New Roman" w:hAnsi="Times New Roman" w:cs="Times New Roman"/>
           <w:b/>
           <w:sz w:val="24"/>
-        </w:rPr>
-        <w:t>Kualitas Data Sensor</w:t>
+          <w:szCs w:val="24"/>
+        </w:rPr>
+        <w:t>Kualitas</w:t>
+      </w:r>
+      <w:proofErr w:type="spellEnd"/>
+      <w:r>
+        <w:rPr>
+          <w:rFonts w:ascii="Times New Roman" w:hAnsi="Times New Roman" w:cs="Times New Roman"/>
+          <w:b/>
+          <w:sz w:val="24"/>
+          <w:szCs w:val="24"/>
+        </w:rPr>
+        <w:t xml:space="preserve"> Data Sensor</w:t>
       </w:r>
     </w:p>
     <w:p>
-      <w:r>
-        <w:t>Pada periode pengukuran, 90,8% pembacaan berada pada akurasi tertinggi (nilai 3); selebihnya 9,1% tanpa kontak (-1) dan 0,1% pada nilai 0 (Tabel 2). Statistik detak jantung pada pembacaan akurasi tertinggi (n=21.087): minimum 60 bpm, maksimum 123 bpm, rata-rata 83,4 bpm, simpangan baku 9,9 bpm.</w:t>
+      <w:pPr>
+        <w:jc w:val="both"/>
+        <w:rPr>
+          <w:rFonts w:ascii="Times New Roman" w:hAnsi="Times New Roman" w:cs="Times New Roman"/>
+          <w:sz w:val="24"/>
+          <w:szCs w:val="24"/>
+        </w:rPr>
+      </w:pPr>
+      <w:r>
+        <w:rPr>
+          <w:rFonts w:ascii="Times New Roman" w:hAnsi="Times New Roman" w:cs="Times New Roman"/>
+          <w:sz w:val="24"/>
+          <w:szCs w:val="24"/>
+        </w:rPr>
+        <w:t xml:space="preserve">Pada </w:t>
+      </w:r>
+      <w:proofErr w:type="spellStart"/>
+      <w:r>
+        <w:rPr>
+          <w:rFonts w:ascii="Times New Roman" w:hAnsi="Times New Roman" w:cs="Times New Roman"/>
+          <w:sz w:val="24"/>
+          <w:szCs w:val="24"/>
+        </w:rPr>
+        <w:t>periode</w:t>
+      </w:r>
+      <w:proofErr w:type="spellEnd"/>
+      <w:r>
+        <w:rPr>
+          <w:rFonts w:ascii="Times New Roman" w:hAnsi="Times New Roman" w:cs="Times New Roman"/>
+          <w:sz w:val="24"/>
+          <w:szCs w:val="24"/>
+        </w:rPr>
+        <w:t xml:space="preserve"> </w:t>
+      </w:r>
+      <w:proofErr w:type="spellStart"/>
+      <w:r>
+        <w:rPr>
+          <w:rFonts w:ascii="Times New Roman" w:hAnsi="Times New Roman" w:cs="Times New Roman"/>
+          <w:sz w:val="24"/>
+          <w:szCs w:val="24"/>
+        </w:rPr>
+        <w:t>pengukuran</w:t>
+      </w:r>
+      <w:proofErr w:type="spellEnd"/>
+      <w:r>
+        <w:rPr>
+          <w:rFonts w:ascii="Times New Roman" w:hAnsi="Times New Roman" w:cs="Times New Roman"/>
+          <w:sz w:val="24"/>
+          <w:szCs w:val="24"/>
+        </w:rPr>
+        <w:t xml:space="preserve">, 90,8% </w:t>
+      </w:r>
+      <w:proofErr w:type="spellStart"/>
+      <w:r>
+        <w:rPr>
+          <w:rFonts w:ascii="Times New Roman" w:hAnsi="Times New Roman" w:cs="Times New Roman"/>
+          <w:sz w:val="24"/>
+          <w:szCs w:val="24"/>
+        </w:rPr>
+        <w:t>pembacaan</w:t>
+      </w:r>
+      <w:proofErr w:type="spellEnd"/>
+      <w:r>
+        <w:rPr>
+          <w:rFonts w:ascii="Times New Roman" w:hAnsi="Times New Roman" w:cs="Times New Roman"/>
+          <w:sz w:val="24"/>
+          <w:szCs w:val="24"/>
+        </w:rPr>
+        <w:t xml:space="preserve"> </w:t>
+      </w:r>
+      <w:proofErr w:type="spellStart"/>
+      <w:r>
+        <w:rPr>
+          <w:rFonts w:ascii="Times New Roman" w:hAnsi="Times New Roman" w:cs="Times New Roman"/>
+          <w:sz w:val="24"/>
+          <w:szCs w:val="24"/>
+        </w:rPr>
+        <w:t>berada</w:t>
+      </w:r>
+      <w:proofErr w:type="spellEnd"/>
+      <w:r>
+        <w:rPr>
+          <w:rFonts w:ascii="Times New Roman" w:hAnsi="Times New Roman" w:cs="Times New Roman"/>
+          <w:sz w:val="24"/>
+          <w:szCs w:val="24"/>
+        </w:rPr>
+        <w:t xml:space="preserve"> pada </w:t>
+      </w:r>
+      <w:proofErr w:type="spellStart"/>
+      <w:r>
+        <w:rPr>
+          <w:rFonts w:ascii="Times New Roman" w:hAnsi="Times New Roman" w:cs="Times New Roman"/>
+          <w:sz w:val="24"/>
+          <w:szCs w:val="24"/>
+        </w:rPr>
+        <w:t>akurasi</w:t>
+      </w:r>
+      <w:proofErr w:type="spellEnd"/>
+      <w:r>
+        <w:rPr>
+          <w:rFonts w:ascii="Times New Roman" w:hAnsi="Times New Roman" w:cs="Times New Roman"/>
+          <w:sz w:val="24"/>
+          <w:szCs w:val="24"/>
+        </w:rPr>
+        <w:t xml:space="preserve"> </w:t>
+      </w:r>
+      <w:proofErr w:type="spellStart"/>
+      <w:r>
+        <w:rPr>
+          <w:rFonts w:ascii="Times New Roman" w:hAnsi="Times New Roman" w:cs="Times New Roman"/>
+          <w:sz w:val="24"/>
+          <w:szCs w:val="24"/>
+        </w:rPr>
+        <w:t>tertinggi</w:t>
+      </w:r>
+      <w:proofErr w:type="spellEnd"/>
+      <w:r>
+        <w:rPr>
+          <w:rFonts w:ascii="Times New Roman" w:hAnsi="Times New Roman" w:cs="Times New Roman"/>
+          <w:sz w:val="24"/>
+          <w:szCs w:val="24"/>
+        </w:rPr>
+        <w:t xml:space="preserve"> (</w:t>
+      </w:r>
+      <w:proofErr w:type="spellStart"/>
+      <w:r>
+        <w:rPr>
+          <w:rFonts w:ascii="Times New Roman" w:hAnsi="Times New Roman" w:cs="Times New Roman"/>
+          <w:sz w:val="24"/>
+          <w:szCs w:val="24"/>
+        </w:rPr>
+        <w:t>nilai</w:t>
+      </w:r>
+      <w:proofErr w:type="spellEnd"/>
+      <w:r>
+        <w:rPr>
+          <w:rFonts w:ascii="Times New Roman" w:hAnsi="Times New Roman" w:cs="Times New Roman"/>
+          <w:sz w:val="24"/>
+          <w:szCs w:val="24"/>
+        </w:rPr>
+        <w:t xml:space="preserve"> 3); </w:t>
+      </w:r>
+      <w:proofErr w:type="spellStart"/>
+      <w:r>
+        <w:rPr>
+          <w:rFonts w:ascii="Times New Roman" w:hAnsi="Times New Roman" w:cs="Times New Roman"/>
+          <w:sz w:val="24"/>
+          <w:szCs w:val="24"/>
+        </w:rPr>
+        <w:t>selebihnya</w:t>
+      </w:r>
+      <w:proofErr w:type="spellEnd"/>
+      <w:r>
+        <w:rPr>
+          <w:rFonts w:ascii="Times New Roman" w:hAnsi="Times New Roman" w:cs="Times New Roman"/>
+          <w:sz w:val="24"/>
+          <w:szCs w:val="24"/>
+        </w:rPr>
+        <w:t xml:space="preserve"> 9,1% </w:t>
+      </w:r>
+      <w:proofErr w:type="spellStart"/>
+      <w:r>
+        <w:rPr>
+          <w:rFonts w:ascii="Times New Roman" w:hAnsi="Times New Roman" w:cs="Times New Roman"/>
+          <w:sz w:val="24"/>
+          <w:szCs w:val="24"/>
+        </w:rPr>
+        <w:t>tanpa</w:t>
+      </w:r>
+      <w:proofErr w:type="spellEnd"/>
+      <w:r>
+        <w:rPr>
+          <w:rFonts w:ascii="Times New Roman" w:hAnsi="Times New Roman" w:cs="Times New Roman"/>
+          <w:sz w:val="24"/>
+          <w:szCs w:val="24"/>
+        </w:rPr>
+        <w:t xml:space="preserve"> </w:t>
+      </w:r>
+      <w:proofErr w:type="spellStart"/>
+      <w:r>
+        <w:rPr>
+          <w:rFonts w:ascii="Times New Roman" w:hAnsi="Times New Roman" w:cs="Times New Roman"/>
+          <w:sz w:val="24"/>
+          <w:szCs w:val="24"/>
+        </w:rPr>
+        <w:t>kontak</w:t>
+      </w:r>
+      <w:proofErr w:type="spellEnd"/>
+      <w:r>
+        <w:rPr>
+          <w:rFonts w:ascii="Times New Roman" w:hAnsi="Times New Roman" w:cs="Times New Roman"/>
+          <w:sz w:val="24"/>
+          <w:szCs w:val="24"/>
+        </w:rPr>
+        <w:t xml:space="preserve"> (-1) dan 0,1% pada </w:t>
+      </w:r>
+      <w:proofErr w:type="spellStart"/>
+      <w:r>
+        <w:rPr>
+          <w:rFonts w:ascii="Times New Roman" w:hAnsi="Times New Roman" w:cs="Times New Roman"/>
+          <w:sz w:val="24"/>
+          <w:szCs w:val="24"/>
+        </w:rPr>
+        <w:t>nilai</w:t>
+      </w:r>
+      <w:proofErr w:type="spellEnd"/>
+      <w:r>
+        <w:rPr>
+          <w:rFonts w:ascii="Times New Roman" w:hAnsi="Times New Roman" w:cs="Times New Roman"/>
+          <w:sz w:val="24"/>
+          <w:szCs w:val="24"/>
+        </w:rPr>
+        <w:t xml:space="preserve"> 0 (Tabel 2). </w:t>
+      </w:r>
+      <w:proofErr w:type="spellStart"/>
+      <w:r>
+        <w:rPr>
+          <w:rFonts w:ascii="Times New Roman" w:hAnsi="Times New Roman" w:cs="Times New Roman"/>
+          <w:sz w:val="24"/>
+          <w:szCs w:val="24"/>
+        </w:rPr>
+        <w:t>Statistik</w:t>
+      </w:r>
+      <w:proofErr w:type="spellEnd"/>
+      <w:r>
+        <w:rPr>
+          <w:rFonts w:ascii="Times New Roman" w:hAnsi="Times New Roman" w:cs="Times New Roman"/>
+          <w:sz w:val="24"/>
+          <w:szCs w:val="24"/>
+        </w:rPr>
+        <w:t xml:space="preserve"> </w:t>
+      </w:r>
+      <w:proofErr w:type="spellStart"/>
+      <w:r>
+        <w:rPr>
+          <w:rFonts w:ascii="Times New Roman" w:hAnsi="Times New Roman" w:cs="Times New Roman"/>
+          <w:sz w:val="24"/>
+          <w:szCs w:val="24"/>
+        </w:rPr>
+        <w:t>detak</w:t>
+      </w:r>
+      <w:proofErr w:type="spellEnd"/>
+      <w:r>
+        <w:rPr>
+          <w:rFonts w:ascii="Times New Roman" w:hAnsi="Times New Roman" w:cs="Times New Roman"/>
+          <w:sz w:val="24"/>
+          <w:szCs w:val="24"/>
+        </w:rPr>
+        <w:t xml:space="preserve"> </w:t>
+      </w:r>
+      <w:proofErr w:type="spellStart"/>
+      <w:r>
+        <w:rPr>
+          <w:rFonts w:ascii="Times New Roman" w:hAnsi="Times New Roman" w:cs="Times New Roman"/>
+          <w:sz w:val="24"/>
+          <w:szCs w:val="24"/>
+        </w:rPr>
+        <w:t>jantung</w:t>
+      </w:r>
+      <w:proofErr w:type="spellEnd"/>
+      <w:r>
+        <w:rPr>
+          <w:rFonts w:ascii="Times New Roman" w:hAnsi="Times New Roman" w:cs="Times New Roman"/>
+          <w:sz w:val="24"/>
+          <w:szCs w:val="24"/>
+        </w:rPr>
+        <w:t xml:space="preserve"> pada </w:t>
+      </w:r>
+      <w:proofErr w:type="spellStart"/>
+      <w:r>
+        <w:rPr>
+          <w:rFonts w:ascii="Times New Roman" w:hAnsi="Times New Roman" w:cs="Times New Roman"/>
+          <w:sz w:val="24"/>
+          <w:szCs w:val="24"/>
+        </w:rPr>
+        <w:t>pembacaan</w:t>
+      </w:r>
+      <w:proofErr w:type="spellEnd"/>
+      <w:r>
+        <w:rPr>
+          <w:rFonts w:ascii="Times New Roman" w:hAnsi="Times New Roman" w:cs="Times New Roman"/>
+          <w:sz w:val="24"/>
+          <w:szCs w:val="24"/>
+        </w:rPr>
+        <w:t xml:space="preserve"> </w:t>
+      </w:r>
+      <w:proofErr w:type="spellStart"/>
+      <w:r>
+        <w:rPr>
+          <w:rFonts w:ascii="Times New Roman" w:hAnsi="Times New Roman" w:cs="Times New Roman"/>
+          <w:sz w:val="24"/>
+          <w:szCs w:val="24"/>
+        </w:rPr>
+        <w:t>akurasi</w:t>
+      </w:r>
+      <w:proofErr w:type="spellEnd"/>
+      <w:r>
+        <w:rPr>
+          <w:rFonts w:ascii="Times New Roman" w:hAnsi="Times New Roman" w:cs="Times New Roman"/>
+          <w:sz w:val="24"/>
+          <w:szCs w:val="24"/>
+        </w:rPr>
+        <w:t xml:space="preserve"> </w:t>
+      </w:r>
+      <w:proofErr w:type="spellStart"/>
+      <w:r>
+        <w:rPr>
+          <w:rFonts w:ascii="Times New Roman" w:hAnsi="Times New Roman" w:cs="Times New Roman"/>
+          <w:sz w:val="24"/>
+          <w:szCs w:val="24"/>
+        </w:rPr>
+        <w:t>tertinggi</w:t>
+      </w:r>
+      <w:proofErr w:type="spellEnd"/>
+      <w:r>
+        <w:rPr>
+          <w:rFonts w:ascii="Times New Roman" w:hAnsi="Times New Roman" w:cs="Times New Roman"/>
+          <w:sz w:val="24"/>
+          <w:szCs w:val="24"/>
+        </w:rPr>
+        <w:t xml:space="preserve"> (n=21.087): minimum 60 bpm, </w:t>
+      </w:r>
+      <w:proofErr w:type="spellStart"/>
+      <w:r>
+        <w:rPr>
+          <w:rFonts w:ascii="Times New Roman" w:hAnsi="Times New Roman" w:cs="Times New Roman"/>
+          <w:sz w:val="24"/>
+          <w:szCs w:val="24"/>
+        </w:rPr>
+        <w:t>maksimum</w:t>
+      </w:r>
+      <w:proofErr w:type="spellEnd"/>
+      <w:r>
+        <w:rPr>
+          <w:rFonts w:ascii="Times New Roman" w:hAnsi="Times New Roman" w:cs="Times New Roman"/>
+          <w:sz w:val="24"/>
+          <w:szCs w:val="24"/>
+        </w:rPr>
+        <w:t xml:space="preserve"> 123 bpm, rata-rata 83,4 bpm, </w:t>
+      </w:r>
+      <w:proofErr w:type="spellStart"/>
+      <w:r>
+        <w:rPr>
+          <w:rFonts w:ascii="Times New Roman" w:hAnsi="Times New Roman" w:cs="Times New Roman"/>
+          <w:sz w:val="24"/>
+          <w:szCs w:val="24"/>
+        </w:rPr>
+        <w:t>simpangan</w:t>
+      </w:r>
+      <w:proofErr w:type="spellEnd"/>
+      <w:r>
+        <w:rPr>
+          <w:rFonts w:ascii="Times New Roman" w:hAnsi="Times New Roman" w:cs="Times New Roman"/>
+          <w:sz w:val="24"/>
+          <w:szCs w:val="24"/>
+        </w:rPr>
+        <w:t xml:space="preserve"> </w:t>
+      </w:r>
+      <w:proofErr w:type="spellStart"/>
+      <w:r>
+        <w:rPr>
+          <w:rFonts w:ascii="Times New Roman" w:hAnsi="Times New Roman" w:cs="Times New Roman"/>
+          <w:sz w:val="24"/>
+          <w:szCs w:val="24"/>
+        </w:rPr>
+        <w:t>baku</w:t>
+      </w:r>
+      <w:proofErr w:type="spellEnd"/>
+      <w:r>
+        <w:rPr>
+          <w:rFonts w:ascii="Times New Roman" w:hAnsi="Times New Roman" w:cs="Times New Roman"/>
+          <w:sz w:val="24"/>
+          <w:szCs w:val="24"/>
+        </w:rPr>
+        <w:t xml:space="preserve"> 9,9 bpm.</w:t>
       </w:r>
     </w:p>
     <w:tbl>
       <w:tblPr>
         <w:tblStyle w:val="TableGrid"/>
-        <w:tblW w:type="auto" w:w="0"/>
-        <w:tblLook w:firstColumn="1" w:firstRow="1" w:lastColumn="0" w:lastRow="0" w:noHBand="0" w:noVBand="1" w:val="04A0"/>
+        <w:tblW w:w="0" w:type="auto"/>
+        <w:tblLook w:val="04A0" w:firstRow="1" w:lastRow="0" w:firstColumn="1" w:lastColumn="0" w:noHBand="0" w:noVBand="1"/>
       </w:tblPr>
       <w:tblGrid>
         <w:gridCol w:w="2880"/>
@@ -694,71 +4868,177 @@
       <w:tr>
         <w:tc>
           <w:tcPr>
-            <w:tcW w:type="dxa" w:w="2880"/>
+            <w:tcW w:w="2880" w:type="dxa"/>
           </w:tcPr>
           <w:p>
+            <w:pPr>
+              <w:jc w:val="both"/>
+              <w:rPr>
+                <w:rFonts w:ascii="Times New Roman" w:hAnsi="Times New Roman" w:cs="Times New Roman"/>
+                <w:sz w:val="24"/>
+                <w:szCs w:val="24"/>
+              </w:rPr>
+            </w:pPr>
+            <w:proofErr w:type="spellStart"/>
             <w:r>
               <w:rPr>
+                <w:rFonts w:ascii="Times New Roman" w:hAnsi="Times New Roman" w:cs="Times New Roman"/>
                 <w:b/>
+                <w:sz w:val="24"/>
+                <w:szCs w:val="24"/>
               </w:rPr>
-              <w:t>Akurasi sensor</w:t>
+              <w:t>Akurasi</w:t>
+            </w:r>
+            <w:proofErr w:type="spellEnd"/>
+            <w:r>
+              <w:rPr>
+                <w:rFonts w:ascii="Times New Roman" w:hAnsi="Times New Roman" w:cs="Times New Roman"/>
+                <w:b/>
+                <w:sz w:val="24"/>
+                <w:szCs w:val="24"/>
+              </w:rPr>
+              <w:t xml:space="preserve"> sensor</w:t>
             </w:r>
           </w:p>
         </w:tc>
         <w:tc>
           <w:tcPr>
-            <w:tcW w:type="dxa" w:w="2880"/>
+            <w:tcW w:w="2880" w:type="dxa"/>
           </w:tcPr>
           <w:p>
+            <w:pPr>
+              <w:jc w:val="both"/>
+              <w:rPr>
+                <w:rFonts w:ascii="Times New Roman" w:hAnsi="Times New Roman" w:cs="Times New Roman"/>
+                <w:sz w:val="24"/>
+                <w:szCs w:val="24"/>
+              </w:rPr>
+            </w:pPr>
+            <w:proofErr w:type="spellStart"/>
             <w:r>
               <w:rPr>
+                <w:rFonts w:ascii="Times New Roman" w:hAnsi="Times New Roman" w:cs="Times New Roman"/>
                 <w:b/>
+                <w:sz w:val="24"/>
+                <w:szCs w:val="24"/>
               </w:rPr>
               <w:t>Jumlah</w:t>
             </w:r>
+            <w:proofErr w:type="spellEnd"/>
           </w:p>
         </w:tc>
         <w:tc>
           <w:tcPr>
-            <w:tcW w:type="dxa" w:w="2880"/>
+            <w:tcW w:w="2880" w:type="dxa"/>
           </w:tcPr>
           <w:p>
+            <w:pPr>
+              <w:jc w:val="both"/>
+              <w:rPr>
+                <w:rFonts w:ascii="Times New Roman" w:hAnsi="Times New Roman" w:cs="Times New Roman"/>
+                <w:sz w:val="24"/>
+                <w:szCs w:val="24"/>
+              </w:rPr>
+            </w:pPr>
+            <w:proofErr w:type="spellStart"/>
             <w:r>
               <w:rPr>
+                <w:rFonts w:ascii="Times New Roman" w:hAnsi="Times New Roman" w:cs="Times New Roman"/>
                 <w:b/>
+                <w:sz w:val="24"/>
+                <w:szCs w:val="24"/>
               </w:rPr>
               <w:t>Persentase</w:t>
             </w:r>
+            <w:proofErr w:type="spellEnd"/>
           </w:p>
         </w:tc>
       </w:tr>
       <w:tr>
         <w:tc>
           <w:tcPr>
-            <w:tcW w:type="dxa" w:w="2880"/>
+            <w:tcW w:w="2880" w:type="dxa"/>
           </w:tcPr>
           <w:p>
+            <w:pPr>
+              <w:jc w:val="both"/>
+              <w:rPr>
+                <w:rFonts w:ascii="Times New Roman" w:hAnsi="Times New Roman" w:cs="Times New Roman"/>
+                <w:sz w:val="24"/>
+                <w:szCs w:val="24"/>
+              </w:rPr>
+            </w:pPr>
             <w:r>
-              <w:t>3 (tinggi)</w:t>
+              <w:rPr>
+                <w:rFonts w:ascii="Times New Roman" w:hAnsi="Times New Roman" w:cs="Times New Roman"/>
+                <w:sz w:val="24"/>
+                <w:szCs w:val="24"/>
+              </w:rPr>
+              <w:lastRenderedPageBreak/>
+              <w:t>3 (</w:t>
+            </w:r>
+            <w:proofErr w:type="spellStart"/>
+            <w:r>
+              <w:rPr>
+                <w:rFonts w:ascii="Times New Roman" w:hAnsi="Times New Roman" w:cs="Times New Roman"/>
+                <w:sz w:val="24"/>
+                <w:szCs w:val="24"/>
+              </w:rPr>
+              <w:t>tinggi</w:t>
+            </w:r>
+            <w:proofErr w:type="spellEnd"/>
+            <w:r>
+              <w:rPr>
+                <w:rFonts w:ascii="Times New Roman" w:hAnsi="Times New Roman" w:cs="Times New Roman"/>
+                <w:sz w:val="24"/>
+                <w:szCs w:val="24"/>
+              </w:rPr>
+              <w:t>)</w:t>
             </w:r>
           </w:p>
         </w:tc>
         <w:tc>
           <w:tcPr>
-            <w:tcW w:type="dxa" w:w="2880"/>
+            <w:tcW w:w="2880" w:type="dxa"/>
           </w:tcPr>
           <w:p>
+            <w:pPr>
+              <w:jc w:val="both"/>
+              <w:rPr>
+                <w:rFonts w:ascii="Times New Roman" w:hAnsi="Times New Roman" w:cs="Times New Roman"/>
+                <w:sz w:val="24"/>
+                <w:szCs w:val="24"/>
+              </w:rPr>
+            </w:pPr>
             <w:r>
+              <w:rPr>
+                <w:rFonts w:ascii="Times New Roman" w:hAnsi="Times New Roman" w:cs="Times New Roman"/>
+                <w:sz w:val="24"/>
+                <w:szCs w:val="24"/>
+              </w:rPr>
               <w:t>21.087</w:t>
             </w:r>
           </w:p>
         </w:tc>
         <w:tc>
           <w:tcPr>
-            <w:tcW w:type="dxa" w:w="2880"/>
+            <w:tcW w:w="2880" w:type="dxa"/>
           </w:tcPr>
           <w:p>
+            <w:pPr>
+              <w:jc w:val="both"/>
+              <w:rPr>
+                <w:rFonts w:ascii="Times New Roman" w:hAnsi="Times New Roman" w:cs="Times New Roman"/>
+                <w:sz w:val="24"/>
+                <w:szCs w:val="24"/>
+              </w:rPr>
+            </w:pPr>
             <w:r>
+              <w:rPr>
+                <w:rFonts w:ascii="Times New Roman" w:hAnsi="Times New Roman" w:cs="Times New Roman"/>
+                <w:sz w:val="24"/>
+                <w:szCs w:val="24"/>
+              </w:rPr>
               <w:t>90,8%</w:t>
             </w:r>
           </w:p>
@@ -767,30 +5047,87 @@
       <w:tr>
         <w:tc>
           <w:tcPr>
-            <w:tcW w:type="dxa" w:w="2880"/>
+            <w:tcW w:w="2880" w:type="dxa"/>
           </w:tcPr>
           <w:p>
+            <w:pPr>
+              <w:jc w:val="both"/>
+              <w:rPr>
+                <w:rFonts w:ascii="Times New Roman" w:hAnsi="Times New Roman" w:cs="Times New Roman"/>
+                <w:sz w:val="24"/>
+                <w:szCs w:val="24"/>
+              </w:rPr>
+            </w:pPr>
             <w:r>
-              <w:t>0 (sedang)</w:t>
+              <w:rPr>
+                <w:rFonts w:ascii="Times New Roman" w:hAnsi="Times New Roman" w:cs="Times New Roman"/>
+                <w:sz w:val="24"/>
+                <w:szCs w:val="24"/>
+              </w:rPr>
+              <w:t>0 (</w:t>
+            </w:r>
+            <w:proofErr w:type="spellStart"/>
+            <w:r>
+              <w:rPr>
+                <w:rFonts w:ascii="Times New Roman" w:hAnsi="Times New Roman" w:cs="Times New Roman"/>
+                <w:sz w:val="24"/>
+                <w:szCs w:val="24"/>
+              </w:rPr>
+              <w:t>sedang</w:t>
+            </w:r>
+            <w:proofErr w:type="spellEnd"/>
+            <w:r>
+              <w:rPr>
+                <w:rFonts w:ascii="Times New Roman" w:hAnsi="Times New Roman" w:cs="Times New Roman"/>
+                <w:sz w:val="24"/>
+                <w:szCs w:val="24"/>
+              </w:rPr>
+              <w:t>)</w:t>
             </w:r>
           </w:p>
         </w:tc>
         <w:tc>
           <w:tcPr>
-            <w:tcW w:type="dxa" w:w="2880"/>
+            <w:tcW w:w="2880" w:type="dxa"/>
           </w:tcPr>
           <w:p>
+            <w:pPr>
+              <w:jc w:val="both"/>
+              <w:rPr>
+                <w:rFonts w:ascii="Times New Roman" w:hAnsi="Times New Roman" w:cs="Times New Roman"/>
+                <w:sz w:val="24"/>
+                <w:szCs w:val="24"/>
+              </w:rPr>
+            </w:pPr>
             <w:r>
+              <w:rPr>
+                <w:rFonts w:ascii="Times New Roman" w:hAnsi="Times New Roman" w:cs="Times New Roman"/>
+                <w:sz w:val="24"/>
+                <w:szCs w:val="24"/>
+              </w:rPr>
               <w:t>15</w:t>
             </w:r>
           </w:p>
         </w:tc>
         <w:tc>
           <w:tcPr>
-            <w:tcW w:type="dxa" w:w="2880"/>
+            <w:tcW w:w="2880" w:type="dxa"/>
           </w:tcPr>
           <w:p>
+            <w:pPr>
+              <w:jc w:val="both"/>
+              <w:rPr>
+                <w:rFonts w:ascii="Times New Roman" w:hAnsi="Times New Roman" w:cs="Times New Roman"/>
+                <w:sz w:val="24"/>
+                <w:szCs w:val="24"/>
+              </w:rPr>
+            </w:pPr>
             <w:r>
+              <w:rPr>
+                <w:rFonts w:ascii="Times New Roman" w:hAnsi="Times New Roman" w:cs="Times New Roman"/>
+                <w:sz w:val="24"/>
+                <w:szCs w:val="24"/>
+              </w:rPr>
               <w:t>0,1%</w:t>
             </w:r>
           </w:p>
@@ -799,30 +5136,105 @@
       <w:tr>
         <w:tc>
           <w:tcPr>
-            <w:tcW w:type="dxa" w:w="2880"/>
+            <w:tcW w:w="2880" w:type="dxa"/>
           </w:tcPr>
           <w:p>
+            <w:pPr>
+              <w:jc w:val="both"/>
+              <w:rPr>
+                <w:rFonts w:ascii="Times New Roman" w:hAnsi="Times New Roman" w:cs="Times New Roman"/>
+                <w:sz w:val="24"/>
+                <w:szCs w:val="24"/>
+              </w:rPr>
+            </w:pPr>
             <w:r>
-              <w:t>-1 (tanpa kontak)</w:t>
+              <w:rPr>
+                <w:rFonts w:ascii="Times New Roman" w:hAnsi="Times New Roman" w:cs="Times New Roman"/>
+                <w:sz w:val="24"/>
+                <w:szCs w:val="24"/>
+              </w:rPr>
+              <w:t>-1 (</w:t>
+            </w:r>
+            <w:proofErr w:type="spellStart"/>
+            <w:r>
+              <w:rPr>
+                <w:rFonts w:ascii="Times New Roman" w:hAnsi="Times New Roman" w:cs="Times New Roman"/>
+                <w:sz w:val="24"/>
+                <w:szCs w:val="24"/>
+              </w:rPr>
+              <w:t>tanpa</w:t>
+            </w:r>
+            <w:proofErr w:type="spellEnd"/>
+            <w:r>
+              <w:rPr>
+                <w:rFonts w:ascii="Times New Roman" w:hAnsi="Times New Roman" w:cs="Times New Roman"/>
+                <w:sz w:val="24"/>
+                <w:szCs w:val="24"/>
+              </w:rPr>
+              <w:t xml:space="preserve"> </w:t>
+            </w:r>
+            <w:proofErr w:type="spellStart"/>
+            <w:r>
+              <w:rPr>
+                <w:rFonts w:ascii="Times New Roman" w:hAnsi="Times New Roman" w:cs="Times New Roman"/>
+                <w:sz w:val="24"/>
+                <w:szCs w:val="24"/>
+              </w:rPr>
+              <w:t>kontak</w:t>
+            </w:r>
+            <w:proofErr w:type="spellEnd"/>
+            <w:r>
+              <w:rPr>
+                <w:rFonts w:ascii="Times New Roman" w:hAnsi="Times New Roman" w:cs="Times New Roman"/>
+                <w:sz w:val="24"/>
+                <w:szCs w:val="24"/>
+              </w:rPr>
+              <w:t>)</w:t>
             </w:r>
           </w:p>
         </w:tc>
         <w:tc>
           <w:tcPr>
-            <w:tcW w:type="dxa" w:w="2880"/>
+            <w:tcW w:w="2880" w:type="dxa"/>
           </w:tcPr>
           <w:p>
+            <w:pPr>
+              <w:jc w:val="both"/>
+              <w:rPr>
+                <w:rFonts w:ascii="Times New Roman" w:hAnsi="Times New Roman" w:cs="Times New Roman"/>
+                <w:sz w:val="24"/>
+                <w:szCs w:val="24"/>
+              </w:rPr>
+            </w:pPr>
             <w:r>
+              <w:rPr>
+                <w:rFonts w:ascii="Times New Roman" w:hAnsi="Times New Roman" w:cs="Times New Roman"/>
+                <w:sz w:val="24"/>
+                <w:szCs w:val="24"/>
+              </w:rPr>
               <w:t>2.113</w:t>
             </w:r>
           </w:p>
         </w:tc>
         <w:tc>
           <w:tcPr>
-            <w:tcW w:type="dxa" w:w="2880"/>
+            <w:tcW w:w="2880" w:type="dxa"/>
           </w:tcPr>
           <w:p>
+            <w:pPr>
+              <w:jc w:val="both"/>
+              <w:rPr>
+                <w:rFonts w:ascii="Times New Roman" w:hAnsi="Times New Roman" w:cs="Times New Roman"/>
+                <w:sz w:val="24"/>
+                <w:szCs w:val="24"/>
+              </w:rPr>
+            </w:pPr>
             <w:r>
+              <w:rPr>
+                <w:rFonts w:ascii="Times New Roman" w:hAnsi="Times New Roman" w:cs="Times New Roman"/>
+                <w:sz w:val="24"/>
+                <w:szCs w:val="24"/>
+              </w:rPr>
               <w:t>9,1%</w:t>
             </w:r>
           </w:p>
@@ -831,12 +5243,23 @@
       <w:tr>
         <w:tc>
           <w:tcPr>
-            <w:tcW w:type="dxa" w:w="2880"/>
+            <w:tcW w:w="2880" w:type="dxa"/>
           </w:tcPr>
           <w:p>
+            <w:pPr>
+              <w:jc w:val="both"/>
+              <w:rPr>
+                <w:rFonts w:ascii="Times New Roman" w:hAnsi="Times New Roman" w:cs="Times New Roman"/>
+                <w:sz w:val="24"/>
+                <w:szCs w:val="24"/>
+              </w:rPr>
+            </w:pPr>
             <w:r>
               <w:rPr>
+                <w:rFonts w:ascii="Times New Roman" w:hAnsi="Times New Roman" w:cs="Times New Roman"/>
                 <w:b/>
+                <w:sz w:val="24"/>
+                <w:szCs w:val="24"/>
               </w:rPr>
               <w:t>Total</w:t>
             </w:r>
@@ -844,12 +5267,23 @@
         </w:tc>
         <w:tc>
           <w:tcPr>
-            <w:tcW w:type="dxa" w:w="2880"/>
+            <w:tcW w:w="2880" w:type="dxa"/>
           </w:tcPr>
           <w:p>
+            <w:pPr>
+              <w:jc w:val="both"/>
+              <w:rPr>
+                <w:rFonts w:ascii="Times New Roman" w:hAnsi="Times New Roman" w:cs="Times New Roman"/>
+                <w:sz w:val="24"/>
+                <w:szCs w:val="24"/>
+              </w:rPr>
+            </w:pPr>
             <w:r>
               <w:rPr>
+                <w:rFonts w:ascii="Times New Roman" w:hAnsi="Times New Roman" w:cs="Times New Roman"/>
                 <w:b/>
+                <w:sz w:val="24"/>
+                <w:szCs w:val="24"/>
               </w:rPr>
               <w:t>23.215</w:t>
             </w:r>
@@ -857,12 +5291,23 @@
         </w:tc>
         <w:tc>
           <w:tcPr>
-            <w:tcW w:type="dxa" w:w="2880"/>
+            <w:tcW w:w="2880" w:type="dxa"/>
           </w:tcPr>
           <w:p>
+            <w:pPr>
+              <w:jc w:val="both"/>
+              <w:rPr>
+                <w:rFonts w:ascii="Times New Roman" w:hAnsi="Times New Roman" w:cs="Times New Roman"/>
+                <w:sz w:val="24"/>
+                <w:szCs w:val="24"/>
+              </w:rPr>
+            </w:pPr>
             <w:r>
               <w:rPr>
+                <w:rFonts w:ascii="Times New Roman" w:hAnsi="Times New Roman" w:cs="Times New Roman"/>
                 <w:b/>
+                <w:sz w:val="24"/>
+                <w:szCs w:val="24"/>
               </w:rPr>
               <w:t>100%</w:t>
             </w:r>
@@ -872,52 +5317,3276 @@
     </w:tbl>
     <w:p>
       <w:pPr>
-        <w:jc w:val="center"/>
+        <w:jc w:val="both"/>
+        <w:rPr>
+          <w:rFonts w:ascii="Times New Roman" w:hAnsi="Times New Roman" w:cs="Times New Roman"/>
+          <w:sz w:val="24"/>
+          <w:szCs w:val="24"/>
+        </w:rPr>
       </w:pPr>
       <w:r>
         <w:rPr>
+          <w:rFonts w:ascii="Times New Roman" w:hAnsi="Times New Roman" w:cs="Times New Roman"/>
           <w:i/>
-          <w:sz w:val="20"/>
-        </w:rPr>
-        <w:t>Tabel 2. Distribusi nilai akurasi sensor (periode pengukuran).</w:t>
+          <w:sz w:val="24"/>
+          <w:szCs w:val="24"/>
+        </w:rPr>
+        <w:t xml:space="preserve">Tabel 2. </w:t>
+      </w:r>
+      <w:proofErr w:type="spellStart"/>
+      <w:r>
+        <w:rPr>
+          <w:rFonts w:ascii="Times New Roman" w:hAnsi="Times New Roman" w:cs="Times New Roman"/>
+          <w:i/>
+          <w:sz w:val="24"/>
+          <w:szCs w:val="24"/>
+        </w:rPr>
+        <w:t>Distribusi</w:t>
+      </w:r>
+      <w:proofErr w:type="spellEnd"/>
+      <w:r>
+        <w:rPr>
+          <w:rFonts w:ascii="Times New Roman" w:hAnsi="Times New Roman" w:cs="Times New Roman"/>
+          <w:i/>
+          <w:sz w:val="24"/>
+          <w:szCs w:val="24"/>
+        </w:rPr>
+        <w:t xml:space="preserve"> </w:t>
+      </w:r>
+      <w:proofErr w:type="spellStart"/>
+      <w:r>
+        <w:rPr>
+          <w:rFonts w:ascii="Times New Roman" w:hAnsi="Times New Roman" w:cs="Times New Roman"/>
+          <w:i/>
+          <w:sz w:val="24"/>
+          <w:szCs w:val="24"/>
+        </w:rPr>
+        <w:t>nilai</w:t>
+      </w:r>
+      <w:proofErr w:type="spellEnd"/>
+      <w:r>
+        <w:rPr>
+          <w:rFonts w:ascii="Times New Roman" w:hAnsi="Times New Roman" w:cs="Times New Roman"/>
+          <w:i/>
+          <w:sz w:val="24"/>
+          <w:szCs w:val="24"/>
+        </w:rPr>
+        <w:t xml:space="preserve"> </w:t>
+      </w:r>
+      <w:proofErr w:type="spellStart"/>
+      <w:r>
+        <w:rPr>
+          <w:rFonts w:ascii="Times New Roman" w:hAnsi="Times New Roman" w:cs="Times New Roman"/>
+          <w:i/>
+          <w:sz w:val="24"/>
+          <w:szCs w:val="24"/>
+        </w:rPr>
+        <w:t>akurasi</w:t>
+      </w:r>
+      <w:proofErr w:type="spellEnd"/>
+      <w:r>
+        <w:rPr>
+          <w:rFonts w:ascii="Times New Roman" w:hAnsi="Times New Roman" w:cs="Times New Roman"/>
+          <w:i/>
+          <w:sz w:val="24"/>
+          <w:szCs w:val="24"/>
+        </w:rPr>
+        <w:t xml:space="preserve"> sensor (</w:t>
+      </w:r>
+      <w:proofErr w:type="spellStart"/>
+      <w:r>
+        <w:rPr>
+          <w:rFonts w:ascii="Times New Roman" w:hAnsi="Times New Roman" w:cs="Times New Roman"/>
+          <w:i/>
+          <w:sz w:val="24"/>
+          <w:szCs w:val="24"/>
+        </w:rPr>
+        <w:t>periode</w:t>
+      </w:r>
+      <w:proofErr w:type="spellEnd"/>
+      <w:r>
+        <w:rPr>
+          <w:rFonts w:ascii="Times New Roman" w:hAnsi="Times New Roman" w:cs="Times New Roman"/>
+          <w:i/>
+          <w:sz w:val="24"/>
+          <w:szCs w:val="24"/>
+        </w:rPr>
+        <w:t xml:space="preserve"> </w:t>
+      </w:r>
+      <w:proofErr w:type="spellStart"/>
+      <w:r>
+        <w:rPr>
+          <w:rFonts w:ascii="Times New Roman" w:hAnsi="Times New Roman" w:cs="Times New Roman"/>
+          <w:i/>
+          <w:sz w:val="24"/>
+          <w:szCs w:val="24"/>
+        </w:rPr>
+        <w:t>pengukuran</w:t>
+      </w:r>
+      <w:proofErr w:type="spellEnd"/>
+      <w:r>
+        <w:rPr>
+          <w:rFonts w:ascii="Times New Roman" w:hAnsi="Times New Roman" w:cs="Times New Roman"/>
+          <w:i/>
+          <w:sz w:val="24"/>
+          <w:szCs w:val="24"/>
+        </w:rPr>
+        <w:t>).</w:t>
       </w:r>
     </w:p>
     <w:p>
-      <w:r>
-        <w:rPr>
+      <w:pPr>
+        <w:jc w:val="both"/>
+        <w:rPr>
+          <w:rFonts w:ascii="Times New Roman" w:hAnsi="Times New Roman" w:cs="Times New Roman"/>
+          <w:sz w:val="24"/>
+          <w:szCs w:val="24"/>
+        </w:rPr>
+      </w:pPr>
+      <w:proofErr w:type="spellStart"/>
+      <w:r>
+        <w:rPr>
+          <w:rFonts w:ascii="Times New Roman" w:hAnsi="Times New Roman" w:cs="Times New Roman"/>
           <w:b/>
           <w:sz w:val="24"/>
-        </w:rPr>
-        <w:t>TEMUAN PENTING — Keterbatasan Backfill Store-and-Forward</w:t>
+          <w:szCs w:val="24"/>
+        </w:rPr>
+        <w:t>Keterbatasan</w:t>
+      </w:r>
+      <w:proofErr w:type="spellEnd"/>
+      <w:r>
+        <w:rPr>
+          <w:rFonts w:ascii="Times New Roman" w:hAnsi="Times New Roman" w:cs="Times New Roman"/>
+          <w:b/>
+          <w:sz w:val="24"/>
+          <w:szCs w:val="24"/>
+        </w:rPr>
+        <w:t xml:space="preserve"> Backfill Store-and-Forward</w:t>
       </w:r>
     </w:p>
     <w:p>
-      <w:r>
-        <w:t>Temuan ini melengkapi (dan sedikit mengoreksi) bagian “Konfirmasi Penerimaan (ACK)” dan “store-and-forward” pada catatan 26 Juni 2026. Analisis silang antara penanda status terkirim (synced) di watch dengan keberadaan record di ponsel menunjukkan: sebanyak 2.879 pembacaan ditandai TELAH terkirim (synced = 1) oleh watch, tetapi TIDAK ada di basis data ponsel; hanya 5 pembacaan terakhir yang memang masih berstatus belum terkirim (wajar, menunggu interval). Seluruh selisih 2.879 record itu terjadi pada periode saat ponsel sedang terputus.</w:t>
+      <w:pPr>
+        <w:jc w:val="both"/>
+        <w:rPr>
+          <w:rFonts w:ascii="Times New Roman" w:hAnsi="Times New Roman" w:cs="Times New Roman"/>
+          <w:sz w:val="24"/>
+          <w:szCs w:val="24"/>
+        </w:rPr>
+      </w:pPr>
+      <w:proofErr w:type="spellStart"/>
+      <w:r>
+        <w:rPr>
+          <w:rFonts w:ascii="Times New Roman" w:hAnsi="Times New Roman" w:cs="Times New Roman"/>
+          <w:sz w:val="24"/>
+          <w:szCs w:val="24"/>
+        </w:rPr>
+        <w:t>Temuan</w:t>
+      </w:r>
+      <w:proofErr w:type="spellEnd"/>
+      <w:r>
+        <w:rPr>
+          <w:rFonts w:ascii="Times New Roman" w:hAnsi="Times New Roman" w:cs="Times New Roman"/>
+          <w:sz w:val="24"/>
+          <w:szCs w:val="24"/>
+        </w:rPr>
+        <w:t xml:space="preserve"> </w:t>
+      </w:r>
+      <w:proofErr w:type="spellStart"/>
+      <w:r>
+        <w:rPr>
+          <w:rFonts w:ascii="Times New Roman" w:hAnsi="Times New Roman" w:cs="Times New Roman"/>
+          <w:sz w:val="24"/>
+          <w:szCs w:val="24"/>
+        </w:rPr>
+        <w:t>ini</w:t>
+      </w:r>
+      <w:proofErr w:type="spellEnd"/>
+      <w:r>
+        <w:rPr>
+          <w:rFonts w:ascii="Times New Roman" w:hAnsi="Times New Roman" w:cs="Times New Roman"/>
+          <w:sz w:val="24"/>
+          <w:szCs w:val="24"/>
+        </w:rPr>
+        <w:t xml:space="preserve"> </w:t>
+      </w:r>
+      <w:proofErr w:type="spellStart"/>
+      <w:r>
+        <w:rPr>
+          <w:rFonts w:ascii="Times New Roman" w:hAnsi="Times New Roman" w:cs="Times New Roman"/>
+          <w:sz w:val="24"/>
+          <w:szCs w:val="24"/>
+        </w:rPr>
+        <w:t>melengkapi</w:t>
+      </w:r>
+      <w:proofErr w:type="spellEnd"/>
+      <w:r>
+        <w:rPr>
+          <w:rFonts w:ascii="Times New Roman" w:hAnsi="Times New Roman" w:cs="Times New Roman"/>
+          <w:sz w:val="24"/>
+          <w:szCs w:val="24"/>
+        </w:rPr>
+        <w:t xml:space="preserve"> (dan </w:t>
+      </w:r>
+      <w:proofErr w:type="spellStart"/>
+      <w:r>
+        <w:rPr>
+          <w:rFonts w:ascii="Times New Roman" w:hAnsi="Times New Roman" w:cs="Times New Roman"/>
+          <w:sz w:val="24"/>
+          <w:szCs w:val="24"/>
+        </w:rPr>
+        <w:t>sedikit</w:t>
+      </w:r>
+      <w:proofErr w:type="spellEnd"/>
+      <w:r>
+        <w:rPr>
+          <w:rFonts w:ascii="Times New Roman" w:hAnsi="Times New Roman" w:cs="Times New Roman"/>
+          <w:sz w:val="24"/>
+          <w:szCs w:val="24"/>
+        </w:rPr>
+        <w:t xml:space="preserve"> </w:t>
+      </w:r>
+      <w:proofErr w:type="spellStart"/>
+      <w:r>
+        <w:rPr>
+          <w:rFonts w:ascii="Times New Roman" w:hAnsi="Times New Roman" w:cs="Times New Roman"/>
+          <w:sz w:val="24"/>
+          <w:szCs w:val="24"/>
+        </w:rPr>
+        <w:t>mengoreksi</w:t>
+      </w:r>
+      <w:proofErr w:type="spellEnd"/>
+      <w:r>
+        <w:rPr>
+          <w:rFonts w:ascii="Times New Roman" w:hAnsi="Times New Roman" w:cs="Times New Roman"/>
+          <w:sz w:val="24"/>
+          <w:szCs w:val="24"/>
+        </w:rPr>
+        <w:t xml:space="preserve">) </w:t>
+      </w:r>
+      <w:proofErr w:type="spellStart"/>
+      <w:r>
+        <w:rPr>
+          <w:rFonts w:ascii="Times New Roman" w:hAnsi="Times New Roman" w:cs="Times New Roman"/>
+          <w:sz w:val="24"/>
+          <w:szCs w:val="24"/>
+        </w:rPr>
+        <w:t>bagian</w:t>
+      </w:r>
+      <w:proofErr w:type="spellEnd"/>
+      <w:r>
+        <w:rPr>
+          <w:rFonts w:ascii="Times New Roman" w:hAnsi="Times New Roman" w:cs="Times New Roman"/>
+          <w:sz w:val="24"/>
+          <w:szCs w:val="24"/>
+        </w:rPr>
+        <w:t xml:space="preserve"> “</w:t>
+      </w:r>
+      <w:proofErr w:type="spellStart"/>
+      <w:r>
+        <w:rPr>
+          <w:rFonts w:ascii="Times New Roman" w:hAnsi="Times New Roman" w:cs="Times New Roman"/>
+          <w:sz w:val="24"/>
+          <w:szCs w:val="24"/>
+        </w:rPr>
+        <w:t>Konfirmasi</w:t>
+      </w:r>
+      <w:proofErr w:type="spellEnd"/>
+      <w:r>
+        <w:rPr>
+          <w:rFonts w:ascii="Times New Roman" w:hAnsi="Times New Roman" w:cs="Times New Roman"/>
+          <w:sz w:val="24"/>
+          <w:szCs w:val="24"/>
+        </w:rPr>
+        <w:t xml:space="preserve"> </w:t>
+      </w:r>
+      <w:proofErr w:type="spellStart"/>
+      <w:r>
+        <w:rPr>
+          <w:rFonts w:ascii="Times New Roman" w:hAnsi="Times New Roman" w:cs="Times New Roman"/>
+          <w:sz w:val="24"/>
+          <w:szCs w:val="24"/>
+        </w:rPr>
+        <w:t>Penerimaan</w:t>
+      </w:r>
+      <w:proofErr w:type="spellEnd"/>
+      <w:r>
+        <w:rPr>
+          <w:rFonts w:ascii="Times New Roman" w:hAnsi="Times New Roman" w:cs="Times New Roman"/>
+          <w:sz w:val="24"/>
+          <w:szCs w:val="24"/>
+        </w:rPr>
+        <w:t xml:space="preserve"> (ACK)” dan “store-and-forward” pada </w:t>
+      </w:r>
+      <w:proofErr w:type="spellStart"/>
+      <w:r>
+        <w:rPr>
+          <w:rFonts w:ascii="Times New Roman" w:hAnsi="Times New Roman" w:cs="Times New Roman"/>
+          <w:sz w:val="24"/>
+          <w:szCs w:val="24"/>
+        </w:rPr>
+        <w:t>catatan</w:t>
+      </w:r>
+      <w:proofErr w:type="spellEnd"/>
+      <w:r>
+        <w:rPr>
+          <w:rFonts w:ascii="Times New Roman" w:hAnsi="Times New Roman" w:cs="Times New Roman"/>
+          <w:sz w:val="24"/>
+          <w:szCs w:val="24"/>
+        </w:rPr>
+        <w:t xml:space="preserve"> 26 Juni 2026. </w:t>
+      </w:r>
+      <w:proofErr w:type="spellStart"/>
+      <w:r>
+        <w:rPr>
+          <w:rFonts w:ascii="Times New Roman" w:hAnsi="Times New Roman" w:cs="Times New Roman"/>
+          <w:sz w:val="24"/>
+          <w:szCs w:val="24"/>
+        </w:rPr>
+        <w:t>Analisis</w:t>
+      </w:r>
+      <w:proofErr w:type="spellEnd"/>
+      <w:r>
+        <w:rPr>
+          <w:rFonts w:ascii="Times New Roman" w:hAnsi="Times New Roman" w:cs="Times New Roman"/>
+          <w:sz w:val="24"/>
+          <w:szCs w:val="24"/>
+        </w:rPr>
+        <w:t xml:space="preserve"> </w:t>
+      </w:r>
+      <w:proofErr w:type="spellStart"/>
+      <w:r>
+        <w:rPr>
+          <w:rFonts w:ascii="Times New Roman" w:hAnsi="Times New Roman" w:cs="Times New Roman"/>
+          <w:sz w:val="24"/>
+          <w:szCs w:val="24"/>
+        </w:rPr>
+        <w:t>silang</w:t>
+      </w:r>
+      <w:proofErr w:type="spellEnd"/>
+      <w:r>
+        <w:rPr>
+          <w:rFonts w:ascii="Times New Roman" w:hAnsi="Times New Roman" w:cs="Times New Roman"/>
+          <w:sz w:val="24"/>
+          <w:szCs w:val="24"/>
+        </w:rPr>
+        <w:t xml:space="preserve"> </w:t>
+      </w:r>
+      <w:proofErr w:type="spellStart"/>
+      <w:r>
+        <w:rPr>
+          <w:rFonts w:ascii="Times New Roman" w:hAnsi="Times New Roman" w:cs="Times New Roman"/>
+          <w:sz w:val="24"/>
+          <w:szCs w:val="24"/>
+        </w:rPr>
+        <w:t>antara</w:t>
+      </w:r>
+      <w:proofErr w:type="spellEnd"/>
+      <w:r>
+        <w:rPr>
+          <w:rFonts w:ascii="Times New Roman" w:hAnsi="Times New Roman" w:cs="Times New Roman"/>
+          <w:sz w:val="24"/>
+          <w:szCs w:val="24"/>
+        </w:rPr>
+        <w:t xml:space="preserve"> </w:t>
+      </w:r>
+      <w:proofErr w:type="spellStart"/>
+      <w:r>
+        <w:rPr>
+          <w:rFonts w:ascii="Times New Roman" w:hAnsi="Times New Roman" w:cs="Times New Roman"/>
+          <w:sz w:val="24"/>
+          <w:szCs w:val="24"/>
+        </w:rPr>
+        <w:t>penanda</w:t>
+      </w:r>
+      <w:proofErr w:type="spellEnd"/>
+      <w:r>
+        <w:rPr>
+          <w:rFonts w:ascii="Times New Roman" w:hAnsi="Times New Roman" w:cs="Times New Roman"/>
+          <w:sz w:val="24"/>
+          <w:szCs w:val="24"/>
+        </w:rPr>
+        <w:t xml:space="preserve"> status </w:t>
+      </w:r>
+      <w:proofErr w:type="spellStart"/>
+      <w:r>
+        <w:rPr>
+          <w:rFonts w:ascii="Times New Roman" w:hAnsi="Times New Roman" w:cs="Times New Roman"/>
+          <w:sz w:val="24"/>
+          <w:szCs w:val="24"/>
+        </w:rPr>
+        <w:t>terkirim</w:t>
+      </w:r>
+      <w:proofErr w:type="spellEnd"/>
+      <w:r>
+        <w:rPr>
+          <w:rFonts w:ascii="Times New Roman" w:hAnsi="Times New Roman" w:cs="Times New Roman"/>
+          <w:sz w:val="24"/>
+          <w:szCs w:val="24"/>
+        </w:rPr>
+        <w:t xml:space="preserve"> (synced) di watch </w:t>
+      </w:r>
+      <w:proofErr w:type="spellStart"/>
+      <w:r>
+        <w:rPr>
+          <w:rFonts w:ascii="Times New Roman" w:hAnsi="Times New Roman" w:cs="Times New Roman"/>
+          <w:sz w:val="24"/>
+          <w:szCs w:val="24"/>
+        </w:rPr>
+        <w:t>dengan</w:t>
+      </w:r>
+      <w:proofErr w:type="spellEnd"/>
+      <w:r>
+        <w:rPr>
+          <w:rFonts w:ascii="Times New Roman" w:hAnsi="Times New Roman" w:cs="Times New Roman"/>
+          <w:sz w:val="24"/>
+          <w:szCs w:val="24"/>
+        </w:rPr>
+        <w:t xml:space="preserve"> </w:t>
+      </w:r>
+      <w:proofErr w:type="spellStart"/>
+      <w:r>
+        <w:rPr>
+          <w:rFonts w:ascii="Times New Roman" w:hAnsi="Times New Roman" w:cs="Times New Roman"/>
+          <w:sz w:val="24"/>
+          <w:szCs w:val="24"/>
+        </w:rPr>
+        <w:t>keberadaan</w:t>
+      </w:r>
+      <w:proofErr w:type="spellEnd"/>
+      <w:r>
+        <w:rPr>
+          <w:rFonts w:ascii="Times New Roman" w:hAnsi="Times New Roman" w:cs="Times New Roman"/>
+          <w:sz w:val="24"/>
+          <w:szCs w:val="24"/>
+        </w:rPr>
+        <w:t xml:space="preserve"> record di </w:t>
+      </w:r>
+      <w:proofErr w:type="spellStart"/>
+      <w:r>
+        <w:rPr>
+          <w:rFonts w:ascii="Times New Roman" w:hAnsi="Times New Roman" w:cs="Times New Roman"/>
+          <w:sz w:val="24"/>
+          <w:szCs w:val="24"/>
+        </w:rPr>
+        <w:t>ponsel</w:t>
+      </w:r>
+      <w:proofErr w:type="spellEnd"/>
+      <w:r>
+        <w:rPr>
+          <w:rFonts w:ascii="Times New Roman" w:hAnsi="Times New Roman" w:cs="Times New Roman"/>
+          <w:sz w:val="24"/>
+          <w:szCs w:val="24"/>
+        </w:rPr>
+        <w:t xml:space="preserve"> </w:t>
+      </w:r>
+      <w:proofErr w:type="spellStart"/>
+      <w:r>
+        <w:rPr>
+          <w:rFonts w:ascii="Times New Roman" w:hAnsi="Times New Roman" w:cs="Times New Roman"/>
+          <w:sz w:val="24"/>
+          <w:szCs w:val="24"/>
+        </w:rPr>
+        <w:t>menunjukkan</w:t>
+      </w:r>
+      <w:proofErr w:type="spellEnd"/>
+      <w:r>
+        <w:rPr>
+          <w:rFonts w:ascii="Times New Roman" w:hAnsi="Times New Roman" w:cs="Times New Roman"/>
+          <w:sz w:val="24"/>
+          <w:szCs w:val="24"/>
+        </w:rPr>
+        <w:t xml:space="preserve">: </w:t>
+      </w:r>
+      <w:proofErr w:type="spellStart"/>
+      <w:r>
+        <w:rPr>
+          <w:rFonts w:ascii="Times New Roman" w:hAnsi="Times New Roman" w:cs="Times New Roman"/>
+          <w:sz w:val="24"/>
+          <w:szCs w:val="24"/>
+        </w:rPr>
+        <w:t>sebanyak</w:t>
+      </w:r>
+      <w:proofErr w:type="spellEnd"/>
+      <w:r>
+        <w:rPr>
+          <w:rFonts w:ascii="Times New Roman" w:hAnsi="Times New Roman" w:cs="Times New Roman"/>
+          <w:sz w:val="24"/>
+          <w:szCs w:val="24"/>
+        </w:rPr>
+        <w:t xml:space="preserve"> 2.879 </w:t>
+      </w:r>
+      <w:proofErr w:type="spellStart"/>
+      <w:r>
+        <w:rPr>
+          <w:rFonts w:ascii="Times New Roman" w:hAnsi="Times New Roman" w:cs="Times New Roman"/>
+          <w:sz w:val="24"/>
+          <w:szCs w:val="24"/>
+        </w:rPr>
+        <w:t>pembacaan</w:t>
+      </w:r>
+      <w:proofErr w:type="spellEnd"/>
+      <w:r>
+        <w:rPr>
+          <w:rFonts w:ascii="Times New Roman" w:hAnsi="Times New Roman" w:cs="Times New Roman"/>
+          <w:sz w:val="24"/>
+          <w:szCs w:val="24"/>
+        </w:rPr>
+        <w:t xml:space="preserve"> </w:t>
+      </w:r>
+      <w:proofErr w:type="spellStart"/>
+      <w:r>
+        <w:rPr>
+          <w:rFonts w:ascii="Times New Roman" w:hAnsi="Times New Roman" w:cs="Times New Roman"/>
+          <w:sz w:val="24"/>
+          <w:szCs w:val="24"/>
+        </w:rPr>
+        <w:t>ditandai</w:t>
+      </w:r>
+      <w:proofErr w:type="spellEnd"/>
+      <w:r>
+        <w:rPr>
+          <w:rFonts w:ascii="Times New Roman" w:hAnsi="Times New Roman" w:cs="Times New Roman"/>
+          <w:sz w:val="24"/>
+          <w:szCs w:val="24"/>
+        </w:rPr>
+        <w:t xml:space="preserve"> TELAH </w:t>
+      </w:r>
+      <w:proofErr w:type="spellStart"/>
+      <w:r>
+        <w:rPr>
+          <w:rFonts w:ascii="Times New Roman" w:hAnsi="Times New Roman" w:cs="Times New Roman"/>
+          <w:sz w:val="24"/>
+          <w:szCs w:val="24"/>
+        </w:rPr>
+        <w:t>terkirim</w:t>
+      </w:r>
+      <w:proofErr w:type="spellEnd"/>
+      <w:r>
+        <w:rPr>
+          <w:rFonts w:ascii="Times New Roman" w:hAnsi="Times New Roman" w:cs="Times New Roman"/>
+          <w:sz w:val="24"/>
+          <w:szCs w:val="24"/>
+        </w:rPr>
+        <w:t xml:space="preserve"> (synced = 1) oleh watch, </w:t>
+      </w:r>
+      <w:proofErr w:type="spellStart"/>
+      <w:r>
+        <w:rPr>
+          <w:rFonts w:ascii="Times New Roman" w:hAnsi="Times New Roman" w:cs="Times New Roman"/>
+          <w:sz w:val="24"/>
+          <w:szCs w:val="24"/>
+        </w:rPr>
+        <w:t>tetapi</w:t>
+      </w:r>
+      <w:proofErr w:type="spellEnd"/>
+      <w:r>
+        <w:rPr>
+          <w:rFonts w:ascii="Times New Roman" w:hAnsi="Times New Roman" w:cs="Times New Roman"/>
+          <w:sz w:val="24"/>
+          <w:szCs w:val="24"/>
+        </w:rPr>
+        <w:t xml:space="preserve"> TIDAK </w:t>
+      </w:r>
+      <w:proofErr w:type="spellStart"/>
+      <w:r>
+        <w:rPr>
+          <w:rFonts w:ascii="Times New Roman" w:hAnsi="Times New Roman" w:cs="Times New Roman"/>
+          <w:sz w:val="24"/>
+          <w:szCs w:val="24"/>
+        </w:rPr>
+        <w:t>ada</w:t>
+      </w:r>
+      <w:proofErr w:type="spellEnd"/>
+      <w:r>
+        <w:rPr>
+          <w:rFonts w:ascii="Times New Roman" w:hAnsi="Times New Roman" w:cs="Times New Roman"/>
+          <w:sz w:val="24"/>
+          <w:szCs w:val="24"/>
+        </w:rPr>
+        <w:t xml:space="preserve"> di basis data </w:t>
+      </w:r>
+      <w:proofErr w:type="spellStart"/>
+      <w:r>
+        <w:rPr>
+          <w:rFonts w:ascii="Times New Roman" w:hAnsi="Times New Roman" w:cs="Times New Roman"/>
+          <w:sz w:val="24"/>
+          <w:szCs w:val="24"/>
+        </w:rPr>
+        <w:t>ponsel</w:t>
+      </w:r>
+      <w:proofErr w:type="spellEnd"/>
+      <w:r>
+        <w:rPr>
+          <w:rFonts w:ascii="Times New Roman" w:hAnsi="Times New Roman" w:cs="Times New Roman"/>
+          <w:sz w:val="24"/>
+          <w:szCs w:val="24"/>
+        </w:rPr>
+        <w:t xml:space="preserve">; </w:t>
+      </w:r>
+      <w:proofErr w:type="spellStart"/>
+      <w:r>
+        <w:rPr>
+          <w:rFonts w:ascii="Times New Roman" w:hAnsi="Times New Roman" w:cs="Times New Roman"/>
+          <w:sz w:val="24"/>
+          <w:szCs w:val="24"/>
+        </w:rPr>
+        <w:t>hanya</w:t>
+      </w:r>
+      <w:proofErr w:type="spellEnd"/>
+      <w:r>
+        <w:rPr>
+          <w:rFonts w:ascii="Times New Roman" w:hAnsi="Times New Roman" w:cs="Times New Roman"/>
+          <w:sz w:val="24"/>
+          <w:szCs w:val="24"/>
+        </w:rPr>
+        <w:t xml:space="preserve"> 5 </w:t>
+      </w:r>
+      <w:proofErr w:type="spellStart"/>
+      <w:r>
+        <w:rPr>
+          <w:rFonts w:ascii="Times New Roman" w:hAnsi="Times New Roman" w:cs="Times New Roman"/>
+          <w:sz w:val="24"/>
+          <w:szCs w:val="24"/>
+        </w:rPr>
+        <w:t>pembacaan</w:t>
+      </w:r>
+      <w:proofErr w:type="spellEnd"/>
+      <w:r>
+        <w:rPr>
+          <w:rFonts w:ascii="Times New Roman" w:hAnsi="Times New Roman" w:cs="Times New Roman"/>
+          <w:sz w:val="24"/>
+          <w:szCs w:val="24"/>
+        </w:rPr>
+        <w:t xml:space="preserve"> </w:t>
+      </w:r>
+      <w:proofErr w:type="spellStart"/>
+      <w:r>
+        <w:rPr>
+          <w:rFonts w:ascii="Times New Roman" w:hAnsi="Times New Roman" w:cs="Times New Roman"/>
+          <w:sz w:val="24"/>
+          <w:szCs w:val="24"/>
+        </w:rPr>
+        <w:t>terakhir</w:t>
+      </w:r>
+      <w:proofErr w:type="spellEnd"/>
+      <w:r>
+        <w:rPr>
+          <w:rFonts w:ascii="Times New Roman" w:hAnsi="Times New Roman" w:cs="Times New Roman"/>
+          <w:sz w:val="24"/>
+          <w:szCs w:val="24"/>
+        </w:rPr>
+        <w:t xml:space="preserve"> yang </w:t>
+      </w:r>
+      <w:proofErr w:type="spellStart"/>
+      <w:r>
+        <w:rPr>
+          <w:rFonts w:ascii="Times New Roman" w:hAnsi="Times New Roman" w:cs="Times New Roman"/>
+          <w:sz w:val="24"/>
+          <w:szCs w:val="24"/>
+        </w:rPr>
+        <w:t>memang</w:t>
+      </w:r>
+      <w:proofErr w:type="spellEnd"/>
+      <w:r>
+        <w:rPr>
+          <w:rFonts w:ascii="Times New Roman" w:hAnsi="Times New Roman" w:cs="Times New Roman"/>
+          <w:sz w:val="24"/>
+          <w:szCs w:val="24"/>
+        </w:rPr>
+        <w:t xml:space="preserve"> </w:t>
+      </w:r>
+      <w:proofErr w:type="spellStart"/>
+      <w:r>
+        <w:rPr>
+          <w:rFonts w:ascii="Times New Roman" w:hAnsi="Times New Roman" w:cs="Times New Roman"/>
+          <w:sz w:val="24"/>
+          <w:szCs w:val="24"/>
+        </w:rPr>
+        <w:t>masih</w:t>
+      </w:r>
+      <w:proofErr w:type="spellEnd"/>
+      <w:r>
+        <w:rPr>
+          <w:rFonts w:ascii="Times New Roman" w:hAnsi="Times New Roman" w:cs="Times New Roman"/>
+          <w:sz w:val="24"/>
+          <w:szCs w:val="24"/>
+        </w:rPr>
+        <w:t xml:space="preserve"> </w:t>
+      </w:r>
+      <w:proofErr w:type="spellStart"/>
+      <w:r>
+        <w:rPr>
+          <w:rFonts w:ascii="Times New Roman" w:hAnsi="Times New Roman" w:cs="Times New Roman"/>
+          <w:sz w:val="24"/>
+          <w:szCs w:val="24"/>
+        </w:rPr>
+        <w:t>berstatus</w:t>
+      </w:r>
+      <w:proofErr w:type="spellEnd"/>
+      <w:r>
+        <w:rPr>
+          <w:rFonts w:ascii="Times New Roman" w:hAnsi="Times New Roman" w:cs="Times New Roman"/>
+          <w:sz w:val="24"/>
+          <w:szCs w:val="24"/>
+        </w:rPr>
+        <w:t xml:space="preserve"> </w:t>
+      </w:r>
+      <w:proofErr w:type="spellStart"/>
+      <w:r>
+        <w:rPr>
+          <w:rFonts w:ascii="Times New Roman" w:hAnsi="Times New Roman" w:cs="Times New Roman"/>
+          <w:sz w:val="24"/>
+          <w:szCs w:val="24"/>
+        </w:rPr>
+        <w:t>belum</w:t>
+      </w:r>
+      <w:proofErr w:type="spellEnd"/>
+      <w:r>
+        <w:rPr>
+          <w:rFonts w:ascii="Times New Roman" w:hAnsi="Times New Roman" w:cs="Times New Roman"/>
+          <w:sz w:val="24"/>
+          <w:szCs w:val="24"/>
+        </w:rPr>
+        <w:t xml:space="preserve"> </w:t>
+      </w:r>
+      <w:proofErr w:type="spellStart"/>
+      <w:r>
+        <w:rPr>
+          <w:rFonts w:ascii="Times New Roman" w:hAnsi="Times New Roman" w:cs="Times New Roman"/>
+          <w:sz w:val="24"/>
+          <w:szCs w:val="24"/>
+        </w:rPr>
+        <w:t>terkirim</w:t>
+      </w:r>
+      <w:proofErr w:type="spellEnd"/>
+      <w:r>
+        <w:rPr>
+          <w:rFonts w:ascii="Times New Roman" w:hAnsi="Times New Roman" w:cs="Times New Roman"/>
+          <w:sz w:val="24"/>
+          <w:szCs w:val="24"/>
+        </w:rPr>
+        <w:t xml:space="preserve"> (</w:t>
+      </w:r>
+      <w:proofErr w:type="spellStart"/>
+      <w:r>
+        <w:rPr>
+          <w:rFonts w:ascii="Times New Roman" w:hAnsi="Times New Roman" w:cs="Times New Roman"/>
+          <w:sz w:val="24"/>
+          <w:szCs w:val="24"/>
+        </w:rPr>
+        <w:t>wajar</w:t>
+      </w:r>
+      <w:proofErr w:type="spellEnd"/>
+      <w:r>
+        <w:rPr>
+          <w:rFonts w:ascii="Times New Roman" w:hAnsi="Times New Roman" w:cs="Times New Roman"/>
+          <w:sz w:val="24"/>
+          <w:szCs w:val="24"/>
+        </w:rPr>
+        <w:t xml:space="preserve">, </w:t>
+      </w:r>
+      <w:proofErr w:type="spellStart"/>
+      <w:r>
+        <w:rPr>
+          <w:rFonts w:ascii="Times New Roman" w:hAnsi="Times New Roman" w:cs="Times New Roman"/>
+          <w:sz w:val="24"/>
+          <w:szCs w:val="24"/>
+        </w:rPr>
+        <w:t>menunggu</w:t>
+      </w:r>
+      <w:proofErr w:type="spellEnd"/>
+      <w:r>
+        <w:rPr>
+          <w:rFonts w:ascii="Times New Roman" w:hAnsi="Times New Roman" w:cs="Times New Roman"/>
+          <w:sz w:val="24"/>
+          <w:szCs w:val="24"/>
+        </w:rPr>
+        <w:t xml:space="preserve"> interval). </w:t>
+      </w:r>
+      <w:proofErr w:type="spellStart"/>
+      <w:r>
+        <w:rPr>
+          <w:rFonts w:ascii="Times New Roman" w:hAnsi="Times New Roman" w:cs="Times New Roman"/>
+          <w:sz w:val="24"/>
+          <w:szCs w:val="24"/>
+        </w:rPr>
+        <w:t>Seluruh</w:t>
+      </w:r>
+      <w:proofErr w:type="spellEnd"/>
+      <w:r>
+        <w:rPr>
+          <w:rFonts w:ascii="Times New Roman" w:hAnsi="Times New Roman" w:cs="Times New Roman"/>
+          <w:sz w:val="24"/>
+          <w:szCs w:val="24"/>
+        </w:rPr>
+        <w:t xml:space="preserve"> </w:t>
+      </w:r>
+      <w:proofErr w:type="spellStart"/>
+      <w:r>
+        <w:rPr>
+          <w:rFonts w:ascii="Times New Roman" w:hAnsi="Times New Roman" w:cs="Times New Roman"/>
+          <w:sz w:val="24"/>
+          <w:szCs w:val="24"/>
+        </w:rPr>
+        <w:t>selisih</w:t>
+      </w:r>
+      <w:proofErr w:type="spellEnd"/>
+      <w:r>
+        <w:rPr>
+          <w:rFonts w:ascii="Times New Roman" w:hAnsi="Times New Roman" w:cs="Times New Roman"/>
+          <w:sz w:val="24"/>
+          <w:szCs w:val="24"/>
+        </w:rPr>
+        <w:t xml:space="preserve"> 2.879 record </w:t>
+      </w:r>
+      <w:proofErr w:type="spellStart"/>
+      <w:r>
+        <w:rPr>
+          <w:rFonts w:ascii="Times New Roman" w:hAnsi="Times New Roman" w:cs="Times New Roman"/>
+          <w:sz w:val="24"/>
+          <w:szCs w:val="24"/>
+        </w:rPr>
+        <w:t>itu</w:t>
+      </w:r>
+      <w:proofErr w:type="spellEnd"/>
+      <w:r>
+        <w:rPr>
+          <w:rFonts w:ascii="Times New Roman" w:hAnsi="Times New Roman" w:cs="Times New Roman"/>
+          <w:sz w:val="24"/>
+          <w:szCs w:val="24"/>
+        </w:rPr>
+        <w:t xml:space="preserve"> </w:t>
+      </w:r>
+      <w:proofErr w:type="spellStart"/>
+      <w:r>
+        <w:rPr>
+          <w:rFonts w:ascii="Times New Roman" w:hAnsi="Times New Roman" w:cs="Times New Roman"/>
+          <w:sz w:val="24"/>
+          <w:szCs w:val="24"/>
+        </w:rPr>
+        <w:t>terjadi</w:t>
+      </w:r>
+      <w:proofErr w:type="spellEnd"/>
+      <w:r>
+        <w:rPr>
+          <w:rFonts w:ascii="Times New Roman" w:hAnsi="Times New Roman" w:cs="Times New Roman"/>
+          <w:sz w:val="24"/>
+          <w:szCs w:val="24"/>
+        </w:rPr>
+        <w:t xml:space="preserve"> pada </w:t>
+      </w:r>
+      <w:proofErr w:type="spellStart"/>
+      <w:r>
+        <w:rPr>
+          <w:rFonts w:ascii="Times New Roman" w:hAnsi="Times New Roman" w:cs="Times New Roman"/>
+          <w:sz w:val="24"/>
+          <w:szCs w:val="24"/>
+        </w:rPr>
+        <w:t>periode</w:t>
+      </w:r>
+      <w:proofErr w:type="spellEnd"/>
+      <w:r>
+        <w:rPr>
+          <w:rFonts w:ascii="Times New Roman" w:hAnsi="Times New Roman" w:cs="Times New Roman"/>
+          <w:sz w:val="24"/>
+          <w:szCs w:val="24"/>
+        </w:rPr>
+        <w:t xml:space="preserve"> </w:t>
+      </w:r>
+      <w:proofErr w:type="spellStart"/>
+      <w:r>
+        <w:rPr>
+          <w:rFonts w:ascii="Times New Roman" w:hAnsi="Times New Roman" w:cs="Times New Roman"/>
+          <w:sz w:val="24"/>
+          <w:szCs w:val="24"/>
+        </w:rPr>
+        <w:t>saat</w:t>
+      </w:r>
+      <w:proofErr w:type="spellEnd"/>
+      <w:r>
+        <w:rPr>
+          <w:rFonts w:ascii="Times New Roman" w:hAnsi="Times New Roman" w:cs="Times New Roman"/>
+          <w:sz w:val="24"/>
+          <w:szCs w:val="24"/>
+        </w:rPr>
+        <w:t xml:space="preserve"> </w:t>
+      </w:r>
+      <w:proofErr w:type="spellStart"/>
+      <w:r>
+        <w:rPr>
+          <w:rFonts w:ascii="Times New Roman" w:hAnsi="Times New Roman" w:cs="Times New Roman"/>
+          <w:sz w:val="24"/>
+          <w:szCs w:val="24"/>
+        </w:rPr>
+        <w:t>ponsel</w:t>
+      </w:r>
+      <w:proofErr w:type="spellEnd"/>
+      <w:r>
+        <w:rPr>
+          <w:rFonts w:ascii="Times New Roman" w:hAnsi="Times New Roman" w:cs="Times New Roman"/>
+          <w:sz w:val="24"/>
+          <w:szCs w:val="24"/>
+        </w:rPr>
+        <w:t xml:space="preserve"> </w:t>
+      </w:r>
+      <w:proofErr w:type="spellStart"/>
+      <w:r>
+        <w:rPr>
+          <w:rFonts w:ascii="Times New Roman" w:hAnsi="Times New Roman" w:cs="Times New Roman"/>
+          <w:sz w:val="24"/>
+          <w:szCs w:val="24"/>
+        </w:rPr>
+        <w:t>sedang</w:t>
+      </w:r>
+      <w:proofErr w:type="spellEnd"/>
+      <w:r>
+        <w:rPr>
+          <w:rFonts w:ascii="Times New Roman" w:hAnsi="Times New Roman" w:cs="Times New Roman"/>
+          <w:sz w:val="24"/>
+          <w:szCs w:val="24"/>
+        </w:rPr>
+        <w:t xml:space="preserve"> </w:t>
+      </w:r>
+      <w:proofErr w:type="spellStart"/>
+      <w:r>
+        <w:rPr>
+          <w:rFonts w:ascii="Times New Roman" w:hAnsi="Times New Roman" w:cs="Times New Roman"/>
+          <w:sz w:val="24"/>
+          <w:szCs w:val="24"/>
+        </w:rPr>
+        <w:t>terputus</w:t>
+      </w:r>
+      <w:proofErr w:type="spellEnd"/>
+      <w:r>
+        <w:rPr>
+          <w:rFonts w:ascii="Times New Roman" w:hAnsi="Times New Roman" w:cs="Times New Roman"/>
+          <w:sz w:val="24"/>
+          <w:szCs w:val="24"/>
+        </w:rPr>
+        <w:t>.</w:t>
       </w:r>
     </w:p>
     <w:p>
-      <w:r>
-        <w:t>Interpretasi: pada implementasi sekarang, penandaan synced tampaknya dilakukan pada tingkat PENGIRIMAN notifikasi, belum sepenuhnya menunggu ACK tingkat aplikasi ketika tautan tidak aktif. Akibatnya, backlog yang menumpuk selama putus koneksi tidak selalu dikirim ulang (di-backfill) setelah tautan pulih, padahal idealnya store-and-forward harus memindai record belum-terkonfirmasi dan mengirim ulang. Jadi: mekanisme menjaga kelengkapan dengan baik SELAMA tautan aktif, tetapi belum tahan terhadap skenario putus-sambung.</w:t>
+      <w:pPr>
+        <w:jc w:val="both"/>
+        <w:rPr>
+          <w:rFonts w:ascii="Times New Roman" w:hAnsi="Times New Roman" w:cs="Times New Roman"/>
+          <w:sz w:val="24"/>
+          <w:szCs w:val="24"/>
+        </w:rPr>
+      </w:pPr>
+      <w:proofErr w:type="spellStart"/>
+      <w:r>
+        <w:rPr>
+          <w:rFonts w:ascii="Times New Roman" w:hAnsi="Times New Roman" w:cs="Times New Roman"/>
+          <w:sz w:val="24"/>
+          <w:szCs w:val="24"/>
+        </w:rPr>
+        <w:t>Interpretasi</w:t>
+      </w:r>
+      <w:proofErr w:type="spellEnd"/>
+      <w:r>
+        <w:rPr>
+          <w:rFonts w:ascii="Times New Roman" w:hAnsi="Times New Roman" w:cs="Times New Roman"/>
+          <w:sz w:val="24"/>
+          <w:szCs w:val="24"/>
+        </w:rPr>
+        <w:t xml:space="preserve">: pada </w:t>
+      </w:r>
+      <w:proofErr w:type="spellStart"/>
+      <w:r>
+        <w:rPr>
+          <w:rFonts w:ascii="Times New Roman" w:hAnsi="Times New Roman" w:cs="Times New Roman"/>
+          <w:sz w:val="24"/>
+          <w:szCs w:val="24"/>
+        </w:rPr>
+        <w:t>implementasi</w:t>
+      </w:r>
+      <w:proofErr w:type="spellEnd"/>
+      <w:r>
+        <w:rPr>
+          <w:rFonts w:ascii="Times New Roman" w:hAnsi="Times New Roman" w:cs="Times New Roman"/>
+          <w:sz w:val="24"/>
+          <w:szCs w:val="24"/>
+        </w:rPr>
+        <w:t xml:space="preserve"> </w:t>
+      </w:r>
+      <w:proofErr w:type="spellStart"/>
+      <w:r>
+        <w:rPr>
+          <w:rFonts w:ascii="Times New Roman" w:hAnsi="Times New Roman" w:cs="Times New Roman"/>
+          <w:sz w:val="24"/>
+          <w:szCs w:val="24"/>
+        </w:rPr>
+        <w:t>sekarang</w:t>
+      </w:r>
+      <w:proofErr w:type="spellEnd"/>
+      <w:r>
+        <w:rPr>
+          <w:rFonts w:ascii="Times New Roman" w:hAnsi="Times New Roman" w:cs="Times New Roman"/>
+          <w:sz w:val="24"/>
+          <w:szCs w:val="24"/>
+        </w:rPr>
+        <w:t xml:space="preserve">, </w:t>
+      </w:r>
+      <w:proofErr w:type="spellStart"/>
+      <w:r>
+        <w:rPr>
+          <w:rFonts w:ascii="Times New Roman" w:hAnsi="Times New Roman" w:cs="Times New Roman"/>
+          <w:sz w:val="24"/>
+          <w:szCs w:val="24"/>
+        </w:rPr>
+        <w:t>penandaan</w:t>
+      </w:r>
+      <w:proofErr w:type="spellEnd"/>
+      <w:r>
+        <w:rPr>
+          <w:rFonts w:ascii="Times New Roman" w:hAnsi="Times New Roman" w:cs="Times New Roman"/>
+          <w:sz w:val="24"/>
+          <w:szCs w:val="24"/>
+        </w:rPr>
+        <w:t xml:space="preserve"> synced </w:t>
+      </w:r>
+      <w:proofErr w:type="spellStart"/>
+      <w:r>
+        <w:rPr>
+          <w:rFonts w:ascii="Times New Roman" w:hAnsi="Times New Roman" w:cs="Times New Roman"/>
+          <w:sz w:val="24"/>
+          <w:szCs w:val="24"/>
+        </w:rPr>
+        <w:t>tampaknya</w:t>
+      </w:r>
+      <w:proofErr w:type="spellEnd"/>
+      <w:r>
+        <w:rPr>
+          <w:rFonts w:ascii="Times New Roman" w:hAnsi="Times New Roman" w:cs="Times New Roman"/>
+          <w:sz w:val="24"/>
+          <w:szCs w:val="24"/>
+        </w:rPr>
+        <w:t xml:space="preserve"> </w:t>
+      </w:r>
+      <w:proofErr w:type="spellStart"/>
+      <w:r>
+        <w:rPr>
+          <w:rFonts w:ascii="Times New Roman" w:hAnsi="Times New Roman" w:cs="Times New Roman"/>
+          <w:sz w:val="24"/>
+          <w:szCs w:val="24"/>
+        </w:rPr>
+        <w:t>dilakukan</w:t>
+      </w:r>
+      <w:proofErr w:type="spellEnd"/>
+      <w:r>
+        <w:rPr>
+          <w:rFonts w:ascii="Times New Roman" w:hAnsi="Times New Roman" w:cs="Times New Roman"/>
+          <w:sz w:val="24"/>
+          <w:szCs w:val="24"/>
+        </w:rPr>
+        <w:t xml:space="preserve"> pada </w:t>
+      </w:r>
+      <w:proofErr w:type="spellStart"/>
+      <w:r>
+        <w:rPr>
+          <w:rFonts w:ascii="Times New Roman" w:hAnsi="Times New Roman" w:cs="Times New Roman"/>
+          <w:sz w:val="24"/>
+          <w:szCs w:val="24"/>
+        </w:rPr>
+        <w:t>tingkat</w:t>
+      </w:r>
+      <w:proofErr w:type="spellEnd"/>
+      <w:r>
+        <w:rPr>
+          <w:rFonts w:ascii="Times New Roman" w:hAnsi="Times New Roman" w:cs="Times New Roman"/>
+          <w:sz w:val="24"/>
+          <w:szCs w:val="24"/>
+        </w:rPr>
+        <w:t xml:space="preserve"> PENGIRIMAN </w:t>
+      </w:r>
+      <w:proofErr w:type="spellStart"/>
+      <w:r>
+        <w:rPr>
+          <w:rFonts w:ascii="Times New Roman" w:hAnsi="Times New Roman" w:cs="Times New Roman"/>
+          <w:sz w:val="24"/>
+          <w:szCs w:val="24"/>
+        </w:rPr>
+        <w:t>notifikasi</w:t>
+      </w:r>
+      <w:proofErr w:type="spellEnd"/>
+      <w:r>
+        <w:rPr>
+          <w:rFonts w:ascii="Times New Roman" w:hAnsi="Times New Roman" w:cs="Times New Roman"/>
+          <w:sz w:val="24"/>
+          <w:szCs w:val="24"/>
+        </w:rPr>
+        <w:t xml:space="preserve">, </w:t>
+      </w:r>
+      <w:proofErr w:type="spellStart"/>
+      <w:r>
+        <w:rPr>
+          <w:rFonts w:ascii="Times New Roman" w:hAnsi="Times New Roman" w:cs="Times New Roman"/>
+          <w:sz w:val="24"/>
+          <w:szCs w:val="24"/>
+        </w:rPr>
+        <w:t>belum</w:t>
+      </w:r>
+      <w:proofErr w:type="spellEnd"/>
+      <w:r>
+        <w:rPr>
+          <w:rFonts w:ascii="Times New Roman" w:hAnsi="Times New Roman" w:cs="Times New Roman"/>
+          <w:sz w:val="24"/>
+          <w:szCs w:val="24"/>
+        </w:rPr>
+        <w:t xml:space="preserve"> </w:t>
+      </w:r>
+      <w:proofErr w:type="spellStart"/>
+      <w:r>
+        <w:rPr>
+          <w:rFonts w:ascii="Times New Roman" w:hAnsi="Times New Roman" w:cs="Times New Roman"/>
+          <w:sz w:val="24"/>
+          <w:szCs w:val="24"/>
+        </w:rPr>
+        <w:t>sepenuhnya</w:t>
+      </w:r>
+      <w:proofErr w:type="spellEnd"/>
+      <w:r>
+        <w:rPr>
+          <w:rFonts w:ascii="Times New Roman" w:hAnsi="Times New Roman" w:cs="Times New Roman"/>
+          <w:sz w:val="24"/>
+          <w:szCs w:val="24"/>
+        </w:rPr>
+        <w:t xml:space="preserve"> </w:t>
+      </w:r>
+      <w:proofErr w:type="spellStart"/>
+      <w:r>
+        <w:rPr>
+          <w:rFonts w:ascii="Times New Roman" w:hAnsi="Times New Roman" w:cs="Times New Roman"/>
+          <w:sz w:val="24"/>
+          <w:szCs w:val="24"/>
+        </w:rPr>
+        <w:t>menunggu</w:t>
+      </w:r>
+      <w:proofErr w:type="spellEnd"/>
+      <w:r>
+        <w:rPr>
+          <w:rFonts w:ascii="Times New Roman" w:hAnsi="Times New Roman" w:cs="Times New Roman"/>
+          <w:sz w:val="24"/>
+          <w:szCs w:val="24"/>
+        </w:rPr>
+        <w:t xml:space="preserve"> ACK </w:t>
+      </w:r>
+      <w:proofErr w:type="spellStart"/>
+      <w:r>
+        <w:rPr>
+          <w:rFonts w:ascii="Times New Roman" w:hAnsi="Times New Roman" w:cs="Times New Roman"/>
+          <w:sz w:val="24"/>
+          <w:szCs w:val="24"/>
+        </w:rPr>
+        <w:t>tingkat</w:t>
+      </w:r>
+      <w:proofErr w:type="spellEnd"/>
+      <w:r>
+        <w:rPr>
+          <w:rFonts w:ascii="Times New Roman" w:hAnsi="Times New Roman" w:cs="Times New Roman"/>
+          <w:sz w:val="24"/>
+          <w:szCs w:val="24"/>
+        </w:rPr>
+        <w:t xml:space="preserve"> </w:t>
+      </w:r>
+      <w:proofErr w:type="spellStart"/>
+      <w:r>
+        <w:rPr>
+          <w:rFonts w:ascii="Times New Roman" w:hAnsi="Times New Roman" w:cs="Times New Roman"/>
+          <w:sz w:val="24"/>
+          <w:szCs w:val="24"/>
+        </w:rPr>
+        <w:t>aplikasi</w:t>
+      </w:r>
+      <w:proofErr w:type="spellEnd"/>
+      <w:r>
+        <w:rPr>
+          <w:rFonts w:ascii="Times New Roman" w:hAnsi="Times New Roman" w:cs="Times New Roman"/>
+          <w:sz w:val="24"/>
+          <w:szCs w:val="24"/>
+        </w:rPr>
+        <w:t xml:space="preserve"> </w:t>
+      </w:r>
+      <w:proofErr w:type="spellStart"/>
+      <w:r>
+        <w:rPr>
+          <w:rFonts w:ascii="Times New Roman" w:hAnsi="Times New Roman" w:cs="Times New Roman"/>
+          <w:sz w:val="24"/>
+          <w:szCs w:val="24"/>
+        </w:rPr>
+        <w:t>ketika</w:t>
+      </w:r>
+      <w:proofErr w:type="spellEnd"/>
+      <w:r>
+        <w:rPr>
+          <w:rFonts w:ascii="Times New Roman" w:hAnsi="Times New Roman" w:cs="Times New Roman"/>
+          <w:sz w:val="24"/>
+          <w:szCs w:val="24"/>
+        </w:rPr>
+        <w:t xml:space="preserve"> </w:t>
+      </w:r>
+      <w:proofErr w:type="spellStart"/>
+      <w:r>
+        <w:rPr>
+          <w:rFonts w:ascii="Times New Roman" w:hAnsi="Times New Roman" w:cs="Times New Roman"/>
+          <w:sz w:val="24"/>
+          <w:szCs w:val="24"/>
+        </w:rPr>
+        <w:t>tautan</w:t>
+      </w:r>
+      <w:proofErr w:type="spellEnd"/>
+      <w:r>
+        <w:rPr>
+          <w:rFonts w:ascii="Times New Roman" w:hAnsi="Times New Roman" w:cs="Times New Roman"/>
+          <w:sz w:val="24"/>
+          <w:szCs w:val="24"/>
+        </w:rPr>
+        <w:t xml:space="preserve"> </w:t>
+      </w:r>
+      <w:proofErr w:type="spellStart"/>
+      <w:r>
+        <w:rPr>
+          <w:rFonts w:ascii="Times New Roman" w:hAnsi="Times New Roman" w:cs="Times New Roman"/>
+          <w:sz w:val="24"/>
+          <w:szCs w:val="24"/>
+        </w:rPr>
+        <w:t>tidak</w:t>
+      </w:r>
+      <w:proofErr w:type="spellEnd"/>
+      <w:r>
+        <w:rPr>
+          <w:rFonts w:ascii="Times New Roman" w:hAnsi="Times New Roman" w:cs="Times New Roman"/>
+          <w:sz w:val="24"/>
+          <w:szCs w:val="24"/>
+        </w:rPr>
+        <w:t xml:space="preserve"> </w:t>
+      </w:r>
+      <w:proofErr w:type="spellStart"/>
+      <w:r>
+        <w:rPr>
+          <w:rFonts w:ascii="Times New Roman" w:hAnsi="Times New Roman" w:cs="Times New Roman"/>
+          <w:sz w:val="24"/>
+          <w:szCs w:val="24"/>
+        </w:rPr>
+        <w:t>aktif</w:t>
+      </w:r>
+      <w:proofErr w:type="spellEnd"/>
+      <w:r>
+        <w:rPr>
+          <w:rFonts w:ascii="Times New Roman" w:hAnsi="Times New Roman" w:cs="Times New Roman"/>
+          <w:sz w:val="24"/>
+          <w:szCs w:val="24"/>
+        </w:rPr>
+        <w:t xml:space="preserve">. </w:t>
+      </w:r>
+      <w:proofErr w:type="spellStart"/>
+      <w:r>
+        <w:rPr>
+          <w:rFonts w:ascii="Times New Roman" w:hAnsi="Times New Roman" w:cs="Times New Roman"/>
+          <w:sz w:val="24"/>
+          <w:szCs w:val="24"/>
+        </w:rPr>
+        <w:t>Akibatnya</w:t>
+      </w:r>
+      <w:proofErr w:type="spellEnd"/>
+      <w:r>
+        <w:rPr>
+          <w:rFonts w:ascii="Times New Roman" w:hAnsi="Times New Roman" w:cs="Times New Roman"/>
+          <w:sz w:val="24"/>
+          <w:szCs w:val="24"/>
+        </w:rPr>
+        <w:t xml:space="preserve">, backlog yang </w:t>
+      </w:r>
+      <w:proofErr w:type="spellStart"/>
+      <w:r>
+        <w:rPr>
+          <w:rFonts w:ascii="Times New Roman" w:hAnsi="Times New Roman" w:cs="Times New Roman"/>
+          <w:sz w:val="24"/>
+          <w:szCs w:val="24"/>
+        </w:rPr>
+        <w:t>menumpuk</w:t>
+      </w:r>
+      <w:proofErr w:type="spellEnd"/>
+      <w:r>
+        <w:rPr>
+          <w:rFonts w:ascii="Times New Roman" w:hAnsi="Times New Roman" w:cs="Times New Roman"/>
+          <w:sz w:val="24"/>
+          <w:szCs w:val="24"/>
+        </w:rPr>
+        <w:t xml:space="preserve"> </w:t>
+      </w:r>
+      <w:proofErr w:type="spellStart"/>
+      <w:r>
+        <w:rPr>
+          <w:rFonts w:ascii="Times New Roman" w:hAnsi="Times New Roman" w:cs="Times New Roman"/>
+          <w:sz w:val="24"/>
+          <w:szCs w:val="24"/>
+        </w:rPr>
+        <w:t>selama</w:t>
+      </w:r>
+      <w:proofErr w:type="spellEnd"/>
+      <w:r>
+        <w:rPr>
+          <w:rFonts w:ascii="Times New Roman" w:hAnsi="Times New Roman" w:cs="Times New Roman"/>
+          <w:sz w:val="24"/>
+          <w:szCs w:val="24"/>
+        </w:rPr>
+        <w:t xml:space="preserve"> </w:t>
+      </w:r>
+      <w:proofErr w:type="spellStart"/>
+      <w:r>
+        <w:rPr>
+          <w:rFonts w:ascii="Times New Roman" w:hAnsi="Times New Roman" w:cs="Times New Roman"/>
+          <w:sz w:val="24"/>
+          <w:szCs w:val="24"/>
+        </w:rPr>
+        <w:t>putus</w:t>
+      </w:r>
+      <w:proofErr w:type="spellEnd"/>
+      <w:r>
+        <w:rPr>
+          <w:rFonts w:ascii="Times New Roman" w:hAnsi="Times New Roman" w:cs="Times New Roman"/>
+          <w:sz w:val="24"/>
+          <w:szCs w:val="24"/>
+        </w:rPr>
+        <w:t xml:space="preserve"> </w:t>
+      </w:r>
+      <w:proofErr w:type="spellStart"/>
+      <w:r>
+        <w:rPr>
+          <w:rFonts w:ascii="Times New Roman" w:hAnsi="Times New Roman" w:cs="Times New Roman"/>
+          <w:sz w:val="24"/>
+          <w:szCs w:val="24"/>
+        </w:rPr>
+        <w:t>koneksi</w:t>
+      </w:r>
+      <w:proofErr w:type="spellEnd"/>
+      <w:r>
+        <w:rPr>
+          <w:rFonts w:ascii="Times New Roman" w:hAnsi="Times New Roman" w:cs="Times New Roman"/>
+          <w:sz w:val="24"/>
+          <w:szCs w:val="24"/>
+        </w:rPr>
+        <w:t xml:space="preserve"> </w:t>
+      </w:r>
+      <w:proofErr w:type="spellStart"/>
+      <w:r>
+        <w:rPr>
+          <w:rFonts w:ascii="Times New Roman" w:hAnsi="Times New Roman" w:cs="Times New Roman"/>
+          <w:sz w:val="24"/>
+          <w:szCs w:val="24"/>
+        </w:rPr>
+        <w:t>tidak</w:t>
+      </w:r>
+      <w:proofErr w:type="spellEnd"/>
+      <w:r>
+        <w:rPr>
+          <w:rFonts w:ascii="Times New Roman" w:hAnsi="Times New Roman" w:cs="Times New Roman"/>
+          <w:sz w:val="24"/>
+          <w:szCs w:val="24"/>
+        </w:rPr>
+        <w:t xml:space="preserve"> </w:t>
+      </w:r>
+      <w:proofErr w:type="spellStart"/>
+      <w:r>
+        <w:rPr>
+          <w:rFonts w:ascii="Times New Roman" w:hAnsi="Times New Roman" w:cs="Times New Roman"/>
+          <w:sz w:val="24"/>
+          <w:szCs w:val="24"/>
+        </w:rPr>
+        <w:t>selalu</w:t>
+      </w:r>
+      <w:proofErr w:type="spellEnd"/>
+      <w:r>
+        <w:rPr>
+          <w:rFonts w:ascii="Times New Roman" w:hAnsi="Times New Roman" w:cs="Times New Roman"/>
+          <w:sz w:val="24"/>
+          <w:szCs w:val="24"/>
+        </w:rPr>
+        <w:t xml:space="preserve"> </w:t>
+      </w:r>
+      <w:proofErr w:type="spellStart"/>
+      <w:r>
+        <w:rPr>
+          <w:rFonts w:ascii="Times New Roman" w:hAnsi="Times New Roman" w:cs="Times New Roman"/>
+          <w:sz w:val="24"/>
+          <w:szCs w:val="24"/>
+        </w:rPr>
+        <w:t>dikirim</w:t>
+      </w:r>
+      <w:proofErr w:type="spellEnd"/>
+      <w:r>
+        <w:rPr>
+          <w:rFonts w:ascii="Times New Roman" w:hAnsi="Times New Roman" w:cs="Times New Roman"/>
+          <w:sz w:val="24"/>
+          <w:szCs w:val="24"/>
+        </w:rPr>
+        <w:t xml:space="preserve"> </w:t>
+      </w:r>
+      <w:proofErr w:type="spellStart"/>
+      <w:r>
+        <w:rPr>
+          <w:rFonts w:ascii="Times New Roman" w:hAnsi="Times New Roman" w:cs="Times New Roman"/>
+          <w:sz w:val="24"/>
+          <w:szCs w:val="24"/>
+        </w:rPr>
+        <w:t>ulang</w:t>
+      </w:r>
+      <w:proofErr w:type="spellEnd"/>
+      <w:r>
+        <w:rPr>
+          <w:rFonts w:ascii="Times New Roman" w:hAnsi="Times New Roman" w:cs="Times New Roman"/>
+          <w:sz w:val="24"/>
+          <w:szCs w:val="24"/>
+        </w:rPr>
+        <w:t xml:space="preserve"> (di-backfill) </w:t>
+      </w:r>
+      <w:proofErr w:type="spellStart"/>
+      <w:r>
+        <w:rPr>
+          <w:rFonts w:ascii="Times New Roman" w:hAnsi="Times New Roman" w:cs="Times New Roman"/>
+          <w:sz w:val="24"/>
+          <w:szCs w:val="24"/>
+        </w:rPr>
+        <w:t>setelah</w:t>
+      </w:r>
+      <w:proofErr w:type="spellEnd"/>
+      <w:r>
+        <w:rPr>
+          <w:rFonts w:ascii="Times New Roman" w:hAnsi="Times New Roman" w:cs="Times New Roman"/>
+          <w:sz w:val="24"/>
+          <w:szCs w:val="24"/>
+        </w:rPr>
+        <w:t xml:space="preserve"> </w:t>
+      </w:r>
+      <w:proofErr w:type="spellStart"/>
+      <w:r>
+        <w:rPr>
+          <w:rFonts w:ascii="Times New Roman" w:hAnsi="Times New Roman" w:cs="Times New Roman"/>
+          <w:sz w:val="24"/>
+          <w:szCs w:val="24"/>
+        </w:rPr>
+        <w:t>tautan</w:t>
+      </w:r>
+      <w:proofErr w:type="spellEnd"/>
+      <w:r>
+        <w:rPr>
+          <w:rFonts w:ascii="Times New Roman" w:hAnsi="Times New Roman" w:cs="Times New Roman"/>
+          <w:sz w:val="24"/>
+          <w:szCs w:val="24"/>
+        </w:rPr>
+        <w:t xml:space="preserve"> </w:t>
+      </w:r>
+      <w:proofErr w:type="spellStart"/>
+      <w:r>
+        <w:rPr>
+          <w:rFonts w:ascii="Times New Roman" w:hAnsi="Times New Roman" w:cs="Times New Roman"/>
+          <w:sz w:val="24"/>
+          <w:szCs w:val="24"/>
+        </w:rPr>
+        <w:t>pulih</w:t>
+      </w:r>
+      <w:proofErr w:type="spellEnd"/>
+      <w:r>
+        <w:rPr>
+          <w:rFonts w:ascii="Times New Roman" w:hAnsi="Times New Roman" w:cs="Times New Roman"/>
+          <w:sz w:val="24"/>
+          <w:szCs w:val="24"/>
+        </w:rPr>
+        <w:t xml:space="preserve">, </w:t>
+      </w:r>
+      <w:proofErr w:type="spellStart"/>
+      <w:r>
+        <w:rPr>
+          <w:rFonts w:ascii="Times New Roman" w:hAnsi="Times New Roman" w:cs="Times New Roman"/>
+          <w:sz w:val="24"/>
+          <w:szCs w:val="24"/>
+        </w:rPr>
+        <w:t>padahal</w:t>
+      </w:r>
+      <w:proofErr w:type="spellEnd"/>
+      <w:r>
+        <w:rPr>
+          <w:rFonts w:ascii="Times New Roman" w:hAnsi="Times New Roman" w:cs="Times New Roman"/>
+          <w:sz w:val="24"/>
+          <w:szCs w:val="24"/>
+        </w:rPr>
+        <w:t xml:space="preserve"> </w:t>
+      </w:r>
+      <w:proofErr w:type="spellStart"/>
+      <w:r>
+        <w:rPr>
+          <w:rFonts w:ascii="Times New Roman" w:hAnsi="Times New Roman" w:cs="Times New Roman"/>
+          <w:sz w:val="24"/>
+          <w:szCs w:val="24"/>
+        </w:rPr>
+        <w:t>idealnya</w:t>
+      </w:r>
+      <w:proofErr w:type="spellEnd"/>
+      <w:r>
+        <w:rPr>
+          <w:rFonts w:ascii="Times New Roman" w:hAnsi="Times New Roman" w:cs="Times New Roman"/>
+          <w:sz w:val="24"/>
+          <w:szCs w:val="24"/>
+        </w:rPr>
+        <w:t xml:space="preserve"> store-and-forward </w:t>
+      </w:r>
+      <w:proofErr w:type="spellStart"/>
+      <w:r>
+        <w:rPr>
+          <w:rFonts w:ascii="Times New Roman" w:hAnsi="Times New Roman" w:cs="Times New Roman"/>
+          <w:sz w:val="24"/>
+          <w:szCs w:val="24"/>
+        </w:rPr>
+        <w:t>harus</w:t>
+      </w:r>
+      <w:proofErr w:type="spellEnd"/>
+      <w:r>
+        <w:rPr>
+          <w:rFonts w:ascii="Times New Roman" w:hAnsi="Times New Roman" w:cs="Times New Roman"/>
+          <w:sz w:val="24"/>
+          <w:szCs w:val="24"/>
+        </w:rPr>
+        <w:t xml:space="preserve"> </w:t>
+      </w:r>
+      <w:proofErr w:type="spellStart"/>
+      <w:r>
+        <w:rPr>
+          <w:rFonts w:ascii="Times New Roman" w:hAnsi="Times New Roman" w:cs="Times New Roman"/>
+          <w:sz w:val="24"/>
+          <w:szCs w:val="24"/>
+        </w:rPr>
+        <w:t>memindai</w:t>
+      </w:r>
+      <w:proofErr w:type="spellEnd"/>
+      <w:r>
+        <w:rPr>
+          <w:rFonts w:ascii="Times New Roman" w:hAnsi="Times New Roman" w:cs="Times New Roman"/>
+          <w:sz w:val="24"/>
+          <w:szCs w:val="24"/>
+        </w:rPr>
+        <w:t xml:space="preserve"> record </w:t>
+      </w:r>
+      <w:proofErr w:type="spellStart"/>
+      <w:r>
+        <w:rPr>
+          <w:rFonts w:ascii="Times New Roman" w:hAnsi="Times New Roman" w:cs="Times New Roman"/>
+          <w:sz w:val="24"/>
+          <w:szCs w:val="24"/>
+        </w:rPr>
+        <w:t>belum-terkonfirmasi</w:t>
+      </w:r>
+      <w:proofErr w:type="spellEnd"/>
+      <w:r>
+        <w:rPr>
+          <w:rFonts w:ascii="Times New Roman" w:hAnsi="Times New Roman" w:cs="Times New Roman"/>
+          <w:sz w:val="24"/>
+          <w:szCs w:val="24"/>
+        </w:rPr>
+        <w:t xml:space="preserve"> dan </w:t>
+      </w:r>
+      <w:proofErr w:type="spellStart"/>
+      <w:r>
+        <w:rPr>
+          <w:rFonts w:ascii="Times New Roman" w:hAnsi="Times New Roman" w:cs="Times New Roman"/>
+          <w:sz w:val="24"/>
+          <w:szCs w:val="24"/>
+        </w:rPr>
+        <w:t>mengirim</w:t>
+      </w:r>
+      <w:proofErr w:type="spellEnd"/>
+      <w:r>
+        <w:rPr>
+          <w:rFonts w:ascii="Times New Roman" w:hAnsi="Times New Roman" w:cs="Times New Roman"/>
+          <w:sz w:val="24"/>
+          <w:szCs w:val="24"/>
+        </w:rPr>
+        <w:t xml:space="preserve"> </w:t>
+      </w:r>
+      <w:proofErr w:type="spellStart"/>
+      <w:r>
+        <w:rPr>
+          <w:rFonts w:ascii="Times New Roman" w:hAnsi="Times New Roman" w:cs="Times New Roman"/>
+          <w:sz w:val="24"/>
+          <w:szCs w:val="24"/>
+        </w:rPr>
+        <w:t>ulang</w:t>
+      </w:r>
+      <w:proofErr w:type="spellEnd"/>
+      <w:r>
+        <w:rPr>
+          <w:rFonts w:ascii="Times New Roman" w:hAnsi="Times New Roman" w:cs="Times New Roman"/>
+          <w:sz w:val="24"/>
+          <w:szCs w:val="24"/>
+        </w:rPr>
+        <w:t xml:space="preserve">. Jadi: </w:t>
+      </w:r>
+      <w:proofErr w:type="spellStart"/>
+      <w:r>
+        <w:rPr>
+          <w:rFonts w:ascii="Times New Roman" w:hAnsi="Times New Roman" w:cs="Times New Roman"/>
+          <w:sz w:val="24"/>
+          <w:szCs w:val="24"/>
+        </w:rPr>
+        <w:t>mekanisme</w:t>
+      </w:r>
+      <w:proofErr w:type="spellEnd"/>
+      <w:r>
+        <w:rPr>
+          <w:rFonts w:ascii="Times New Roman" w:hAnsi="Times New Roman" w:cs="Times New Roman"/>
+          <w:sz w:val="24"/>
+          <w:szCs w:val="24"/>
+        </w:rPr>
+        <w:t xml:space="preserve"> </w:t>
+      </w:r>
+      <w:proofErr w:type="spellStart"/>
+      <w:r>
+        <w:rPr>
+          <w:rFonts w:ascii="Times New Roman" w:hAnsi="Times New Roman" w:cs="Times New Roman"/>
+          <w:sz w:val="24"/>
+          <w:szCs w:val="24"/>
+        </w:rPr>
+        <w:t>menjaga</w:t>
+      </w:r>
+      <w:proofErr w:type="spellEnd"/>
+      <w:r>
+        <w:rPr>
+          <w:rFonts w:ascii="Times New Roman" w:hAnsi="Times New Roman" w:cs="Times New Roman"/>
+          <w:sz w:val="24"/>
+          <w:szCs w:val="24"/>
+        </w:rPr>
+        <w:t xml:space="preserve"> </w:t>
+      </w:r>
+      <w:proofErr w:type="spellStart"/>
+      <w:r>
+        <w:rPr>
+          <w:rFonts w:ascii="Times New Roman" w:hAnsi="Times New Roman" w:cs="Times New Roman"/>
+          <w:sz w:val="24"/>
+          <w:szCs w:val="24"/>
+        </w:rPr>
+        <w:t>kelengkapan</w:t>
+      </w:r>
+      <w:proofErr w:type="spellEnd"/>
+      <w:r>
+        <w:rPr>
+          <w:rFonts w:ascii="Times New Roman" w:hAnsi="Times New Roman" w:cs="Times New Roman"/>
+          <w:sz w:val="24"/>
+          <w:szCs w:val="24"/>
+        </w:rPr>
+        <w:t xml:space="preserve"> </w:t>
+      </w:r>
+      <w:proofErr w:type="spellStart"/>
+      <w:r>
+        <w:rPr>
+          <w:rFonts w:ascii="Times New Roman" w:hAnsi="Times New Roman" w:cs="Times New Roman"/>
+          <w:sz w:val="24"/>
+          <w:szCs w:val="24"/>
+        </w:rPr>
+        <w:t>dengan</w:t>
+      </w:r>
+      <w:proofErr w:type="spellEnd"/>
+      <w:r>
+        <w:rPr>
+          <w:rFonts w:ascii="Times New Roman" w:hAnsi="Times New Roman" w:cs="Times New Roman"/>
+          <w:sz w:val="24"/>
+          <w:szCs w:val="24"/>
+        </w:rPr>
+        <w:t xml:space="preserve"> </w:t>
+      </w:r>
+      <w:proofErr w:type="spellStart"/>
+      <w:r>
+        <w:rPr>
+          <w:rFonts w:ascii="Times New Roman" w:hAnsi="Times New Roman" w:cs="Times New Roman"/>
+          <w:sz w:val="24"/>
+          <w:szCs w:val="24"/>
+        </w:rPr>
+        <w:t>baik</w:t>
+      </w:r>
+      <w:proofErr w:type="spellEnd"/>
+      <w:r>
+        <w:rPr>
+          <w:rFonts w:ascii="Times New Roman" w:hAnsi="Times New Roman" w:cs="Times New Roman"/>
+          <w:sz w:val="24"/>
+          <w:szCs w:val="24"/>
+        </w:rPr>
+        <w:t xml:space="preserve"> SELAMA </w:t>
+      </w:r>
+      <w:proofErr w:type="spellStart"/>
+      <w:r>
+        <w:rPr>
+          <w:rFonts w:ascii="Times New Roman" w:hAnsi="Times New Roman" w:cs="Times New Roman"/>
+          <w:sz w:val="24"/>
+          <w:szCs w:val="24"/>
+        </w:rPr>
+        <w:t>tautan</w:t>
+      </w:r>
+      <w:proofErr w:type="spellEnd"/>
+      <w:r>
+        <w:rPr>
+          <w:rFonts w:ascii="Times New Roman" w:hAnsi="Times New Roman" w:cs="Times New Roman"/>
+          <w:sz w:val="24"/>
+          <w:szCs w:val="24"/>
+        </w:rPr>
+        <w:t xml:space="preserve"> </w:t>
+      </w:r>
+      <w:proofErr w:type="spellStart"/>
+      <w:r>
+        <w:rPr>
+          <w:rFonts w:ascii="Times New Roman" w:hAnsi="Times New Roman" w:cs="Times New Roman"/>
+          <w:sz w:val="24"/>
+          <w:szCs w:val="24"/>
+        </w:rPr>
+        <w:t>aktif</w:t>
+      </w:r>
+      <w:proofErr w:type="spellEnd"/>
+      <w:r>
+        <w:rPr>
+          <w:rFonts w:ascii="Times New Roman" w:hAnsi="Times New Roman" w:cs="Times New Roman"/>
+          <w:sz w:val="24"/>
+          <w:szCs w:val="24"/>
+        </w:rPr>
+        <w:t xml:space="preserve">, </w:t>
+      </w:r>
+      <w:proofErr w:type="spellStart"/>
+      <w:r>
+        <w:rPr>
+          <w:rFonts w:ascii="Times New Roman" w:hAnsi="Times New Roman" w:cs="Times New Roman"/>
+          <w:sz w:val="24"/>
+          <w:szCs w:val="24"/>
+        </w:rPr>
+        <w:t>tetapi</w:t>
+      </w:r>
+      <w:proofErr w:type="spellEnd"/>
+      <w:r>
+        <w:rPr>
+          <w:rFonts w:ascii="Times New Roman" w:hAnsi="Times New Roman" w:cs="Times New Roman"/>
+          <w:sz w:val="24"/>
+          <w:szCs w:val="24"/>
+        </w:rPr>
+        <w:t xml:space="preserve"> </w:t>
+      </w:r>
+      <w:proofErr w:type="spellStart"/>
+      <w:r>
+        <w:rPr>
+          <w:rFonts w:ascii="Times New Roman" w:hAnsi="Times New Roman" w:cs="Times New Roman"/>
+          <w:sz w:val="24"/>
+          <w:szCs w:val="24"/>
+        </w:rPr>
+        <w:t>belum</w:t>
+      </w:r>
+      <w:proofErr w:type="spellEnd"/>
+      <w:r>
+        <w:rPr>
+          <w:rFonts w:ascii="Times New Roman" w:hAnsi="Times New Roman" w:cs="Times New Roman"/>
+          <w:sz w:val="24"/>
+          <w:szCs w:val="24"/>
+        </w:rPr>
+        <w:t xml:space="preserve"> </w:t>
+      </w:r>
+      <w:proofErr w:type="spellStart"/>
+      <w:r>
+        <w:rPr>
+          <w:rFonts w:ascii="Times New Roman" w:hAnsi="Times New Roman" w:cs="Times New Roman"/>
+          <w:sz w:val="24"/>
+          <w:szCs w:val="24"/>
+        </w:rPr>
+        <w:t>tahan</w:t>
+      </w:r>
+      <w:proofErr w:type="spellEnd"/>
+      <w:r>
+        <w:rPr>
+          <w:rFonts w:ascii="Times New Roman" w:hAnsi="Times New Roman" w:cs="Times New Roman"/>
+          <w:sz w:val="24"/>
+          <w:szCs w:val="24"/>
+        </w:rPr>
+        <w:t xml:space="preserve"> </w:t>
+      </w:r>
+      <w:proofErr w:type="spellStart"/>
+      <w:r>
+        <w:rPr>
+          <w:rFonts w:ascii="Times New Roman" w:hAnsi="Times New Roman" w:cs="Times New Roman"/>
+          <w:sz w:val="24"/>
+          <w:szCs w:val="24"/>
+        </w:rPr>
+        <w:t>terhadap</w:t>
+      </w:r>
+      <w:proofErr w:type="spellEnd"/>
+      <w:r>
+        <w:rPr>
+          <w:rFonts w:ascii="Times New Roman" w:hAnsi="Times New Roman" w:cs="Times New Roman"/>
+          <w:sz w:val="24"/>
+          <w:szCs w:val="24"/>
+        </w:rPr>
+        <w:t xml:space="preserve"> </w:t>
+      </w:r>
+      <w:proofErr w:type="spellStart"/>
+      <w:r>
+        <w:rPr>
+          <w:rFonts w:ascii="Times New Roman" w:hAnsi="Times New Roman" w:cs="Times New Roman"/>
+          <w:sz w:val="24"/>
+          <w:szCs w:val="24"/>
+        </w:rPr>
+        <w:t>skenario</w:t>
+      </w:r>
+      <w:proofErr w:type="spellEnd"/>
+      <w:r>
+        <w:rPr>
+          <w:rFonts w:ascii="Times New Roman" w:hAnsi="Times New Roman" w:cs="Times New Roman"/>
+          <w:sz w:val="24"/>
+          <w:szCs w:val="24"/>
+        </w:rPr>
+        <w:t xml:space="preserve"> </w:t>
+      </w:r>
+      <w:proofErr w:type="spellStart"/>
+      <w:r>
+        <w:rPr>
+          <w:rFonts w:ascii="Times New Roman" w:hAnsi="Times New Roman" w:cs="Times New Roman"/>
+          <w:sz w:val="24"/>
+          <w:szCs w:val="24"/>
+        </w:rPr>
+        <w:t>putus-sambung</w:t>
+      </w:r>
+      <w:proofErr w:type="spellEnd"/>
+      <w:r>
+        <w:rPr>
+          <w:rFonts w:ascii="Times New Roman" w:hAnsi="Times New Roman" w:cs="Times New Roman"/>
+          <w:sz w:val="24"/>
+          <w:szCs w:val="24"/>
+        </w:rPr>
+        <w:t>.</w:t>
       </w:r>
     </w:p>
     <w:p>
-      <w:r>
-        <w:t>Rekomendasi perbaikan: (1) tunda penandaan synced=1 hingga ACK tingkat aplikasi benar-benar diterima; (2) tambahkan pemicu backfill yang memindai record berstatus belum-terkonfirmasi setiap kali koneksi terbentuk kembali; (3) pertimbangkan penanda status tiga-keadaan (belum-dikirim / terkirim-menunggu-ACK / terkonfirmasi). Temuan ini memperkuat pentingnya ACK tingkat aplikasi dibanding mengandalkan notifikasi BLE semata.</w:t>
+      <w:pPr>
+        <w:jc w:val="both"/>
+        <w:rPr>
+          <w:rFonts w:ascii="Times New Roman" w:hAnsi="Times New Roman" w:cs="Times New Roman"/>
+          <w:sz w:val="24"/>
+          <w:szCs w:val="24"/>
+        </w:rPr>
+      </w:pPr>
+      <w:proofErr w:type="spellStart"/>
+      <w:r>
+        <w:rPr>
+          <w:rFonts w:ascii="Times New Roman" w:hAnsi="Times New Roman" w:cs="Times New Roman"/>
+          <w:sz w:val="24"/>
+          <w:szCs w:val="24"/>
+        </w:rPr>
+        <w:t>Rekomendasi</w:t>
+      </w:r>
+      <w:proofErr w:type="spellEnd"/>
+      <w:r>
+        <w:rPr>
+          <w:rFonts w:ascii="Times New Roman" w:hAnsi="Times New Roman" w:cs="Times New Roman"/>
+          <w:sz w:val="24"/>
+          <w:szCs w:val="24"/>
+        </w:rPr>
+        <w:t xml:space="preserve"> </w:t>
+      </w:r>
+      <w:proofErr w:type="spellStart"/>
+      <w:r>
+        <w:rPr>
+          <w:rFonts w:ascii="Times New Roman" w:hAnsi="Times New Roman" w:cs="Times New Roman"/>
+          <w:sz w:val="24"/>
+          <w:szCs w:val="24"/>
+        </w:rPr>
+        <w:t>perbaikan</w:t>
+      </w:r>
+      <w:proofErr w:type="spellEnd"/>
+      <w:r>
+        <w:rPr>
+          <w:rFonts w:ascii="Times New Roman" w:hAnsi="Times New Roman" w:cs="Times New Roman"/>
+          <w:sz w:val="24"/>
+          <w:szCs w:val="24"/>
+        </w:rPr>
+        <w:t xml:space="preserve">: (1) </w:t>
+      </w:r>
+      <w:proofErr w:type="spellStart"/>
+      <w:r>
+        <w:rPr>
+          <w:rFonts w:ascii="Times New Roman" w:hAnsi="Times New Roman" w:cs="Times New Roman"/>
+          <w:sz w:val="24"/>
+          <w:szCs w:val="24"/>
+        </w:rPr>
+        <w:t>tunda</w:t>
+      </w:r>
+      <w:proofErr w:type="spellEnd"/>
+      <w:r>
+        <w:rPr>
+          <w:rFonts w:ascii="Times New Roman" w:hAnsi="Times New Roman" w:cs="Times New Roman"/>
+          <w:sz w:val="24"/>
+          <w:szCs w:val="24"/>
+        </w:rPr>
+        <w:t xml:space="preserve"> </w:t>
+      </w:r>
+      <w:proofErr w:type="spellStart"/>
+      <w:r>
+        <w:rPr>
+          <w:rFonts w:ascii="Times New Roman" w:hAnsi="Times New Roman" w:cs="Times New Roman"/>
+          <w:sz w:val="24"/>
+          <w:szCs w:val="24"/>
+        </w:rPr>
+        <w:t>penandaan</w:t>
+      </w:r>
+      <w:proofErr w:type="spellEnd"/>
+      <w:r>
+        <w:rPr>
+          <w:rFonts w:ascii="Times New Roman" w:hAnsi="Times New Roman" w:cs="Times New Roman"/>
+          <w:sz w:val="24"/>
+          <w:szCs w:val="24"/>
+        </w:rPr>
+        <w:t xml:space="preserve"> synced=1 </w:t>
+      </w:r>
+      <w:proofErr w:type="spellStart"/>
+      <w:r>
+        <w:rPr>
+          <w:rFonts w:ascii="Times New Roman" w:hAnsi="Times New Roman" w:cs="Times New Roman"/>
+          <w:sz w:val="24"/>
+          <w:szCs w:val="24"/>
+        </w:rPr>
+        <w:t>hingga</w:t>
+      </w:r>
+      <w:proofErr w:type="spellEnd"/>
+      <w:r>
+        <w:rPr>
+          <w:rFonts w:ascii="Times New Roman" w:hAnsi="Times New Roman" w:cs="Times New Roman"/>
+          <w:sz w:val="24"/>
+          <w:szCs w:val="24"/>
+        </w:rPr>
+        <w:t xml:space="preserve"> ACK </w:t>
+      </w:r>
+      <w:proofErr w:type="spellStart"/>
+      <w:r>
+        <w:rPr>
+          <w:rFonts w:ascii="Times New Roman" w:hAnsi="Times New Roman" w:cs="Times New Roman"/>
+          <w:sz w:val="24"/>
+          <w:szCs w:val="24"/>
+        </w:rPr>
+        <w:t>tingkat</w:t>
+      </w:r>
+      <w:proofErr w:type="spellEnd"/>
+      <w:r>
+        <w:rPr>
+          <w:rFonts w:ascii="Times New Roman" w:hAnsi="Times New Roman" w:cs="Times New Roman"/>
+          <w:sz w:val="24"/>
+          <w:szCs w:val="24"/>
+        </w:rPr>
+        <w:t xml:space="preserve"> </w:t>
+      </w:r>
+      <w:proofErr w:type="spellStart"/>
+      <w:r>
+        <w:rPr>
+          <w:rFonts w:ascii="Times New Roman" w:hAnsi="Times New Roman" w:cs="Times New Roman"/>
+          <w:sz w:val="24"/>
+          <w:szCs w:val="24"/>
+        </w:rPr>
+        <w:t>aplikasi</w:t>
+      </w:r>
+      <w:proofErr w:type="spellEnd"/>
+      <w:r>
+        <w:rPr>
+          <w:rFonts w:ascii="Times New Roman" w:hAnsi="Times New Roman" w:cs="Times New Roman"/>
+          <w:sz w:val="24"/>
+          <w:szCs w:val="24"/>
+        </w:rPr>
+        <w:t xml:space="preserve"> </w:t>
+      </w:r>
+      <w:proofErr w:type="spellStart"/>
+      <w:r>
+        <w:rPr>
+          <w:rFonts w:ascii="Times New Roman" w:hAnsi="Times New Roman" w:cs="Times New Roman"/>
+          <w:sz w:val="24"/>
+          <w:szCs w:val="24"/>
+        </w:rPr>
+        <w:t>benar-benar</w:t>
+      </w:r>
+      <w:proofErr w:type="spellEnd"/>
+      <w:r>
+        <w:rPr>
+          <w:rFonts w:ascii="Times New Roman" w:hAnsi="Times New Roman" w:cs="Times New Roman"/>
+          <w:sz w:val="24"/>
+          <w:szCs w:val="24"/>
+        </w:rPr>
+        <w:t xml:space="preserve"> </w:t>
+      </w:r>
+      <w:proofErr w:type="spellStart"/>
+      <w:r>
+        <w:rPr>
+          <w:rFonts w:ascii="Times New Roman" w:hAnsi="Times New Roman" w:cs="Times New Roman"/>
+          <w:sz w:val="24"/>
+          <w:szCs w:val="24"/>
+        </w:rPr>
+        <w:t>diterima</w:t>
+      </w:r>
+      <w:proofErr w:type="spellEnd"/>
+      <w:r>
+        <w:rPr>
+          <w:rFonts w:ascii="Times New Roman" w:hAnsi="Times New Roman" w:cs="Times New Roman"/>
+          <w:sz w:val="24"/>
+          <w:szCs w:val="24"/>
+        </w:rPr>
+        <w:t xml:space="preserve">; (2) </w:t>
+      </w:r>
+      <w:proofErr w:type="spellStart"/>
+      <w:r>
+        <w:rPr>
+          <w:rFonts w:ascii="Times New Roman" w:hAnsi="Times New Roman" w:cs="Times New Roman"/>
+          <w:sz w:val="24"/>
+          <w:szCs w:val="24"/>
+        </w:rPr>
+        <w:t>tambahkan</w:t>
+      </w:r>
+      <w:proofErr w:type="spellEnd"/>
+      <w:r>
+        <w:rPr>
+          <w:rFonts w:ascii="Times New Roman" w:hAnsi="Times New Roman" w:cs="Times New Roman"/>
+          <w:sz w:val="24"/>
+          <w:szCs w:val="24"/>
+        </w:rPr>
+        <w:t xml:space="preserve"> </w:t>
+      </w:r>
+      <w:proofErr w:type="spellStart"/>
+      <w:r>
+        <w:rPr>
+          <w:rFonts w:ascii="Times New Roman" w:hAnsi="Times New Roman" w:cs="Times New Roman"/>
+          <w:sz w:val="24"/>
+          <w:szCs w:val="24"/>
+        </w:rPr>
+        <w:t>pemicu</w:t>
+      </w:r>
+      <w:proofErr w:type="spellEnd"/>
+      <w:r>
+        <w:rPr>
+          <w:rFonts w:ascii="Times New Roman" w:hAnsi="Times New Roman" w:cs="Times New Roman"/>
+          <w:sz w:val="24"/>
+          <w:szCs w:val="24"/>
+        </w:rPr>
+        <w:t xml:space="preserve"> backfill yang </w:t>
+      </w:r>
+      <w:proofErr w:type="spellStart"/>
+      <w:r>
+        <w:rPr>
+          <w:rFonts w:ascii="Times New Roman" w:hAnsi="Times New Roman" w:cs="Times New Roman"/>
+          <w:sz w:val="24"/>
+          <w:szCs w:val="24"/>
+        </w:rPr>
+        <w:t>memindai</w:t>
+      </w:r>
+      <w:proofErr w:type="spellEnd"/>
+      <w:r>
+        <w:rPr>
+          <w:rFonts w:ascii="Times New Roman" w:hAnsi="Times New Roman" w:cs="Times New Roman"/>
+          <w:sz w:val="24"/>
+          <w:szCs w:val="24"/>
+        </w:rPr>
+        <w:t xml:space="preserve"> record </w:t>
+      </w:r>
+      <w:proofErr w:type="spellStart"/>
+      <w:r>
+        <w:rPr>
+          <w:rFonts w:ascii="Times New Roman" w:hAnsi="Times New Roman" w:cs="Times New Roman"/>
+          <w:sz w:val="24"/>
+          <w:szCs w:val="24"/>
+        </w:rPr>
+        <w:t>berstatus</w:t>
+      </w:r>
+      <w:proofErr w:type="spellEnd"/>
+      <w:r>
+        <w:rPr>
+          <w:rFonts w:ascii="Times New Roman" w:hAnsi="Times New Roman" w:cs="Times New Roman"/>
+          <w:sz w:val="24"/>
+          <w:szCs w:val="24"/>
+        </w:rPr>
+        <w:t xml:space="preserve"> </w:t>
+      </w:r>
+      <w:proofErr w:type="spellStart"/>
+      <w:r>
+        <w:rPr>
+          <w:rFonts w:ascii="Times New Roman" w:hAnsi="Times New Roman" w:cs="Times New Roman"/>
+          <w:sz w:val="24"/>
+          <w:szCs w:val="24"/>
+        </w:rPr>
+        <w:t>belum-terkonfirmasi</w:t>
+      </w:r>
+      <w:proofErr w:type="spellEnd"/>
+      <w:r>
+        <w:rPr>
+          <w:rFonts w:ascii="Times New Roman" w:hAnsi="Times New Roman" w:cs="Times New Roman"/>
+          <w:sz w:val="24"/>
+          <w:szCs w:val="24"/>
+        </w:rPr>
+        <w:t xml:space="preserve"> </w:t>
+      </w:r>
+      <w:proofErr w:type="spellStart"/>
+      <w:r>
+        <w:rPr>
+          <w:rFonts w:ascii="Times New Roman" w:hAnsi="Times New Roman" w:cs="Times New Roman"/>
+          <w:sz w:val="24"/>
+          <w:szCs w:val="24"/>
+        </w:rPr>
+        <w:t>setiap</w:t>
+      </w:r>
+      <w:proofErr w:type="spellEnd"/>
+      <w:r>
+        <w:rPr>
+          <w:rFonts w:ascii="Times New Roman" w:hAnsi="Times New Roman" w:cs="Times New Roman"/>
+          <w:sz w:val="24"/>
+          <w:szCs w:val="24"/>
+        </w:rPr>
+        <w:t xml:space="preserve"> kali </w:t>
+      </w:r>
+      <w:proofErr w:type="spellStart"/>
+      <w:r>
+        <w:rPr>
+          <w:rFonts w:ascii="Times New Roman" w:hAnsi="Times New Roman" w:cs="Times New Roman"/>
+          <w:sz w:val="24"/>
+          <w:szCs w:val="24"/>
+        </w:rPr>
+        <w:t>koneksi</w:t>
+      </w:r>
+      <w:proofErr w:type="spellEnd"/>
+      <w:r>
+        <w:rPr>
+          <w:rFonts w:ascii="Times New Roman" w:hAnsi="Times New Roman" w:cs="Times New Roman"/>
+          <w:sz w:val="24"/>
+          <w:szCs w:val="24"/>
+        </w:rPr>
+        <w:t xml:space="preserve"> </w:t>
+      </w:r>
+      <w:proofErr w:type="spellStart"/>
+      <w:r>
+        <w:rPr>
+          <w:rFonts w:ascii="Times New Roman" w:hAnsi="Times New Roman" w:cs="Times New Roman"/>
+          <w:sz w:val="24"/>
+          <w:szCs w:val="24"/>
+        </w:rPr>
+        <w:t>terbentuk</w:t>
+      </w:r>
+      <w:proofErr w:type="spellEnd"/>
+      <w:r>
+        <w:rPr>
+          <w:rFonts w:ascii="Times New Roman" w:hAnsi="Times New Roman" w:cs="Times New Roman"/>
+          <w:sz w:val="24"/>
+          <w:szCs w:val="24"/>
+        </w:rPr>
+        <w:t xml:space="preserve"> </w:t>
+      </w:r>
+      <w:proofErr w:type="spellStart"/>
+      <w:r>
+        <w:rPr>
+          <w:rFonts w:ascii="Times New Roman" w:hAnsi="Times New Roman" w:cs="Times New Roman"/>
+          <w:sz w:val="24"/>
+          <w:szCs w:val="24"/>
+        </w:rPr>
+        <w:t>kembali</w:t>
+      </w:r>
+      <w:proofErr w:type="spellEnd"/>
+      <w:r>
+        <w:rPr>
+          <w:rFonts w:ascii="Times New Roman" w:hAnsi="Times New Roman" w:cs="Times New Roman"/>
+          <w:sz w:val="24"/>
+          <w:szCs w:val="24"/>
+        </w:rPr>
+        <w:t xml:space="preserve">; (3) </w:t>
+      </w:r>
+      <w:proofErr w:type="spellStart"/>
+      <w:r>
+        <w:rPr>
+          <w:rFonts w:ascii="Times New Roman" w:hAnsi="Times New Roman" w:cs="Times New Roman"/>
+          <w:sz w:val="24"/>
+          <w:szCs w:val="24"/>
+        </w:rPr>
+        <w:t>pertimbangkan</w:t>
+      </w:r>
+      <w:proofErr w:type="spellEnd"/>
+      <w:r>
+        <w:rPr>
+          <w:rFonts w:ascii="Times New Roman" w:hAnsi="Times New Roman" w:cs="Times New Roman"/>
+          <w:sz w:val="24"/>
+          <w:szCs w:val="24"/>
+        </w:rPr>
+        <w:t xml:space="preserve"> </w:t>
+      </w:r>
+      <w:proofErr w:type="spellStart"/>
+      <w:r>
+        <w:rPr>
+          <w:rFonts w:ascii="Times New Roman" w:hAnsi="Times New Roman" w:cs="Times New Roman"/>
+          <w:sz w:val="24"/>
+          <w:szCs w:val="24"/>
+        </w:rPr>
+        <w:t>penanda</w:t>
+      </w:r>
+      <w:proofErr w:type="spellEnd"/>
+      <w:r>
+        <w:rPr>
+          <w:rFonts w:ascii="Times New Roman" w:hAnsi="Times New Roman" w:cs="Times New Roman"/>
+          <w:sz w:val="24"/>
+          <w:szCs w:val="24"/>
+        </w:rPr>
+        <w:t xml:space="preserve"> status </w:t>
+      </w:r>
+      <w:proofErr w:type="spellStart"/>
+      <w:r>
+        <w:rPr>
+          <w:rFonts w:ascii="Times New Roman" w:hAnsi="Times New Roman" w:cs="Times New Roman"/>
+          <w:sz w:val="24"/>
+          <w:szCs w:val="24"/>
+        </w:rPr>
+        <w:t>tiga-keadaan</w:t>
+      </w:r>
+      <w:proofErr w:type="spellEnd"/>
+      <w:r>
+        <w:rPr>
+          <w:rFonts w:ascii="Times New Roman" w:hAnsi="Times New Roman" w:cs="Times New Roman"/>
+          <w:sz w:val="24"/>
+          <w:szCs w:val="24"/>
+        </w:rPr>
+        <w:t xml:space="preserve"> (</w:t>
+      </w:r>
+      <w:proofErr w:type="spellStart"/>
+      <w:r>
+        <w:rPr>
+          <w:rFonts w:ascii="Times New Roman" w:hAnsi="Times New Roman" w:cs="Times New Roman"/>
+          <w:sz w:val="24"/>
+          <w:szCs w:val="24"/>
+        </w:rPr>
+        <w:t>belum-dikirim</w:t>
+      </w:r>
+      <w:proofErr w:type="spellEnd"/>
+      <w:r>
+        <w:rPr>
+          <w:rFonts w:ascii="Times New Roman" w:hAnsi="Times New Roman" w:cs="Times New Roman"/>
+          <w:sz w:val="24"/>
+          <w:szCs w:val="24"/>
+        </w:rPr>
+        <w:t xml:space="preserve"> / </w:t>
+      </w:r>
+      <w:proofErr w:type="spellStart"/>
+      <w:r>
+        <w:rPr>
+          <w:rFonts w:ascii="Times New Roman" w:hAnsi="Times New Roman" w:cs="Times New Roman"/>
+          <w:sz w:val="24"/>
+          <w:szCs w:val="24"/>
+        </w:rPr>
+        <w:t>terkirim</w:t>
+      </w:r>
+      <w:proofErr w:type="spellEnd"/>
+      <w:r>
+        <w:rPr>
+          <w:rFonts w:ascii="Times New Roman" w:hAnsi="Times New Roman" w:cs="Times New Roman"/>
+          <w:sz w:val="24"/>
+          <w:szCs w:val="24"/>
+        </w:rPr>
+        <w:t>-</w:t>
+      </w:r>
+      <w:proofErr w:type="spellStart"/>
+      <w:r>
+        <w:rPr>
+          <w:rFonts w:ascii="Times New Roman" w:hAnsi="Times New Roman" w:cs="Times New Roman"/>
+          <w:sz w:val="24"/>
+          <w:szCs w:val="24"/>
+        </w:rPr>
+        <w:t>menunggu</w:t>
+      </w:r>
+      <w:proofErr w:type="spellEnd"/>
+      <w:r>
+        <w:rPr>
+          <w:rFonts w:ascii="Times New Roman" w:hAnsi="Times New Roman" w:cs="Times New Roman"/>
+          <w:sz w:val="24"/>
+          <w:szCs w:val="24"/>
+        </w:rPr>
+        <w:t xml:space="preserve">-ACK / </w:t>
+      </w:r>
+      <w:proofErr w:type="spellStart"/>
+      <w:r>
+        <w:rPr>
+          <w:rFonts w:ascii="Times New Roman" w:hAnsi="Times New Roman" w:cs="Times New Roman"/>
+          <w:sz w:val="24"/>
+          <w:szCs w:val="24"/>
+        </w:rPr>
+        <w:t>terkonfirmasi</w:t>
+      </w:r>
+      <w:proofErr w:type="spellEnd"/>
+      <w:r>
+        <w:rPr>
+          <w:rFonts w:ascii="Times New Roman" w:hAnsi="Times New Roman" w:cs="Times New Roman"/>
+          <w:sz w:val="24"/>
+          <w:szCs w:val="24"/>
+        </w:rPr>
+        <w:t xml:space="preserve">). </w:t>
+      </w:r>
+      <w:proofErr w:type="spellStart"/>
+      <w:r>
+        <w:rPr>
+          <w:rFonts w:ascii="Times New Roman" w:hAnsi="Times New Roman" w:cs="Times New Roman"/>
+          <w:sz w:val="24"/>
+          <w:szCs w:val="24"/>
+        </w:rPr>
+        <w:t>Temuan</w:t>
+      </w:r>
+      <w:proofErr w:type="spellEnd"/>
+      <w:r>
+        <w:rPr>
+          <w:rFonts w:ascii="Times New Roman" w:hAnsi="Times New Roman" w:cs="Times New Roman"/>
+          <w:sz w:val="24"/>
+          <w:szCs w:val="24"/>
+        </w:rPr>
+        <w:t xml:space="preserve"> </w:t>
+      </w:r>
+      <w:proofErr w:type="spellStart"/>
+      <w:r>
+        <w:rPr>
+          <w:rFonts w:ascii="Times New Roman" w:hAnsi="Times New Roman" w:cs="Times New Roman"/>
+          <w:sz w:val="24"/>
+          <w:szCs w:val="24"/>
+        </w:rPr>
+        <w:t>ini</w:t>
+      </w:r>
+      <w:proofErr w:type="spellEnd"/>
+      <w:r>
+        <w:rPr>
+          <w:rFonts w:ascii="Times New Roman" w:hAnsi="Times New Roman" w:cs="Times New Roman"/>
+          <w:sz w:val="24"/>
+          <w:szCs w:val="24"/>
+        </w:rPr>
+        <w:t xml:space="preserve"> </w:t>
+      </w:r>
+      <w:proofErr w:type="spellStart"/>
+      <w:r>
+        <w:rPr>
+          <w:rFonts w:ascii="Times New Roman" w:hAnsi="Times New Roman" w:cs="Times New Roman"/>
+          <w:sz w:val="24"/>
+          <w:szCs w:val="24"/>
+        </w:rPr>
+        <w:t>memperkuat</w:t>
+      </w:r>
+      <w:proofErr w:type="spellEnd"/>
+      <w:r>
+        <w:rPr>
+          <w:rFonts w:ascii="Times New Roman" w:hAnsi="Times New Roman" w:cs="Times New Roman"/>
+          <w:sz w:val="24"/>
+          <w:szCs w:val="24"/>
+        </w:rPr>
+        <w:t xml:space="preserve"> </w:t>
+      </w:r>
+      <w:proofErr w:type="spellStart"/>
+      <w:r>
+        <w:rPr>
+          <w:rFonts w:ascii="Times New Roman" w:hAnsi="Times New Roman" w:cs="Times New Roman"/>
+          <w:sz w:val="24"/>
+          <w:szCs w:val="24"/>
+        </w:rPr>
+        <w:t>pentingnya</w:t>
+      </w:r>
+      <w:proofErr w:type="spellEnd"/>
+      <w:r>
+        <w:rPr>
+          <w:rFonts w:ascii="Times New Roman" w:hAnsi="Times New Roman" w:cs="Times New Roman"/>
+          <w:sz w:val="24"/>
+          <w:szCs w:val="24"/>
+        </w:rPr>
+        <w:t xml:space="preserve"> ACK </w:t>
+      </w:r>
+      <w:proofErr w:type="spellStart"/>
+      <w:r>
+        <w:rPr>
+          <w:rFonts w:ascii="Times New Roman" w:hAnsi="Times New Roman" w:cs="Times New Roman"/>
+          <w:sz w:val="24"/>
+          <w:szCs w:val="24"/>
+        </w:rPr>
+        <w:t>tingkat</w:t>
+      </w:r>
+      <w:proofErr w:type="spellEnd"/>
+      <w:r>
+        <w:rPr>
+          <w:rFonts w:ascii="Times New Roman" w:hAnsi="Times New Roman" w:cs="Times New Roman"/>
+          <w:sz w:val="24"/>
+          <w:szCs w:val="24"/>
+        </w:rPr>
+        <w:t xml:space="preserve"> </w:t>
+      </w:r>
+      <w:proofErr w:type="spellStart"/>
+      <w:r>
+        <w:rPr>
+          <w:rFonts w:ascii="Times New Roman" w:hAnsi="Times New Roman" w:cs="Times New Roman"/>
+          <w:sz w:val="24"/>
+          <w:szCs w:val="24"/>
+        </w:rPr>
+        <w:t>aplikasi</w:t>
+      </w:r>
+      <w:proofErr w:type="spellEnd"/>
+      <w:r>
+        <w:rPr>
+          <w:rFonts w:ascii="Times New Roman" w:hAnsi="Times New Roman" w:cs="Times New Roman"/>
+          <w:sz w:val="24"/>
+          <w:szCs w:val="24"/>
+        </w:rPr>
+        <w:t xml:space="preserve"> </w:t>
+      </w:r>
+      <w:proofErr w:type="spellStart"/>
+      <w:r>
+        <w:rPr>
+          <w:rFonts w:ascii="Times New Roman" w:hAnsi="Times New Roman" w:cs="Times New Roman"/>
+          <w:sz w:val="24"/>
+          <w:szCs w:val="24"/>
+        </w:rPr>
+        <w:t>dibanding</w:t>
+      </w:r>
+      <w:proofErr w:type="spellEnd"/>
+      <w:r>
+        <w:rPr>
+          <w:rFonts w:ascii="Times New Roman" w:hAnsi="Times New Roman" w:cs="Times New Roman"/>
+          <w:sz w:val="24"/>
+          <w:szCs w:val="24"/>
+        </w:rPr>
+        <w:t xml:space="preserve"> </w:t>
+      </w:r>
+      <w:proofErr w:type="spellStart"/>
+      <w:r>
+        <w:rPr>
+          <w:rFonts w:ascii="Times New Roman" w:hAnsi="Times New Roman" w:cs="Times New Roman"/>
+          <w:sz w:val="24"/>
+          <w:szCs w:val="24"/>
+        </w:rPr>
+        <w:t>mengandalkan</w:t>
+      </w:r>
+      <w:proofErr w:type="spellEnd"/>
+      <w:r>
+        <w:rPr>
+          <w:rFonts w:ascii="Times New Roman" w:hAnsi="Times New Roman" w:cs="Times New Roman"/>
+          <w:sz w:val="24"/>
+          <w:szCs w:val="24"/>
+        </w:rPr>
+        <w:t xml:space="preserve"> </w:t>
+      </w:r>
+      <w:proofErr w:type="spellStart"/>
+      <w:r>
+        <w:rPr>
+          <w:rFonts w:ascii="Times New Roman" w:hAnsi="Times New Roman" w:cs="Times New Roman"/>
+          <w:sz w:val="24"/>
+          <w:szCs w:val="24"/>
+        </w:rPr>
+        <w:t>notifikasi</w:t>
+      </w:r>
+      <w:proofErr w:type="spellEnd"/>
+      <w:r>
+        <w:rPr>
+          <w:rFonts w:ascii="Times New Roman" w:hAnsi="Times New Roman" w:cs="Times New Roman"/>
+          <w:sz w:val="24"/>
+          <w:szCs w:val="24"/>
+        </w:rPr>
+        <w:t xml:space="preserve"> BLE </w:t>
+      </w:r>
+      <w:proofErr w:type="spellStart"/>
+      <w:r>
+        <w:rPr>
+          <w:rFonts w:ascii="Times New Roman" w:hAnsi="Times New Roman" w:cs="Times New Roman"/>
+          <w:sz w:val="24"/>
+          <w:szCs w:val="24"/>
+        </w:rPr>
+        <w:t>semata</w:t>
+      </w:r>
+      <w:proofErr w:type="spellEnd"/>
+      <w:r>
+        <w:rPr>
+          <w:rFonts w:ascii="Times New Roman" w:hAnsi="Times New Roman" w:cs="Times New Roman"/>
+          <w:sz w:val="24"/>
+          <w:szCs w:val="24"/>
+        </w:rPr>
+        <w:t>.</w:t>
       </w:r>
     </w:p>
     <w:p>
-      <w:r>
-        <w:rPr>
+      <w:pPr>
+        <w:jc w:val="both"/>
+        <w:rPr>
+          <w:rFonts w:ascii="Times New Roman" w:hAnsi="Times New Roman" w:cs="Times New Roman"/>
+          <w:sz w:val="24"/>
+          <w:szCs w:val="24"/>
+        </w:rPr>
+      </w:pPr>
+      <w:proofErr w:type="spellStart"/>
+      <w:r>
+        <w:rPr>
+          <w:rFonts w:ascii="Times New Roman" w:hAnsi="Times New Roman" w:cs="Times New Roman"/>
           <w:b/>
           <w:sz w:val="24"/>
-        </w:rPr>
-        <w:t>Tindak Lanjut pada Naskah</w:t>
-      </w:r>
+          <w:szCs w:val="24"/>
+        </w:rPr>
+        <w:t>Tindak</w:t>
+      </w:r>
+      <w:proofErr w:type="spellEnd"/>
+      <w:r>
+        <w:rPr>
+          <w:rFonts w:ascii="Times New Roman" w:hAnsi="Times New Roman" w:cs="Times New Roman"/>
+          <w:b/>
+          <w:sz w:val="24"/>
+          <w:szCs w:val="24"/>
+        </w:rPr>
+        <w:t xml:space="preserve"> </w:t>
+      </w:r>
+      <w:proofErr w:type="spellStart"/>
+      <w:r>
+        <w:rPr>
+          <w:rFonts w:ascii="Times New Roman" w:hAnsi="Times New Roman" w:cs="Times New Roman"/>
+          <w:b/>
+          <w:sz w:val="24"/>
+          <w:szCs w:val="24"/>
+        </w:rPr>
+        <w:t>Lanjut</w:t>
+      </w:r>
+      <w:proofErr w:type="spellEnd"/>
+      <w:r>
+        <w:rPr>
+          <w:rFonts w:ascii="Times New Roman" w:hAnsi="Times New Roman" w:cs="Times New Roman"/>
+          <w:b/>
+          <w:sz w:val="24"/>
+          <w:szCs w:val="24"/>
+        </w:rPr>
+        <w:t xml:space="preserve"> pada </w:t>
+      </w:r>
+      <w:proofErr w:type="spellStart"/>
+      <w:r>
+        <w:rPr>
+          <w:rFonts w:ascii="Times New Roman" w:hAnsi="Times New Roman" w:cs="Times New Roman"/>
+          <w:b/>
+          <w:sz w:val="24"/>
+          <w:szCs w:val="24"/>
+        </w:rPr>
+        <w:t>Naskah</w:t>
+      </w:r>
+      <w:proofErr w:type="spellEnd"/>
     </w:p>
     <w:p>
-      <w:r>
-        <w:t>Kedua draf naskah (Indonesia: Draft_Naskah_HR_BLE_SINTA2.docx; Inggris: Draft_Manuscript_HR_BLE_EN.docx) telah diperbarui dengan data ini: Tabel 2 menjadi hasil per sesi, Tabel 3 (akurasi periode pengukuran), penambahan metrik fidelity nilai, subbab baru 3.5 “Temuan: Keterbatasan Backfill Store-and-Forward”, serta Gambar 6–9 (kelengkapan, timeline, distribusi BPM, kualitas kontak). Angka headline berubah dari delivery 99,86% (satu sesi lama) menjadi: fidelity 100% &amp; kehilangan ≈0 saat link aktif, dengan delivery agregat 88,1% yang mengungkap keterbatasan backfill. Skrip analisis reproducible: hr_analysis/make_figs.py.</w:t>
+      <w:pPr>
+        <w:jc w:val="both"/>
+        <w:rPr>
+          <w:rFonts w:ascii="Times New Roman" w:hAnsi="Times New Roman" w:cs="Times New Roman"/>
+          <w:sz w:val="24"/>
+          <w:szCs w:val="24"/>
+        </w:rPr>
+      </w:pPr>
+      <w:proofErr w:type="spellStart"/>
+      <w:r>
+        <w:rPr>
+          <w:rFonts w:ascii="Times New Roman" w:hAnsi="Times New Roman" w:cs="Times New Roman"/>
+          <w:sz w:val="24"/>
+          <w:szCs w:val="24"/>
+        </w:rPr>
+        <w:t>Kedua</w:t>
+      </w:r>
+      <w:proofErr w:type="spellEnd"/>
+      <w:r>
+        <w:rPr>
+          <w:rFonts w:ascii="Times New Roman" w:hAnsi="Times New Roman" w:cs="Times New Roman"/>
+          <w:sz w:val="24"/>
+          <w:szCs w:val="24"/>
+        </w:rPr>
+        <w:t xml:space="preserve"> </w:t>
+      </w:r>
+      <w:proofErr w:type="spellStart"/>
+      <w:r>
+        <w:rPr>
+          <w:rFonts w:ascii="Times New Roman" w:hAnsi="Times New Roman" w:cs="Times New Roman"/>
+          <w:sz w:val="24"/>
+          <w:szCs w:val="24"/>
+        </w:rPr>
+        <w:t>draf</w:t>
+      </w:r>
+      <w:proofErr w:type="spellEnd"/>
+      <w:r>
+        <w:rPr>
+          <w:rFonts w:ascii="Times New Roman" w:hAnsi="Times New Roman" w:cs="Times New Roman"/>
+          <w:sz w:val="24"/>
+          <w:szCs w:val="24"/>
+        </w:rPr>
+        <w:t xml:space="preserve"> </w:t>
+      </w:r>
+      <w:proofErr w:type="spellStart"/>
+      <w:r>
+        <w:rPr>
+          <w:rFonts w:ascii="Times New Roman" w:hAnsi="Times New Roman" w:cs="Times New Roman"/>
+          <w:sz w:val="24"/>
+          <w:szCs w:val="24"/>
+        </w:rPr>
+        <w:t>naskah</w:t>
+      </w:r>
+      <w:proofErr w:type="spellEnd"/>
+      <w:r>
+        <w:rPr>
+          <w:rFonts w:ascii="Times New Roman" w:hAnsi="Times New Roman" w:cs="Times New Roman"/>
+          <w:sz w:val="24"/>
+          <w:szCs w:val="24"/>
+        </w:rPr>
+        <w:t xml:space="preserve"> (Indonesia: Draft_Naskah_HR_BLE_SINTA2.docx; </w:t>
+      </w:r>
+      <w:proofErr w:type="spellStart"/>
+      <w:r>
+        <w:rPr>
+          <w:rFonts w:ascii="Times New Roman" w:hAnsi="Times New Roman" w:cs="Times New Roman"/>
+          <w:sz w:val="24"/>
+          <w:szCs w:val="24"/>
+        </w:rPr>
+        <w:t>Inggris</w:t>
+      </w:r>
+      <w:proofErr w:type="spellEnd"/>
+      <w:r>
+        <w:rPr>
+          <w:rFonts w:ascii="Times New Roman" w:hAnsi="Times New Roman" w:cs="Times New Roman"/>
+          <w:sz w:val="24"/>
+          <w:szCs w:val="24"/>
+        </w:rPr>
+        <w:t xml:space="preserve">: Draft_Manuscript_HR_BLE_EN.docx) </w:t>
+      </w:r>
+      <w:proofErr w:type="spellStart"/>
+      <w:r>
+        <w:rPr>
+          <w:rFonts w:ascii="Times New Roman" w:hAnsi="Times New Roman" w:cs="Times New Roman"/>
+          <w:sz w:val="24"/>
+          <w:szCs w:val="24"/>
+        </w:rPr>
+        <w:t>telah</w:t>
+      </w:r>
+      <w:proofErr w:type="spellEnd"/>
+      <w:r>
+        <w:rPr>
+          <w:rFonts w:ascii="Times New Roman" w:hAnsi="Times New Roman" w:cs="Times New Roman"/>
+          <w:sz w:val="24"/>
+          <w:szCs w:val="24"/>
+        </w:rPr>
+        <w:t xml:space="preserve"> </w:t>
+      </w:r>
+      <w:proofErr w:type="spellStart"/>
+      <w:r>
+        <w:rPr>
+          <w:rFonts w:ascii="Times New Roman" w:hAnsi="Times New Roman" w:cs="Times New Roman"/>
+          <w:sz w:val="24"/>
+          <w:szCs w:val="24"/>
+        </w:rPr>
+        <w:t>diperbarui</w:t>
+      </w:r>
+      <w:proofErr w:type="spellEnd"/>
+      <w:r>
+        <w:rPr>
+          <w:rFonts w:ascii="Times New Roman" w:hAnsi="Times New Roman" w:cs="Times New Roman"/>
+          <w:sz w:val="24"/>
+          <w:szCs w:val="24"/>
+        </w:rPr>
+        <w:t xml:space="preserve"> </w:t>
+      </w:r>
+      <w:proofErr w:type="spellStart"/>
+      <w:r>
+        <w:rPr>
+          <w:rFonts w:ascii="Times New Roman" w:hAnsi="Times New Roman" w:cs="Times New Roman"/>
+          <w:sz w:val="24"/>
+          <w:szCs w:val="24"/>
+        </w:rPr>
+        <w:t>dengan</w:t>
+      </w:r>
+      <w:proofErr w:type="spellEnd"/>
+      <w:r>
+        <w:rPr>
+          <w:rFonts w:ascii="Times New Roman" w:hAnsi="Times New Roman" w:cs="Times New Roman"/>
+          <w:sz w:val="24"/>
+          <w:szCs w:val="24"/>
+        </w:rPr>
+        <w:t xml:space="preserve"> data </w:t>
+      </w:r>
+      <w:proofErr w:type="spellStart"/>
+      <w:r>
+        <w:rPr>
+          <w:rFonts w:ascii="Times New Roman" w:hAnsi="Times New Roman" w:cs="Times New Roman"/>
+          <w:sz w:val="24"/>
+          <w:szCs w:val="24"/>
+        </w:rPr>
+        <w:t>ini</w:t>
+      </w:r>
+      <w:proofErr w:type="spellEnd"/>
+      <w:r>
+        <w:rPr>
+          <w:rFonts w:ascii="Times New Roman" w:hAnsi="Times New Roman" w:cs="Times New Roman"/>
+          <w:sz w:val="24"/>
+          <w:szCs w:val="24"/>
+        </w:rPr>
+        <w:t xml:space="preserve">: Tabel 2 </w:t>
+      </w:r>
+      <w:proofErr w:type="spellStart"/>
+      <w:r>
+        <w:rPr>
+          <w:rFonts w:ascii="Times New Roman" w:hAnsi="Times New Roman" w:cs="Times New Roman"/>
+          <w:sz w:val="24"/>
+          <w:szCs w:val="24"/>
+        </w:rPr>
+        <w:t>menjadi</w:t>
+      </w:r>
+      <w:proofErr w:type="spellEnd"/>
+      <w:r>
+        <w:rPr>
+          <w:rFonts w:ascii="Times New Roman" w:hAnsi="Times New Roman" w:cs="Times New Roman"/>
+          <w:sz w:val="24"/>
+          <w:szCs w:val="24"/>
+        </w:rPr>
+        <w:t xml:space="preserve"> </w:t>
+      </w:r>
+      <w:proofErr w:type="spellStart"/>
+      <w:r>
+        <w:rPr>
+          <w:rFonts w:ascii="Times New Roman" w:hAnsi="Times New Roman" w:cs="Times New Roman"/>
+          <w:sz w:val="24"/>
+          <w:szCs w:val="24"/>
+        </w:rPr>
+        <w:t>hasil</w:t>
+      </w:r>
+      <w:proofErr w:type="spellEnd"/>
+      <w:r>
+        <w:rPr>
+          <w:rFonts w:ascii="Times New Roman" w:hAnsi="Times New Roman" w:cs="Times New Roman"/>
+          <w:sz w:val="24"/>
+          <w:szCs w:val="24"/>
+        </w:rPr>
+        <w:t xml:space="preserve"> per </w:t>
+      </w:r>
+      <w:proofErr w:type="spellStart"/>
+      <w:r>
+        <w:rPr>
+          <w:rFonts w:ascii="Times New Roman" w:hAnsi="Times New Roman" w:cs="Times New Roman"/>
+          <w:sz w:val="24"/>
+          <w:szCs w:val="24"/>
+        </w:rPr>
+        <w:t>sesi</w:t>
+      </w:r>
+      <w:proofErr w:type="spellEnd"/>
+      <w:r>
+        <w:rPr>
+          <w:rFonts w:ascii="Times New Roman" w:hAnsi="Times New Roman" w:cs="Times New Roman"/>
+          <w:sz w:val="24"/>
+          <w:szCs w:val="24"/>
+        </w:rPr>
+        <w:t>, Tabel 3 (</w:t>
+      </w:r>
+      <w:proofErr w:type="spellStart"/>
+      <w:r>
+        <w:rPr>
+          <w:rFonts w:ascii="Times New Roman" w:hAnsi="Times New Roman" w:cs="Times New Roman"/>
+          <w:sz w:val="24"/>
+          <w:szCs w:val="24"/>
+        </w:rPr>
+        <w:t>akurasi</w:t>
+      </w:r>
+      <w:proofErr w:type="spellEnd"/>
+      <w:r>
+        <w:rPr>
+          <w:rFonts w:ascii="Times New Roman" w:hAnsi="Times New Roman" w:cs="Times New Roman"/>
+          <w:sz w:val="24"/>
+          <w:szCs w:val="24"/>
+        </w:rPr>
+        <w:t xml:space="preserve"> </w:t>
+      </w:r>
+      <w:proofErr w:type="spellStart"/>
+      <w:r>
+        <w:rPr>
+          <w:rFonts w:ascii="Times New Roman" w:hAnsi="Times New Roman" w:cs="Times New Roman"/>
+          <w:sz w:val="24"/>
+          <w:szCs w:val="24"/>
+        </w:rPr>
+        <w:t>periode</w:t>
+      </w:r>
+      <w:proofErr w:type="spellEnd"/>
+      <w:r>
+        <w:rPr>
+          <w:rFonts w:ascii="Times New Roman" w:hAnsi="Times New Roman" w:cs="Times New Roman"/>
+          <w:sz w:val="24"/>
+          <w:szCs w:val="24"/>
+        </w:rPr>
+        <w:t xml:space="preserve"> </w:t>
+      </w:r>
+      <w:proofErr w:type="spellStart"/>
+      <w:r>
+        <w:rPr>
+          <w:rFonts w:ascii="Times New Roman" w:hAnsi="Times New Roman" w:cs="Times New Roman"/>
+          <w:sz w:val="24"/>
+          <w:szCs w:val="24"/>
+        </w:rPr>
+        <w:t>pengukuran</w:t>
+      </w:r>
+      <w:proofErr w:type="spellEnd"/>
+      <w:r>
+        <w:rPr>
+          <w:rFonts w:ascii="Times New Roman" w:hAnsi="Times New Roman" w:cs="Times New Roman"/>
+          <w:sz w:val="24"/>
+          <w:szCs w:val="24"/>
+        </w:rPr>
+        <w:t xml:space="preserve">), </w:t>
+      </w:r>
+      <w:proofErr w:type="spellStart"/>
+      <w:r>
+        <w:rPr>
+          <w:rFonts w:ascii="Times New Roman" w:hAnsi="Times New Roman" w:cs="Times New Roman"/>
+          <w:sz w:val="24"/>
+          <w:szCs w:val="24"/>
+        </w:rPr>
+        <w:t>penambahan</w:t>
+      </w:r>
+      <w:proofErr w:type="spellEnd"/>
+      <w:r>
+        <w:rPr>
+          <w:rFonts w:ascii="Times New Roman" w:hAnsi="Times New Roman" w:cs="Times New Roman"/>
+          <w:sz w:val="24"/>
+          <w:szCs w:val="24"/>
+        </w:rPr>
+        <w:t xml:space="preserve"> </w:t>
+      </w:r>
+      <w:proofErr w:type="spellStart"/>
+      <w:r>
+        <w:rPr>
+          <w:rFonts w:ascii="Times New Roman" w:hAnsi="Times New Roman" w:cs="Times New Roman"/>
+          <w:sz w:val="24"/>
+          <w:szCs w:val="24"/>
+        </w:rPr>
+        <w:t>metrik</w:t>
+      </w:r>
+      <w:proofErr w:type="spellEnd"/>
+      <w:r>
+        <w:rPr>
+          <w:rFonts w:ascii="Times New Roman" w:hAnsi="Times New Roman" w:cs="Times New Roman"/>
+          <w:sz w:val="24"/>
+          <w:szCs w:val="24"/>
+        </w:rPr>
+        <w:t xml:space="preserve"> fidelity </w:t>
+      </w:r>
+      <w:proofErr w:type="spellStart"/>
+      <w:r>
+        <w:rPr>
+          <w:rFonts w:ascii="Times New Roman" w:hAnsi="Times New Roman" w:cs="Times New Roman"/>
+          <w:sz w:val="24"/>
+          <w:szCs w:val="24"/>
+        </w:rPr>
+        <w:t>nilai</w:t>
+      </w:r>
+      <w:proofErr w:type="spellEnd"/>
+      <w:r>
+        <w:rPr>
+          <w:rFonts w:ascii="Times New Roman" w:hAnsi="Times New Roman" w:cs="Times New Roman"/>
+          <w:sz w:val="24"/>
+          <w:szCs w:val="24"/>
+        </w:rPr>
+        <w:t xml:space="preserve">, </w:t>
+      </w:r>
+      <w:proofErr w:type="spellStart"/>
+      <w:r>
+        <w:rPr>
+          <w:rFonts w:ascii="Times New Roman" w:hAnsi="Times New Roman" w:cs="Times New Roman"/>
+          <w:sz w:val="24"/>
+          <w:szCs w:val="24"/>
+        </w:rPr>
+        <w:t>subbab</w:t>
+      </w:r>
+      <w:proofErr w:type="spellEnd"/>
+      <w:r>
+        <w:rPr>
+          <w:rFonts w:ascii="Times New Roman" w:hAnsi="Times New Roman" w:cs="Times New Roman"/>
+          <w:sz w:val="24"/>
+          <w:szCs w:val="24"/>
+        </w:rPr>
+        <w:t xml:space="preserve"> </w:t>
+      </w:r>
+      <w:proofErr w:type="spellStart"/>
+      <w:r>
+        <w:rPr>
+          <w:rFonts w:ascii="Times New Roman" w:hAnsi="Times New Roman" w:cs="Times New Roman"/>
+          <w:sz w:val="24"/>
+          <w:szCs w:val="24"/>
+        </w:rPr>
+        <w:t>baru</w:t>
+      </w:r>
+      <w:proofErr w:type="spellEnd"/>
+      <w:r>
+        <w:rPr>
+          <w:rFonts w:ascii="Times New Roman" w:hAnsi="Times New Roman" w:cs="Times New Roman"/>
+          <w:sz w:val="24"/>
+          <w:szCs w:val="24"/>
+        </w:rPr>
+        <w:t xml:space="preserve"> 3.5 “</w:t>
+      </w:r>
+      <w:proofErr w:type="spellStart"/>
+      <w:r>
+        <w:rPr>
+          <w:rFonts w:ascii="Times New Roman" w:hAnsi="Times New Roman" w:cs="Times New Roman"/>
+          <w:sz w:val="24"/>
+          <w:szCs w:val="24"/>
+        </w:rPr>
+        <w:t>Temuan</w:t>
+      </w:r>
+      <w:proofErr w:type="spellEnd"/>
+      <w:r>
+        <w:rPr>
+          <w:rFonts w:ascii="Times New Roman" w:hAnsi="Times New Roman" w:cs="Times New Roman"/>
+          <w:sz w:val="24"/>
+          <w:szCs w:val="24"/>
+        </w:rPr>
+        <w:t xml:space="preserve">: </w:t>
+      </w:r>
+      <w:proofErr w:type="spellStart"/>
+      <w:r>
+        <w:rPr>
+          <w:rFonts w:ascii="Times New Roman" w:hAnsi="Times New Roman" w:cs="Times New Roman"/>
+          <w:sz w:val="24"/>
+          <w:szCs w:val="24"/>
+        </w:rPr>
+        <w:t>Keterbatasan</w:t>
+      </w:r>
+      <w:proofErr w:type="spellEnd"/>
+      <w:r>
+        <w:rPr>
+          <w:rFonts w:ascii="Times New Roman" w:hAnsi="Times New Roman" w:cs="Times New Roman"/>
+          <w:sz w:val="24"/>
+          <w:szCs w:val="24"/>
+        </w:rPr>
+        <w:t xml:space="preserve"> Backfill Store-and-Forward”, </w:t>
+      </w:r>
+      <w:proofErr w:type="spellStart"/>
+      <w:r>
+        <w:rPr>
+          <w:rFonts w:ascii="Times New Roman" w:hAnsi="Times New Roman" w:cs="Times New Roman"/>
+          <w:sz w:val="24"/>
+          <w:szCs w:val="24"/>
+        </w:rPr>
+        <w:t>serta</w:t>
+      </w:r>
+      <w:proofErr w:type="spellEnd"/>
+      <w:r>
+        <w:rPr>
+          <w:rFonts w:ascii="Times New Roman" w:hAnsi="Times New Roman" w:cs="Times New Roman"/>
+          <w:sz w:val="24"/>
+          <w:szCs w:val="24"/>
+        </w:rPr>
+        <w:t xml:space="preserve"> Gambar 6–9 (</w:t>
+      </w:r>
+      <w:proofErr w:type="spellStart"/>
+      <w:r>
+        <w:rPr>
+          <w:rFonts w:ascii="Times New Roman" w:hAnsi="Times New Roman" w:cs="Times New Roman"/>
+          <w:sz w:val="24"/>
+          <w:szCs w:val="24"/>
+        </w:rPr>
+        <w:t>kelengkapan</w:t>
+      </w:r>
+      <w:proofErr w:type="spellEnd"/>
+      <w:r>
+        <w:rPr>
+          <w:rFonts w:ascii="Times New Roman" w:hAnsi="Times New Roman" w:cs="Times New Roman"/>
+          <w:sz w:val="24"/>
+          <w:szCs w:val="24"/>
+        </w:rPr>
+        <w:t xml:space="preserve">, timeline, </w:t>
+      </w:r>
+      <w:proofErr w:type="spellStart"/>
+      <w:r>
+        <w:rPr>
+          <w:rFonts w:ascii="Times New Roman" w:hAnsi="Times New Roman" w:cs="Times New Roman"/>
+          <w:sz w:val="24"/>
+          <w:szCs w:val="24"/>
+        </w:rPr>
+        <w:t>distribusi</w:t>
+      </w:r>
+      <w:proofErr w:type="spellEnd"/>
+      <w:r>
+        <w:rPr>
+          <w:rFonts w:ascii="Times New Roman" w:hAnsi="Times New Roman" w:cs="Times New Roman"/>
+          <w:sz w:val="24"/>
+          <w:szCs w:val="24"/>
+        </w:rPr>
+        <w:t xml:space="preserve"> BPM, </w:t>
+      </w:r>
+      <w:proofErr w:type="spellStart"/>
+      <w:r>
+        <w:rPr>
+          <w:rFonts w:ascii="Times New Roman" w:hAnsi="Times New Roman" w:cs="Times New Roman"/>
+          <w:sz w:val="24"/>
+          <w:szCs w:val="24"/>
+        </w:rPr>
+        <w:t>kualitas</w:t>
+      </w:r>
+      <w:proofErr w:type="spellEnd"/>
+      <w:r>
+        <w:rPr>
+          <w:rFonts w:ascii="Times New Roman" w:hAnsi="Times New Roman" w:cs="Times New Roman"/>
+          <w:sz w:val="24"/>
+          <w:szCs w:val="24"/>
+        </w:rPr>
+        <w:t xml:space="preserve"> </w:t>
+      </w:r>
+      <w:proofErr w:type="spellStart"/>
+      <w:r>
+        <w:rPr>
+          <w:rFonts w:ascii="Times New Roman" w:hAnsi="Times New Roman" w:cs="Times New Roman"/>
+          <w:sz w:val="24"/>
+          <w:szCs w:val="24"/>
+        </w:rPr>
+        <w:t>kontak</w:t>
+      </w:r>
+      <w:proofErr w:type="spellEnd"/>
+      <w:r>
+        <w:rPr>
+          <w:rFonts w:ascii="Times New Roman" w:hAnsi="Times New Roman" w:cs="Times New Roman"/>
+          <w:sz w:val="24"/>
+          <w:szCs w:val="24"/>
+        </w:rPr>
+        <w:t xml:space="preserve">). Angka headline </w:t>
+      </w:r>
+      <w:proofErr w:type="spellStart"/>
+      <w:r>
+        <w:rPr>
+          <w:rFonts w:ascii="Times New Roman" w:hAnsi="Times New Roman" w:cs="Times New Roman"/>
+          <w:sz w:val="24"/>
+          <w:szCs w:val="24"/>
+        </w:rPr>
+        <w:t>berubah</w:t>
+      </w:r>
+      <w:proofErr w:type="spellEnd"/>
+      <w:r>
+        <w:rPr>
+          <w:rFonts w:ascii="Times New Roman" w:hAnsi="Times New Roman" w:cs="Times New Roman"/>
+          <w:sz w:val="24"/>
+          <w:szCs w:val="24"/>
+        </w:rPr>
+        <w:t xml:space="preserve"> </w:t>
+      </w:r>
+      <w:proofErr w:type="spellStart"/>
+      <w:r>
+        <w:rPr>
+          <w:rFonts w:ascii="Times New Roman" w:hAnsi="Times New Roman" w:cs="Times New Roman"/>
+          <w:sz w:val="24"/>
+          <w:szCs w:val="24"/>
+        </w:rPr>
+        <w:t>dari</w:t>
+      </w:r>
+      <w:proofErr w:type="spellEnd"/>
+      <w:r>
+        <w:rPr>
+          <w:rFonts w:ascii="Times New Roman" w:hAnsi="Times New Roman" w:cs="Times New Roman"/>
+          <w:sz w:val="24"/>
+          <w:szCs w:val="24"/>
+        </w:rPr>
+        <w:t xml:space="preserve"> delivery 99,86% (</w:t>
+      </w:r>
+      <w:proofErr w:type="spellStart"/>
+      <w:r>
+        <w:rPr>
+          <w:rFonts w:ascii="Times New Roman" w:hAnsi="Times New Roman" w:cs="Times New Roman"/>
+          <w:sz w:val="24"/>
+          <w:szCs w:val="24"/>
+        </w:rPr>
+        <w:t>satu</w:t>
+      </w:r>
+      <w:proofErr w:type="spellEnd"/>
+      <w:r>
+        <w:rPr>
+          <w:rFonts w:ascii="Times New Roman" w:hAnsi="Times New Roman" w:cs="Times New Roman"/>
+          <w:sz w:val="24"/>
+          <w:szCs w:val="24"/>
+        </w:rPr>
+        <w:t xml:space="preserve"> </w:t>
+      </w:r>
+      <w:proofErr w:type="spellStart"/>
+      <w:r>
+        <w:rPr>
+          <w:rFonts w:ascii="Times New Roman" w:hAnsi="Times New Roman" w:cs="Times New Roman"/>
+          <w:sz w:val="24"/>
+          <w:szCs w:val="24"/>
+        </w:rPr>
+        <w:t>sesi</w:t>
+      </w:r>
+      <w:proofErr w:type="spellEnd"/>
+      <w:r>
+        <w:rPr>
+          <w:rFonts w:ascii="Times New Roman" w:hAnsi="Times New Roman" w:cs="Times New Roman"/>
+          <w:sz w:val="24"/>
+          <w:szCs w:val="24"/>
+        </w:rPr>
+        <w:t xml:space="preserve"> lama) </w:t>
+      </w:r>
+      <w:proofErr w:type="spellStart"/>
+      <w:r>
+        <w:rPr>
+          <w:rFonts w:ascii="Times New Roman" w:hAnsi="Times New Roman" w:cs="Times New Roman"/>
+          <w:sz w:val="24"/>
+          <w:szCs w:val="24"/>
+        </w:rPr>
+        <w:t>menjadi</w:t>
+      </w:r>
+      <w:proofErr w:type="spellEnd"/>
+      <w:r>
+        <w:rPr>
+          <w:rFonts w:ascii="Times New Roman" w:hAnsi="Times New Roman" w:cs="Times New Roman"/>
+          <w:sz w:val="24"/>
+          <w:szCs w:val="24"/>
+        </w:rPr>
+        <w:t xml:space="preserve">: fidelity 100% &amp; </w:t>
+      </w:r>
+      <w:proofErr w:type="spellStart"/>
+      <w:r>
+        <w:rPr>
+          <w:rFonts w:ascii="Times New Roman" w:hAnsi="Times New Roman" w:cs="Times New Roman"/>
+          <w:sz w:val="24"/>
+          <w:szCs w:val="24"/>
+        </w:rPr>
+        <w:t>kehilangan</w:t>
+      </w:r>
+      <w:proofErr w:type="spellEnd"/>
+      <w:r>
+        <w:rPr>
+          <w:rFonts w:ascii="Times New Roman" w:hAnsi="Times New Roman" w:cs="Times New Roman"/>
+          <w:sz w:val="24"/>
+          <w:szCs w:val="24"/>
+        </w:rPr>
+        <w:t xml:space="preserve"> ≈0 </w:t>
+      </w:r>
+      <w:proofErr w:type="spellStart"/>
+      <w:r>
+        <w:rPr>
+          <w:rFonts w:ascii="Times New Roman" w:hAnsi="Times New Roman" w:cs="Times New Roman"/>
+          <w:sz w:val="24"/>
+          <w:szCs w:val="24"/>
+        </w:rPr>
+        <w:t>saat</w:t>
+      </w:r>
+      <w:proofErr w:type="spellEnd"/>
+      <w:r>
+        <w:rPr>
+          <w:rFonts w:ascii="Times New Roman" w:hAnsi="Times New Roman" w:cs="Times New Roman"/>
+          <w:sz w:val="24"/>
+          <w:szCs w:val="24"/>
+        </w:rPr>
+        <w:t xml:space="preserve"> link </w:t>
+      </w:r>
+      <w:proofErr w:type="spellStart"/>
+      <w:r>
+        <w:rPr>
+          <w:rFonts w:ascii="Times New Roman" w:hAnsi="Times New Roman" w:cs="Times New Roman"/>
+          <w:sz w:val="24"/>
+          <w:szCs w:val="24"/>
+        </w:rPr>
+        <w:t>aktif</w:t>
+      </w:r>
+      <w:proofErr w:type="spellEnd"/>
+      <w:r>
+        <w:rPr>
+          <w:rFonts w:ascii="Times New Roman" w:hAnsi="Times New Roman" w:cs="Times New Roman"/>
+          <w:sz w:val="24"/>
+          <w:szCs w:val="24"/>
+        </w:rPr>
+        <w:t xml:space="preserve">, </w:t>
+      </w:r>
+      <w:proofErr w:type="spellStart"/>
+      <w:r>
+        <w:rPr>
+          <w:rFonts w:ascii="Times New Roman" w:hAnsi="Times New Roman" w:cs="Times New Roman"/>
+          <w:sz w:val="24"/>
+          <w:szCs w:val="24"/>
+        </w:rPr>
+        <w:t>dengan</w:t>
+      </w:r>
+      <w:proofErr w:type="spellEnd"/>
+      <w:r>
+        <w:rPr>
+          <w:rFonts w:ascii="Times New Roman" w:hAnsi="Times New Roman" w:cs="Times New Roman"/>
+          <w:sz w:val="24"/>
+          <w:szCs w:val="24"/>
+        </w:rPr>
+        <w:t xml:space="preserve"> delivery </w:t>
+      </w:r>
+      <w:proofErr w:type="spellStart"/>
+      <w:r>
+        <w:rPr>
+          <w:rFonts w:ascii="Times New Roman" w:hAnsi="Times New Roman" w:cs="Times New Roman"/>
+          <w:sz w:val="24"/>
+          <w:szCs w:val="24"/>
+        </w:rPr>
+        <w:t>agregat</w:t>
+      </w:r>
+      <w:proofErr w:type="spellEnd"/>
+      <w:r>
+        <w:rPr>
+          <w:rFonts w:ascii="Times New Roman" w:hAnsi="Times New Roman" w:cs="Times New Roman"/>
+          <w:sz w:val="24"/>
+          <w:szCs w:val="24"/>
+        </w:rPr>
+        <w:t xml:space="preserve"> 88,1% yang </w:t>
+      </w:r>
+      <w:proofErr w:type="spellStart"/>
+      <w:r>
+        <w:rPr>
+          <w:rFonts w:ascii="Times New Roman" w:hAnsi="Times New Roman" w:cs="Times New Roman"/>
+          <w:sz w:val="24"/>
+          <w:szCs w:val="24"/>
+        </w:rPr>
+        <w:t>mengungkap</w:t>
+      </w:r>
+      <w:proofErr w:type="spellEnd"/>
+      <w:r>
+        <w:rPr>
+          <w:rFonts w:ascii="Times New Roman" w:hAnsi="Times New Roman" w:cs="Times New Roman"/>
+          <w:sz w:val="24"/>
+          <w:szCs w:val="24"/>
+        </w:rPr>
+        <w:t xml:space="preserve"> </w:t>
+      </w:r>
+      <w:proofErr w:type="spellStart"/>
+      <w:r>
+        <w:rPr>
+          <w:rFonts w:ascii="Times New Roman" w:hAnsi="Times New Roman" w:cs="Times New Roman"/>
+          <w:sz w:val="24"/>
+          <w:szCs w:val="24"/>
+        </w:rPr>
+        <w:t>keterbatasan</w:t>
+      </w:r>
+      <w:proofErr w:type="spellEnd"/>
+      <w:r>
+        <w:rPr>
+          <w:rFonts w:ascii="Times New Roman" w:hAnsi="Times New Roman" w:cs="Times New Roman"/>
+          <w:sz w:val="24"/>
+          <w:szCs w:val="24"/>
+        </w:rPr>
+        <w:t xml:space="preserve"> backfill. Skrip </w:t>
+      </w:r>
+      <w:proofErr w:type="spellStart"/>
+      <w:r>
+        <w:rPr>
+          <w:rFonts w:ascii="Times New Roman" w:hAnsi="Times New Roman" w:cs="Times New Roman"/>
+          <w:sz w:val="24"/>
+          <w:szCs w:val="24"/>
+        </w:rPr>
+        <w:t>analisis</w:t>
+      </w:r>
+      <w:proofErr w:type="spellEnd"/>
+      <w:r>
+        <w:rPr>
+          <w:rFonts w:ascii="Times New Roman" w:hAnsi="Times New Roman" w:cs="Times New Roman"/>
+          <w:sz w:val="24"/>
+          <w:szCs w:val="24"/>
+        </w:rPr>
+        <w:t xml:space="preserve"> reproducible: </w:t>
+      </w:r>
+      <w:proofErr w:type="spellStart"/>
+      <w:r>
+        <w:rPr>
+          <w:rFonts w:ascii="Times New Roman" w:hAnsi="Times New Roman" w:cs="Times New Roman"/>
+          <w:sz w:val="24"/>
+          <w:szCs w:val="24"/>
+        </w:rPr>
+        <w:t>hr_analysis</w:t>
+      </w:r>
+      <w:proofErr w:type="spellEnd"/>
+      <w:r>
+        <w:rPr>
+          <w:rFonts w:ascii="Times New Roman" w:hAnsi="Times New Roman" w:cs="Times New Roman"/>
+          <w:sz w:val="24"/>
+          <w:szCs w:val="24"/>
+        </w:rPr>
+        <w:t>/make_figs.py.</w:t>
       </w:r>
     </w:p>
     <w:sectPr>
